--- a/workbench.docx
+++ b/workbench.docx
@@ -20,7 +20,77 @@
     </w:p>
     <w:p>
       <w:r>
-        <w:t>Computer Vision Workbench (CV Workbench) is a software system that allows a non-programmer to do experimentation with image processing. Computer vision attempts to identify three dimensional scenes from two dimensional images. Visual image features cue what from the scene produces them. Different operators process images to detect these features. The operators are flexible to find these features under different lighting and imaging conditions. Parameters control how these operators process and analyze images. A series of operators and parameter values progressively process images to produce results that are reviewed and evaluated.</w:t>
+        <w:t>Computer vision reconstructs three dimensional scenes from two dimensional images</w:t>
+      </w:r>
+      <w:r>
+        <w:t xml:space="preserve">. </w:t>
+      </w:r>
+      <w:r>
+        <w:t>Computer vision techniques use image features recognize scene objects that would appear as those features</w:t>
+      </w:r>
+      <w:r>
+        <w:t xml:space="preserve">. </w:t>
+      </w:r>
+      <w:r>
+        <w:t>Image processing operators extract features from images</w:t>
+      </w:r>
+      <w:r>
+        <w:t xml:space="preserve">. </w:t>
+      </w:r>
+      <w:r>
+        <w:t>The accuracy of those operators determines the effectiveness of the computer vision techniques</w:t>
+      </w:r>
+      <w:r>
+        <w:t>.</w:t>
+      </w:r>
+      <w:r>
+        <w:t xml:space="preserve"> </w:t>
+      </w:r>
+    </w:p>
+    <w:p>
+      <w:r>
+        <w:t xml:space="preserve"> Image processing operators use differences of intensities over the image to find features.</w:t>
+      </w:r>
+      <w:r>
+        <w:t xml:space="preserve"> </w:t>
+      </w:r>
+      <w:r>
+        <w:t>Sequences of operators progressive clarify features.</w:t>
+      </w:r>
+      <w:r>
+        <w:t xml:space="preserve"> </w:t>
+      </w:r>
+      <w:r>
+        <w:t>Operators' function is adjusted with parameters to adjust for varying imaging conditions.</w:t>
+      </w:r>
+      <w:r>
+        <w:t xml:space="preserve"> </w:t>
+      </w:r>
+      <w:r>
+        <w:t>The operators and parameters are chosen by trial and error to determine the best sequence.</w:t>
+      </w:r>
+    </w:p>
+    <w:p>
+      <w:r>
+        <w:t>Computer vision techniques require testing against a large number of sample images.</w:t>
+      </w:r>
+      <w:r>
+        <w:t xml:space="preserve"> </w:t>
+      </w:r>
+      <w:r>
+        <w:t>The tests have to be precisely performed to correctly compare results.</w:t>
+      </w:r>
+      <w:r>
+        <w:t xml:space="preserve"> </w:t>
+      </w:r>
+      <w:r>
+        <w:t>Running tests manually is slow, tedious, and unreliable.</w:t>
+      </w:r>
+      <w:r>
+        <w:t xml:space="preserve"> </w:t>
+      </w:r>
+      <w:r>
+        <w:t>Test results must be recorded to be able to analyze and verify them after the fact.</w:t>
       </w:r>
     </w:p>
     <w:p>
@@ -36,20 +106,7 @@
     </w:p>
     <w:p>
       <w:r>
-        <w:t xml:space="preserve">Developing a computer vision technique involves creating sequences of operators to find how </w:t>
-      </w:r>
-      <w:proofErr w:type="spellStart"/>
-      <w:r>
-        <w:t>wellthey</w:t>
-      </w:r>
-      <w:proofErr w:type="spellEnd"/>
-      <w:r>
-        <w:t xml:space="preserve"> work to identify features in images. The best operators and parameter values are determined by trial and error. The operators must be applied the same way to test images to accurately compare results. The operator and parameter values are adjusted until they best identify the features in images produced under a set of imaging conditions.</w:t>
-      </w:r>
-    </w:p>
-    <w:p>
-      <w:r>
-        <w:t>The operators and parameter values are recorded in scripts that can ensure the same processing occurs in each trial. Results from each trial are recorded to be reviewed and analyzed to evaluate the scripts. The final scripts are used in creating the computer vision techniques.</w:t>
+        <w:t>This goal of the system is to make creating computer vision methods easier. The operators and parameter values are predefined. Scripts allow easily writing and changing operator sequences. Running scripts makes running tests faster and more reproducible. Results from each run are recorded to allow reviewing and analyzing after the fact.  Finished scripts can be used to design the final computer vision procedure</w:t>
       </w:r>
     </w:p>
     <w:p>
@@ -57,25 +114,12 @@
         <w:pStyle w:val="Heading1"/>
       </w:pPr>
       <w:r>
-        <w:t>Description</w:t>
-      </w:r>
-    </w:p>
-    <w:p>
-      <w:r>
-        <w:t xml:space="preserve">The software system stores scripts as text files that it reads and processes. The text files have a specified format to show what operators and parameters to use.  Images are stored in particular formats as are other analysis data, which are used as input and output of operators. Additional programs permit analyzing and visualizing results of trials. </w:t>
-      </w:r>
-    </w:p>
-    <w:p>
-      <w:pPr>
-        <w:pStyle w:val="Heading1"/>
-      </w:pPr>
-      <w:r>
         <w:t>Method</w:t>
       </w:r>
     </w:p>
     <w:p>
       <w:r>
-        <w:t xml:space="preserve">Scripts record operators and parameter values in </w:t>
+        <w:t xml:space="preserve">Scripts are written as </w:t>
       </w:r>
       <w:hyperlink r:id="rId8" w:history="1">
         <w:r>
@@ -86,7 +130,7 @@
         </w:r>
       </w:hyperlink>
       <w:r>
-        <w:t xml:space="preserve"> format that clearly defines the operator parameters, and are easily changed based on the results. The scripts identify images and other data used by operators. The scripts are run by a program that allows operators to process inputs and produce results. There are a predefined group of operators. Operators have a description of their function, what inputs they take, the parameters they use, and what outputs they produce. Additional operators can be added by programming the system. Operator run output is logged for later review.</w:t>
+        <w:t xml:space="preserve"> text files whose format clearly defines operators and parameters to use. Operators use and produce images and other data in specific formats described by the system. The scripts are run by a program that allows operators to process inputs and produce results. Descriptions of operator functions, their inputs, the parameters they use, and what outputs they produce follow in the document below. Additional operators can be added by programming the system. Operators produce log output that can be inspected and saved for later review.</w:t>
       </w:r>
     </w:p>
     <w:p>
@@ -102,7 +146,6 @@
         <w:t>Operators can be separated into image processing function domains.</w:t>
       </w:r>
     </w:p>
-    <w:p/>
     <w:tbl>
       <w:tblPr>
         <w:tblStyle w:val="PlainTable1"/>
@@ -110,12 +153,14 @@
         <w:tblLook w:val="04A0" w:firstRow="1" w:lastRow="0" w:firstColumn="1" w:lastColumn="0" w:noHBand="0" w:noVBand="1"/>
       </w:tblPr>
       <w:tblGrid>
-        <w:gridCol w:w="2000"/>
-        <w:gridCol w:w="7350"/>
+        <w:gridCol w:w="2015"/>
+        <w:gridCol w:w="7335"/>
       </w:tblGrid>
       <w:tr>
         <w:trPr>
           <w:cnfStyle w:val="100000000000" w:firstRow="1" w:lastRow="0" w:firstColumn="0" w:lastColumn="0" w:oddVBand="0" w:evenVBand="0" w:oddHBand="0" w:evenHBand="0" w:firstRowFirstColumn="0" w:firstRowLastColumn="0" w:lastRowFirstColumn="0" w:lastRowLastColumn="0"/>
+          <w:cantSplit/>
+          <w:tblHeader/>
         </w:trPr>
         <w:tc>
           <w:tcPr>
@@ -123,6 +168,9 @@
             <w:tcW w:w="0" w:type="auto"/>
           </w:tcPr>
           <w:p>
+            <w:pPr>
+              <w:keepNext/>
+            </w:pPr>
             <w:r>
               <w:t>Domain</w:t>
             </w:r>
@@ -153,8 +201,7 @@
           </w:tcPr>
           <w:p>
             <w:r>
-              <w:lastRenderedPageBreak/>
-              <w:t>Filters</w:t>
+              <w:t>Binary operators</w:t>
             </w:r>
           </w:p>
         </w:tc>
@@ -167,7 +214,7 @@
               <w:cnfStyle w:val="000000100000" w:firstRow="0" w:lastRow="0" w:firstColumn="0" w:lastColumn="0" w:oddVBand="0" w:evenVBand="0" w:oddHBand="1" w:evenHBand="0" w:firstRowFirstColumn="0" w:firstRowLastColumn="0" w:lastRowFirstColumn="0" w:lastRowLastColumn="0"/>
             </w:pPr>
             <w:r>
-              <w:t>Pixel-level operators that transform pixel values or make computations on pixel neighborhoods that are stored in pixels.</w:t>
+              <w:t>Transformations of binary images</w:t>
             </w:r>
           </w:p>
         </w:tc>
@@ -222,7 +269,7 @@
               <w:cnfStyle w:val="000000100000" w:firstRow="0" w:lastRow="0" w:firstColumn="0" w:lastColumn="0" w:oddVBand="0" w:evenVBand="0" w:oddHBand="1" w:evenHBand="0" w:firstRowFirstColumn="0" w:firstRowLastColumn="0" w:lastRowFirstColumn="0" w:lastRowLastColumn="0"/>
             </w:pPr>
             <w:r>
-              <w:t>Region-level operators to detect and characterize arbitrary shaped features in images.</w:t>
+              <w:t>Image- and region-level operators to detect and characterize arbitrary shaped features in images.</w:t>
             </w:r>
           </w:p>
         </w:tc>
@@ -235,7 +282,7 @@
           </w:tcPr>
           <w:p>
             <w:r>
-              <w:t>Binary operators</w:t>
+              <w:t>Filters</w:t>
             </w:r>
           </w:p>
         </w:tc>
@@ -248,7 +295,7 @@
               <w:cnfStyle w:val="000000000000" w:firstRow="0" w:lastRow="0" w:firstColumn="0" w:lastColumn="0" w:oddVBand="0" w:evenVBand="0" w:oddHBand="0" w:evenHBand="0" w:firstRowFirstColumn="0" w:firstRowLastColumn="0" w:lastRowFirstColumn="0" w:lastRowLastColumn="0"/>
             </w:pPr>
             <w:r>
-              <w:t>Transformations of binary images</w:t>
+              <w:t>Pixel-level operators that transform pixel values or make computations on pixel neighborhoods that are stored in pixels.</w:t>
             </w:r>
           </w:p>
         </w:tc>
@@ -264,7 +311,7 @@
           </w:tcPr>
           <w:p>
             <w:r>
-              <w:t>Histogram operators</w:t>
+              <w:t>Geometric operations</w:t>
             </w:r>
           </w:p>
         </w:tc>
@@ -277,7 +324,7 @@
               <w:cnfStyle w:val="000000100000" w:firstRow="0" w:lastRow="0" w:firstColumn="0" w:lastColumn="0" w:oddVBand="0" w:evenVBand="0" w:oddHBand="1" w:evenHBand="0" w:firstRowFirstColumn="0" w:firstRowLastColumn="0" w:lastRowFirstColumn="0" w:lastRowLastColumn="0"/>
             </w:pPr>
             <w:r>
-              <w:t>Creating, transforming, or extracting. parameters of histograms.</w:t>
+              <w:t>Projecting images based on different viewing geometries.</w:t>
             </w:r>
           </w:p>
         </w:tc>
@@ -290,7 +337,8 @@
           </w:tcPr>
           <w:p>
             <w:r>
-              <w:t>Image operators</w:t>
+              <w:lastRenderedPageBreak/>
+              <w:t>Histogram operators</w:t>
             </w:r>
           </w:p>
         </w:tc>
@@ -303,7 +351,7 @@
               <w:cnfStyle w:val="000000000000" w:firstRow="0" w:lastRow="0" w:firstColumn="0" w:lastColumn="0" w:oddVBand="0" w:evenVBand="0" w:oddHBand="0" w:evenHBand="0" w:firstRowFirstColumn="0" w:firstRowLastColumn="0" w:lastRowFirstColumn="0" w:lastRowLastColumn="0"/>
             </w:pPr>
             <w:r>
-              <w:t>Various image-wide transforms.</w:t>
+              <w:t>Creating, transforming, or extracting. parameters of histograms.</w:t>
             </w:r>
           </w:p>
         </w:tc>
@@ -319,7 +367,7 @@
           </w:tcPr>
           <w:p>
             <w:r>
-              <w:t>Geometric operations</w:t>
+              <w:t>Transforms</w:t>
             </w:r>
           </w:p>
         </w:tc>
@@ -332,7 +380,7 @@
               <w:cnfStyle w:val="000000100000" w:firstRow="0" w:lastRow="0" w:firstColumn="0" w:lastColumn="0" w:oddVBand="0" w:evenVBand="0" w:oddHBand="1" w:evenHBand="0" w:firstRowFirstColumn="0" w:firstRowLastColumn="0" w:lastRowFirstColumn="0" w:lastRowLastColumn="0"/>
             </w:pPr>
             <w:r>
-              <w:t>Projecting images based on different viewing geometries.</w:t>
+              <w:t>Various image-wide changes.</w:t>
             </w:r>
           </w:p>
         </w:tc>
@@ -341,7 +389,7 @@
     <w:p/>
     <w:p>
       <w:r>
-        <w:t>Operator classes are specific groups of operators as suggested under domains above.</w:t>
+        <w:t>Within each domain, there are operator classes for specific groups of operators.</w:t>
       </w:r>
     </w:p>
     <w:p>
@@ -357,7 +405,7 @@
         <w:pStyle w:val="NoSpacing"/>
       </w:pPr>
       <w:r>
-        <w:t xml:space="preserve">    edge detectors</w:t>
+        <w:t xml:space="preserve">    Edge detectors</w:t>
       </w:r>
     </w:p>
     <w:p>
@@ -365,7 +413,7 @@
         <w:pStyle w:val="NoSpacing"/>
       </w:pPr>
       <w:r>
-        <w:t xml:space="preserve">    convolutions</w:t>
+        <w:t xml:space="preserve">    Convolutions</w:t>
       </w:r>
     </w:p>
     <w:p>
@@ -373,7 +421,7 @@
         <w:pStyle w:val="NoSpacing"/>
       </w:pPr>
       <w:r>
-        <w:t xml:space="preserve">    thresholding</w:t>
+        <w:t xml:space="preserve">    Thresholding</w:t>
       </w:r>
     </w:p>
     <w:p>
@@ -389,7 +437,7 @@
         <w:pStyle w:val="NoSpacing"/>
       </w:pPr>
       <w:r>
-        <w:t xml:space="preserve">    feature matching</w:t>
+        <w:t xml:space="preserve">    Feature matching</w:t>
       </w:r>
     </w:p>
     <w:p>
@@ -397,7 +445,7 @@
         <w:pStyle w:val="NoSpacing"/>
       </w:pPr>
       <w:r>
-        <w:t xml:space="preserve">    pattern matching</w:t>
+        <w:t xml:space="preserve">    Pattern matching</w:t>
       </w:r>
     </w:p>
     <w:p>
@@ -413,7 +461,7 @@
         <w:pStyle w:val="NoSpacing"/>
       </w:pPr>
       <w:r>
-        <w:t xml:space="preserve">    region growing and classification</w:t>
+        <w:t xml:space="preserve">    Region growing and classification</w:t>
       </w:r>
     </w:p>
     <w:p>
@@ -437,7 +485,7 @@
         <w:pStyle w:val="NoSpacing"/>
       </w:pPr>
       <w:r>
-        <w:t xml:space="preserve">    morphological operations</w:t>
+        <w:t xml:space="preserve">    Morphological operations</w:t>
       </w:r>
     </w:p>
     <w:p>
@@ -457,7 +505,7 @@
       </w:r>
       <w:proofErr w:type="spellStart"/>
       <w:r>
-        <w:t>histogramming</w:t>
+        <w:t>Histogramming</w:t>
       </w:r>
       <w:proofErr w:type="spellEnd"/>
       <w:r>
@@ -473,7 +521,7 @@
       </w:r>
       <w:proofErr w:type="spellStart"/>
       <w:r>
-        <w:t>histgramming</w:t>
+        <w:t>Histgramming</w:t>
       </w:r>
       <w:proofErr w:type="spellEnd"/>
       <w:r>
@@ -485,7 +533,7 @@
         <w:pStyle w:val="NoSpacing"/>
       </w:pPr>
       <w:r>
-        <w:t xml:space="preserve">    histogram </w:t>
+        <w:t xml:space="preserve">    Histogram </w:t>
       </w:r>
       <w:proofErr w:type="spellStart"/>
       <w:r>
@@ -498,7 +546,7 @@
         <w:pStyle w:val="NoSpacing"/>
       </w:pPr>
       <w:r>
-        <w:t xml:space="preserve">    threshold selection</w:t>
+        <w:t xml:space="preserve">    Threshold selection</w:t>
       </w:r>
     </w:p>
     <w:p>
@@ -514,7 +562,7 @@
         <w:pStyle w:val="NoSpacing"/>
       </w:pPr>
       <w:r>
-        <w:t xml:space="preserve">    image transforms</w:t>
+        <w:t xml:space="preserve">    Image transforms</w:t>
       </w:r>
     </w:p>
     <w:p>
@@ -522,7 +570,7 @@
         <w:pStyle w:val="NoSpacing"/>
       </w:pPr>
       <w:r>
-        <w:t xml:space="preserve">    image coding</w:t>
+        <w:t xml:space="preserve">    Image coding</w:t>
       </w:r>
     </w:p>
     <w:p>
@@ -530,7 +578,7 @@
         <w:pStyle w:val="NoSpacing"/>
       </w:pPr>
       <w:r>
-        <w:t xml:space="preserve">    image compression</w:t>
+        <w:t xml:space="preserve">    Image compression</w:t>
       </w:r>
     </w:p>
     <w:p>
@@ -546,7 +594,7 @@
         <w:pStyle w:val="NoSpacing"/>
       </w:pPr>
       <w:r>
-        <w:t xml:space="preserve">    resampling</w:t>
+        <w:t xml:space="preserve">    Resampling</w:t>
       </w:r>
     </w:p>
     <w:p>
@@ -554,7 +602,7 @@
         <w:pStyle w:val="NoSpacing"/>
       </w:pPr>
       <w:r>
-        <w:t xml:space="preserve">    warping</w:t>
+        <w:t xml:space="preserve">    Warping</w:t>
       </w:r>
     </w:p>
     <w:p>
@@ -562,153 +610,27 @@
         <w:pStyle w:val="NoSpacing"/>
       </w:pPr>
       <w:r>
-        <w:t xml:space="preserve">    pyramids</w:t>
-      </w:r>
-    </w:p>
-    <w:p/>
-    <w:p>
-      <w:r>
-        <w:t>Each operator class has a specific set of operator instances. Examples are:</w:t>
-      </w:r>
-    </w:p>
-    <w:p/>
-    <w:tbl>
-      <w:tblPr>
-        <w:tblStyle w:val="TableGrid"/>
-        <w:tblW w:w="0" w:type="auto"/>
-        <w:tblLook w:val="04A0" w:firstRow="1" w:lastRow="0" w:firstColumn="1" w:lastColumn="0" w:noHBand="0" w:noVBand="1"/>
-      </w:tblPr>
-      <w:tblGrid>
-        <w:gridCol w:w="4675"/>
-        <w:gridCol w:w="4675"/>
-      </w:tblGrid>
-      <w:tr>
-        <w:tc>
-          <w:tcPr>
-            <w:tcW w:w="4675" w:type="dxa"/>
-          </w:tcPr>
-          <w:p>
-            <w:pPr>
-              <w:pStyle w:val="NoSpacing"/>
-            </w:pPr>
-            <w:r>
-              <w:t>Edge operators</w:t>
-            </w:r>
-          </w:p>
-        </w:tc>
-        <w:tc>
-          <w:tcPr>
-            <w:tcW w:w="4675" w:type="dxa"/>
-          </w:tcPr>
-          <w:p>
-            <w:pPr>
-              <w:pStyle w:val="NoSpacing"/>
-            </w:pPr>
-            <w:r>
-              <w:t xml:space="preserve">Sobel, Prewitt, Roberts, difference of gaussian, </w:t>
-            </w:r>
-            <w:proofErr w:type="spellStart"/>
-            <w:r>
-              <w:t>laplacian</w:t>
-            </w:r>
-            <w:proofErr w:type="spellEnd"/>
-            <w:r>
-              <w:t>, etc. plus thresholding</w:t>
-            </w:r>
-          </w:p>
-        </w:tc>
-      </w:tr>
-      <w:tr>
-        <w:tc>
-          <w:tcPr>
-            <w:tcW w:w="4675" w:type="dxa"/>
-          </w:tcPr>
-          <w:p>
-            <w:pPr>
-              <w:pStyle w:val="NoSpacing"/>
-            </w:pPr>
-            <w:r>
-              <w:t>Convolution operators</w:t>
-            </w:r>
-          </w:p>
-        </w:tc>
-        <w:tc>
-          <w:tcPr>
-            <w:tcW w:w="4675" w:type="dxa"/>
-          </w:tcPr>
-          <w:p>
-            <w:pPr>
-              <w:pStyle w:val="NoSpacing"/>
-            </w:pPr>
-            <w:r>
-              <w:t>Smoothing, singular value decomposition</w:t>
-            </w:r>
-          </w:p>
-        </w:tc>
-      </w:tr>
-      <w:tr>
-        <w:tc>
-          <w:tcPr>
-            <w:tcW w:w="4675" w:type="dxa"/>
-          </w:tcPr>
-          <w:p>
-            <w:pPr>
-              <w:pStyle w:val="NoSpacing"/>
-            </w:pPr>
-            <w:r>
-              <w:t>Thresholding</w:t>
-            </w:r>
-          </w:p>
-        </w:tc>
-        <w:tc>
-          <w:tcPr>
-            <w:tcW w:w="4675" w:type="dxa"/>
-          </w:tcPr>
-          <w:p>
-            <w:pPr>
-              <w:pStyle w:val="NoSpacing"/>
-            </w:pPr>
-            <w:r>
-              <w:t>Direct, adaptive</w:t>
-            </w:r>
-          </w:p>
-        </w:tc>
-      </w:tr>
-      <w:tr>
-        <w:tc>
-          <w:tcPr>
-            <w:tcW w:w="4675" w:type="dxa"/>
-          </w:tcPr>
-          <w:p>
-            <w:pPr>
-              <w:pStyle w:val="NoSpacing"/>
-            </w:pPr>
-            <w:r>
-              <w:t>Image operators</w:t>
-            </w:r>
-          </w:p>
-        </w:tc>
-        <w:tc>
-          <w:tcPr>
-            <w:tcW w:w="4675" w:type="dxa"/>
-          </w:tcPr>
-          <w:p>
-            <w:pPr>
-              <w:pStyle w:val="NoSpacing"/>
-            </w:pPr>
-            <w:r>
-              <w:t>Fourier transforms, sine transforms</w:t>
-            </w:r>
-          </w:p>
-        </w:tc>
-      </w:tr>
-    </w:tbl>
+        <w:t xml:space="preserve">    Pyramids</w:t>
+      </w:r>
+    </w:p>
+    <w:p>
+      <w:pPr>
+        <w:pStyle w:val="NoSpacing"/>
+      </w:pPr>
+    </w:p>
+    <w:p>
+      <w:pPr>
+        <w:pStyle w:val="NoSpacing"/>
+      </w:pPr>
+      <w:r>
+        <w:t>These will be described in the section on image operators below.</w:t>
+      </w:r>
+    </w:p>
     <w:p>
       <w:pPr>
         <w:pStyle w:val="Heading1"/>
       </w:pPr>
       <w:r>
-        <w:lastRenderedPageBreak/>
         <w:t>Experiments</w:t>
       </w:r>
     </w:p>
@@ -770,83 +692,18 @@
     </w:p>
     <w:p>
       <w:pPr>
-        <w:pStyle w:val="NoSpacing"/>
-      </w:pPr>
+        <w:pStyle w:val="Normalafterlist"/>
+      </w:pPr>
+      <w:r>
+        <w:t>These scripts may be run against a set of sample images to test the effectiveness of the processing. Data produced by experiments are saved. The processing and results of operators are logged for later review.</w:t>
+      </w:r>
     </w:p>
     <w:p>
       <w:pPr>
         <w:pStyle w:val="Heading1"/>
       </w:pPr>
       <w:r>
-        <w:t>Data Types</w:t>
-      </w:r>
-    </w:p>
-    <w:p>
-      <w:pPr>
-        <w:pStyle w:val="NoSpacing"/>
-      </w:pPr>
-      <w:r>
-        <w:t>Image processing operators input and output specific types of data including:</w:t>
-      </w:r>
-    </w:p>
-    <w:p>
-      <w:pPr>
-        <w:pStyle w:val="NoSpacing"/>
-        <w:numPr>
-          <w:ilvl w:val="0"/>
-          <w:numId w:val="18"/>
-        </w:numPr>
-      </w:pPr>
-      <w:r>
-        <w:t>Images (grayscale, binary, and color)</w:t>
-      </w:r>
-    </w:p>
-    <w:p>
-      <w:pPr>
-        <w:pStyle w:val="NoSpacing"/>
-        <w:numPr>
-          <w:ilvl w:val="0"/>
-          <w:numId w:val="18"/>
-        </w:numPr>
-      </w:pPr>
-      <w:r>
-        <w:t>Histograms</w:t>
-      </w:r>
-    </w:p>
-    <w:p>
-      <w:pPr>
-        <w:pStyle w:val="NoSpacing"/>
-        <w:numPr>
-          <w:ilvl w:val="0"/>
-          <w:numId w:val="18"/>
-        </w:numPr>
-      </w:pPr>
-      <w:r>
-        <w:t>Features</w:t>
-      </w:r>
-    </w:p>
-    <w:p>
-      <w:pPr>
-        <w:pStyle w:val="NoSpacing"/>
-        <w:numPr>
-          <w:ilvl w:val="0"/>
-          <w:numId w:val="18"/>
-        </w:numPr>
-      </w:pPr>
-      <w:r>
-        <w:t>Regions</w:t>
-      </w:r>
-    </w:p>
-    <w:p>
-      <w:pPr>
-        <w:pStyle w:val="NoSpacing"/>
-      </w:pPr>
-    </w:p>
-    <w:p>
-      <w:pPr>
-        <w:pStyle w:val="Heading1"/>
-      </w:pPr>
-      <w:r>
+        <w:lastRenderedPageBreak/>
         <w:t>Comparison to other image processing systems</w:t>
       </w:r>
     </w:p>
@@ -863,8 +720,27 @@
           <w:numId w:val="19"/>
         </w:numPr>
       </w:pPr>
-      <w:r>
-        <w:t>OpenCV is a library for performing computer vision functions with which users write programs in C++. New image processing operators can be added to CV Workbench by optionally programming them in OpenCV.</w:t>
+      <w:hyperlink r:id="rId9" w:history="1">
+        <w:r>
+          <w:rPr>
+            <w:rStyle w:val="Hyperlink"/>
+          </w:rPr>
+          <w:t>OpenCV</w:t>
+        </w:r>
+      </w:hyperlink>
+      <w:r>
+        <w:t xml:space="preserve"> and </w:t>
+      </w:r>
+      <w:hyperlink r:id="rId10" w:history="1">
+        <w:r>
+          <w:rPr>
+            <w:rStyle w:val="Hyperlink"/>
+          </w:rPr>
+          <w:t>VIPS</w:t>
+        </w:r>
+      </w:hyperlink>
+      <w:r>
+        <w:t xml:space="preserve"> are libraries for performing computer vision functions with which users write programs in C++. New image processing operators can optionally be added to CV Workbench by programming them with these libraries.</w:t>
       </w:r>
     </w:p>
     <w:p>
@@ -875,21 +751,26 @@
           <w:numId w:val="19"/>
         </w:numPr>
       </w:pPr>
+      <w:hyperlink r:id="rId11" w:history="1">
+        <w:proofErr w:type="spellStart"/>
+        <w:r>
+          <w:rPr>
+            <w:rStyle w:val="Hyperlink"/>
+          </w:rPr>
+          <w:t>ImageMagick</w:t>
+        </w:r>
+        <w:proofErr w:type="spellEnd"/>
+      </w:hyperlink>
+      <w:r>
+        <w:t xml:space="preserve"> performs image operations using command line operations. </w:t>
+      </w:r>
       <w:proofErr w:type="spellStart"/>
       <w:r>
-        <w:t>ImageMagick</w:t>
+        <w:t>CVWorkbench</w:t>
       </w:r>
       <w:proofErr w:type="spellEnd"/>
       <w:r>
-        <w:t xml:space="preserve"> performs image operations using command line operations. </w:t>
-      </w:r>
-      <w:proofErr w:type="spellStart"/>
-      <w:r>
-        <w:t>CVWorkbench</w:t>
-      </w:r>
-      <w:proofErr w:type="spellEnd"/>
-      <w:r>
-        <w:t xml:space="preserve"> runs similar image processing operations, but uses JSON to make scripts easier to write and change.</w:t>
+        <w:t xml:space="preserve"> runs image processing operations in a similar way, but uses JSON to make scripts easier to write and change.</w:t>
       </w:r>
     </w:p>
     <w:p>
@@ -900,8 +781,42 @@
           <w:numId w:val="19"/>
         </w:numPr>
       </w:pPr>
-      <w:r>
-        <w:t>GIMP is an interactive tool to perform computer vision operations. CV Workbench uses scripts to make running series of image processing operations easier and more reliable.</w:t>
+      <w:hyperlink r:id="rId12" w:history="1">
+        <w:r>
+          <w:rPr>
+            <w:rStyle w:val="Hyperlink"/>
+          </w:rPr>
+          <w:t>GIMP</w:t>
+        </w:r>
+      </w:hyperlink>
+      <w:r>
+        <w:t xml:space="preserve">, </w:t>
+      </w:r>
+      <w:hyperlink r:id="rId13" w:history="1">
+        <w:proofErr w:type="spellStart"/>
+        <w:r>
+          <w:rPr>
+            <w:rStyle w:val="Hyperlink"/>
+          </w:rPr>
+          <w:t>CVIPTools</w:t>
+        </w:r>
+        <w:proofErr w:type="spellEnd"/>
+      </w:hyperlink>
+      <w:r>
+        <w:t xml:space="preserve">, and </w:t>
+      </w:r>
+      <w:hyperlink r:id="rId14" w:history="1">
+        <w:proofErr w:type="spellStart"/>
+        <w:r>
+          <w:rPr>
+            <w:rStyle w:val="Hyperlink"/>
+          </w:rPr>
+          <w:t>NIP2</w:t>
+        </w:r>
+        <w:proofErr w:type="spellEnd"/>
+      </w:hyperlink>
+      <w:r>
+        <w:t xml:space="preserve"> are interactive programs to perform computer vision operations manually. CV Workbench uses scripts to make running series of image processing operations easier and more reliable.</w:t>
       </w:r>
     </w:p>
     <w:p>
@@ -987,12 +902,12 @@
         <w:pStyle w:val="Heading2"/>
       </w:pPr>
       <w:r>
-        <w:t>Image data type format</w:t>
-      </w:r>
-    </w:p>
-    <w:p>
-      <w:r>
-        <w:t xml:space="preserve">The image data type indicates how binary image data is stored. Each pixel consists of one or more components. Grayscale images have one component value per pixel, color images have three </w:t>
+        <w:t xml:space="preserve">Image data type </w:t>
+      </w:r>
+    </w:p>
+    <w:p>
+      <w:r>
+        <w:t xml:space="preserve">Images are a matrix of pixel values consists of one or more components. Grayscale images have one component value per pixel, color images have three </w:t>
       </w:r>
       <w:proofErr w:type="spellStart"/>
       <w:r>
@@ -1028,7 +943,6 @@
               <w:pStyle w:val="NoSpacing"/>
             </w:pPr>
             <w:r>
-              <w:lastRenderedPageBreak/>
               <w:t>Value depth</w:t>
             </w:r>
           </w:p>
@@ -1376,31 +1290,15 @@
         <w:pStyle w:val="NoSpacing"/>
       </w:pPr>
       <w:r>
-        <w:t xml:space="preserve">Binary format image data is specified as “binary” type and are stored in </w:t>
+        <w:t xml:space="preserve">The binary image data files are defined by the workbench and have the following format. Color </w:t>
       </w:r>
       <w:proofErr w:type="spellStart"/>
       <w:r>
-        <w:t>CV_32S</w:t>
+        <w:t>RGB</w:t>
       </w:r>
       <w:proofErr w:type="spellEnd"/>
       <w:r>
-        <w:t xml:space="preserve"> and </w:t>
-      </w:r>
-      <w:proofErr w:type="spellStart"/>
-      <w:r>
-        <w:t>CV_32F</w:t>
-      </w:r>
-      <w:proofErr w:type="spellEnd"/>
-      <w:r>
-        <w:t xml:space="preserve"> formats. The binary image data files are defined by the workbench, and have the following format. Color </w:t>
-      </w:r>
-      <w:proofErr w:type="spellStart"/>
-      <w:r>
-        <w:t>RGB</w:t>
-      </w:r>
-      <w:proofErr w:type="spellEnd"/>
-      <w:r>
-        <w:t xml:space="preserve"> pixels are stored as three consecutive pixel values, the first red, the second green, and the last the blue value.</w:t>
+        <w:t xml:space="preserve"> pixels are stored as three consecutive pixel values for each component. The first pixel value is red, the second green, and the last a blue pixel value.</w:t>
       </w:r>
     </w:p>
     <w:p>
@@ -1415,9 +1313,9 @@
         <w:tblLook w:val="04A0" w:firstRow="1" w:lastRow="0" w:firstColumn="1" w:lastColumn="0" w:noHBand="0" w:noVBand="1"/>
       </w:tblPr>
       <w:tblGrid>
-        <w:gridCol w:w="3116"/>
-        <w:gridCol w:w="3117"/>
-        <w:gridCol w:w="3117"/>
+        <w:gridCol w:w="1415"/>
+        <w:gridCol w:w="2693"/>
+        <w:gridCol w:w="5242"/>
       </w:tblGrid>
       <w:tr>
         <w:trPr>
@@ -1426,20 +1324,21 @@
         <w:tc>
           <w:tcPr>
             <w:cnfStyle w:val="001000000000" w:firstRow="0" w:lastRow="0" w:firstColumn="1" w:lastColumn="0" w:oddVBand="0" w:evenVBand="0" w:oddHBand="0" w:evenHBand="0" w:firstRowFirstColumn="0" w:firstRowLastColumn="0" w:lastRowFirstColumn="0" w:lastRowLastColumn="0"/>
-            <w:tcW w:w="3116" w:type="dxa"/>
-          </w:tcPr>
-          <w:p>
-            <w:pPr>
-              <w:pStyle w:val="NoSpacing"/>
-            </w:pPr>
-            <w:r>
+            <w:tcW w:w="0" w:type="auto"/>
+          </w:tcPr>
+          <w:p>
+            <w:pPr>
+              <w:pStyle w:val="NoSpacing"/>
+            </w:pPr>
+            <w:r>
+              <w:lastRenderedPageBreak/>
               <w:t>Field</w:t>
             </w:r>
           </w:p>
         </w:tc>
         <w:tc>
           <w:tcPr>
-            <w:tcW w:w="3117" w:type="dxa"/>
+            <w:tcW w:w="0" w:type="auto"/>
           </w:tcPr>
           <w:p>
             <w:pPr>
@@ -1453,7 +1352,7 @@
         </w:tc>
         <w:tc>
           <w:tcPr>
-            <w:tcW w:w="3117" w:type="dxa"/>
+            <w:tcW w:w="0" w:type="auto"/>
           </w:tcPr>
           <w:p>
             <w:pPr>
@@ -1473,7 +1372,7 @@
         <w:tc>
           <w:tcPr>
             <w:cnfStyle w:val="001000000000" w:firstRow="0" w:lastRow="0" w:firstColumn="1" w:lastColumn="0" w:oddVBand="0" w:evenVBand="0" w:oddHBand="0" w:evenHBand="0" w:firstRowFirstColumn="0" w:firstRowLastColumn="0" w:lastRowFirstColumn="0" w:lastRowLastColumn="0"/>
-            <w:tcW w:w="3116" w:type="dxa"/>
+            <w:tcW w:w="0" w:type="auto"/>
           </w:tcPr>
           <w:p>
             <w:pPr>
@@ -1494,7 +1393,7 @@
         </w:tc>
         <w:tc>
           <w:tcPr>
-            <w:tcW w:w="3117" w:type="dxa"/>
+            <w:tcW w:w="0" w:type="auto"/>
           </w:tcPr>
           <w:p>
             <w:pPr>
@@ -1508,7 +1407,7 @@
         </w:tc>
         <w:tc>
           <w:tcPr>
-            <w:tcW w:w="3117" w:type="dxa"/>
+            <w:tcW w:w="0" w:type="auto"/>
           </w:tcPr>
           <w:p>
             <w:pPr>
@@ -1525,7 +1424,7 @@
         <w:tc>
           <w:tcPr>
             <w:cnfStyle w:val="001000000000" w:firstRow="0" w:lastRow="0" w:firstColumn="1" w:lastColumn="0" w:oddVBand="0" w:evenVBand="0" w:oddHBand="0" w:evenHBand="0" w:firstRowFirstColumn="0" w:firstRowLastColumn="0" w:lastRowFirstColumn="0" w:lastRowLastColumn="0"/>
-            <w:tcW w:w="3116" w:type="dxa"/>
+            <w:tcW w:w="0" w:type="auto"/>
           </w:tcPr>
           <w:p>
             <w:pPr>
@@ -1546,7 +1445,7 @@
         </w:tc>
         <w:tc>
           <w:tcPr>
-            <w:tcW w:w="3117" w:type="dxa"/>
+            <w:tcW w:w="0" w:type="auto"/>
           </w:tcPr>
           <w:p>
             <w:pPr>
@@ -1560,7 +1459,7 @@
         </w:tc>
         <w:tc>
           <w:tcPr>
-            <w:tcW w:w="3117" w:type="dxa"/>
+            <w:tcW w:w="0" w:type="auto"/>
           </w:tcPr>
           <w:p>
             <w:pPr>
@@ -1580,7 +1479,7 @@
         <w:tc>
           <w:tcPr>
             <w:cnfStyle w:val="001000000000" w:firstRow="0" w:lastRow="0" w:firstColumn="1" w:lastColumn="0" w:oddVBand="0" w:evenVBand="0" w:oddHBand="0" w:evenHBand="0" w:firstRowFirstColumn="0" w:firstRowLastColumn="0" w:lastRowFirstColumn="0" w:lastRowLastColumn="0"/>
-            <w:tcW w:w="3116" w:type="dxa"/>
+            <w:tcW w:w="0" w:type="auto"/>
           </w:tcPr>
           <w:p>
             <w:pPr>
@@ -1601,7 +1500,7 @@
         </w:tc>
         <w:tc>
           <w:tcPr>
-            <w:tcW w:w="3117" w:type="dxa"/>
+            <w:tcW w:w="0" w:type="auto"/>
           </w:tcPr>
           <w:p>
             <w:pPr>
@@ -1615,7 +1514,7 @@
         </w:tc>
         <w:tc>
           <w:tcPr>
-            <w:tcW w:w="3117" w:type="dxa"/>
+            <w:tcW w:w="0" w:type="auto"/>
           </w:tcPr>
           <w:p>
             <w:pPr>
@@ -1632,7 +1531,7 @@
         <w:tc>
           <w:tcPr>
             <w:cnfStyle w:val="001000000000" w:firstRow="0" w:lastRow="0" w:firstColumn="1" w:lastColumn="0" w:oddVBand="0" w:evenVBand="0" w:oddHBand="0" w:evenHBand="0" w:firstRowFirstColumn="0" w:firstRowLastColumn="0" w:lastRowFirstColumn="0" w:lastRowLastColumn="0"/>
-            <w:tcW w:w="3116" w:type="dxa"/>
+            <w:tcW w:w="0" w:type="auto"/>
           </w:tcPr>
           <w:p>
             <w:pPr>
@@ -1653,7 +1552,7 @@
         </w:tc>
         <w:tc>
           <w:tcPr>
-            <w:tcW w:w="3117" w:type="dxa"/>
+            <w:tcW w:w="0" w:type="auto"/>
           </w:tcPr>
           <w:p>
             <w:pPr>
@@ -1667,7 +1566,7 @@
         </w:tc>
         <w:tc>
           <w:tcPr>
-            <w:tcW w:w="3117" w:type="dxa"/>
+            <w:tcW w:w="0" w:type="auto"/>
           </w:tcPr>
           <w:p>
             <w:pPr>
@@ -1761,7 +1660,7 @@
         <w:tc>
           <w:tcPr>
             <w:cnfStyle w:val="001000000000" w:firstRow="0" w:lastRow="0" w:firstColumn="1" w:lastColumn="0" w:oddVBand="0" w:evenVBand="0" w:oddHBand="0" w:evenHBand="0" w:firstRowFirstColumn="0" w:firstRowLastColumn="0" w:lastRowFirstColumn="0" w:lastRowLastColumn="0"/>
-            <w:tcW w:w="3116" w:type="dxa"/>
+            <w:tcW w:w="0" w:type="auto"/>
           </w:tcPr>
           <w:p>
             <w:pPr>
@@ -1782,7 +1681,7 @@
         </w:tc>
         <w:tc>
           <w:tcPr>
-            <w:tcW w:w="3117" w:type="dxa"/>
+            <w:tcW w:w="0" w:type="auto"/>
           </w:tcPr>
           <w:p>
             <w:pPr>
@@ -1796,20 +1695,15 @@
         </w:tc>
         <w:tc>
           <w:tcPr>
-            <w:tcW w:w="3117" w:type="dxa"/>
+            <w:tcW w:w="0" w:type="auto"/>
           </w:tcPr>
           <w:p>
             <w:pPr>
               <w:pStyle w:val="NoSpacing"/>
               <w:cnfStyle w:val="000000100000" w:firstRow="0" w:lastRow="0" w:firstColumn="0" w:lastColumn="0" w:oddVBand="0" w:evenVBand="0" w:oddHBand="1" w:evenHBand="0" w:firstRowFirstColumn="0" w:firstRowLastColumn="0" w:lastRowFirstColumn="0" w:lastRowLastColumn="0"/>
             </w:pPr>
-            <w:proofErr w:type="spellStart"/>
-            <w:r>
-              <w:t>Ecah</w:t>
-            </w:r>
-            <w:proofErr w:type="spellEnd"/>
-            <w:r>
-              <w:t xml:space="preserve"> value is </w:t>
+            <w:r>
+              <w:t xml:space="preserve">Each value is </w:t>
             </w:r>
             <w:proofErr w:type="spellStart"/>
             <w:r>
@@ -1854,7 +1748,13 @@
     </w:p>
     <w:p>
       <w:r>
-        <w:t>The histogram data type indicates how binary histogram data is stored. Histograms can be created for any data type containing a range of values, such as images or Hough accumulators. The stored histogram data bins correspond to a values ranging from a minimum to a maximum value. Values below the minimum value are counted in the first bin, and values  above the maximum value are counted in the last bin. The number of histogram bins determine in which bin a value is counted. The bin corresponding to a value is given by this:</w:t>
+        <w:t xml:space="preserve">The histogram data type indicates how binary histogram data is stored. Histograms can be created for any data type containing a range of values, such as images or Hough accumulators. The stored histogram data bins correspond to a values ranging from a minimum to a maximum value. The number of histogram bins, the minimum value, and the maximum value determine in which bin a value is counted. </w:t>
+      </w:r>
+      <w:r>
+        <w:t xml:space="preserve">Values below the minimum value are counted in the first bin, and values  above the maximum value are counted in the last bin. </w:t>
+      </w:r>
+      <w:r>
+        <w:t>The bin corresponding to a value is given by this:</w:t>
       </w:r>
     </w:p>
     <w:p>
@@ -1950,13 +1850,19 @@
         <w:t>))</w:t>
       </w:r>
     </w:p>
-    <w:p/>
+    <w:p>
+      <w:pPr>
+        <w:pStyle w:val="Normalafterlist"/>
+      </w:pPr>
+      <w:r>
+        <w:t>There are both binary and text stored histogram formats. Binary histogram files are used only within this software. Text histogram files may be used in this program or imported into Microsoft Excel for review.</w:t>
+      </w:r>
+    </w:p>
     <w:p>
       <w:pPr>
         <w:pStyle w:val="Heading3"/>
       </w:pPr>
       <w:r>
-        <w:lastRenderedPageBreak/>
         <w:t>Binary histogram file format</w:t>
       </w:r>
     </w:p>
@@ -1977,18 +1883,20 @@
         <w:tblLook w:val="04A0" w:firstRow="1" w:lastRow="0" w:firstColumn="1" w:lastColumn="0" w:noHBand="0" w:noVBand="1"/>
       </w:tblPr>
       <w:tblGrid>
-        <w:gridCol w:w="3116"/>
-        <w:gridCol w:w="3117"/>
-        <w:gridCol w:w="3117"/>
+        <w:gridCol w:w="1910"/>
+        <w:gridCol w:w="2233"/>
+        <w:gridCol w:w="5207"/>
       </w:tblGrid>
       <w:tr>
         <w:trPr>
           <w:cnfStyle w:val="100000000000" w:firstRow="1" w:lastRow="0" w:firstColumn="0" w:lastColumn="0" w:oddVBand="0" w:evenVBand="0" w:oddHBand="0" w:evenHBand="0" w:firstRowFirstColumn="0" w:firstRowLastColumn="0" w:lastRowFirstColumn="0" w:lastRowLastColumn="0"/>
+          <w:cantSplit/>
+          <w:tblHeader/>
         </w:trPr>
         <w:tc>
           <w:tcPr>
             <w:cnfStyle w:val="001000000000" w:firstRow="0" w:lastRow="0" w:firstColumn="1" w:lastColumn="0" w:oddVBand="0" w:evenVBand="0" w:oddHBand="0" w:evenHBand="0" w:firstRowFirstColumn="0" w:firstRowLastColumn="0" w:lastRowFirstColumn="0" w:lastRowLastColumn="0"/>
-            <w:tcW w:w="3116" w:type="dxa"/>
+            <w:tcW w:w="0" w:type="auto"/>
           </w:tcPr>
           <w:p>
             <w:pPr>
@@ -2001,7 +1909,7 @@
         </w:tc>
         <w:tc>
           <w:tcPr>
-            <w:tcW w:w="3117" w:type="dxa"/>
+            <w:tcW w:w="0" w:type="auto"/>
           </w:tcPr>
           <w:p>
             <w:pPr>
@@ -2015,7 +1923,7 @@
         </w:tc>
         <w:tc>
           <w:tcPr>
-            <w:tcW w:w="3117" w:type="dxa"/>
+            <w:tcW w:w="0" w:type="auto"/>
           </w:tcPr>
           <w:p>
             <w:pPr>
@@ -2035,7 +1943,7 @@
         <w:tc>
           <w:tcPr>
             <w:cnfStyle w:val="001000000000" w:firstRow="0" w:lastRow="0" w:firstColumn="1" w:lastColumn="0" w:oddVBand="0" w:evenVBand="0" w:oddHBand="0" w:evenHBand="0" w:firstRowFirstColumn="0" w:firstRowLastColumn="0" w:lastRowFirstColumn="0" w:lastRowLastColumn="0"/>
-            <w:tcW w:w="3116" w:type="dxa"/>
+            <w:tcW w:w="0" w:type="auto"/>
           </w:tcPr>
           <w:p>
             <w:pPr>
@@ -2058,7 +1966,7 @@
         </w:tc>
         <w:tc>
           <w:tcPr>
-            <w:tcW w:w="3117" w:type="dxa"/>
+            <w:tcW w:w="0" w:type="auto"/>
           </w:tcPr>
           <w:p>
             <w:pPr>
@@ -2072,7 +1980,7 @@
         </w:tc>
         <w:tc>
           <w:tcPr>
-            <w:tcW w:w="3117" w:type="dxa"/>
+            <w:tcW w:w="0" w:type="auto"/>
           </w:tcPr>
           <w:p>
             <w:pPr>
@@ -2089,7 +1997,7 @@
         <w:tc>
           <w:tcPr>
             <w:cnfStyle w:val="001000000000" w:firstRow="0" w:lastRow="0" w:firstColumn="1" w:lastColumn="0" w:oddVBand="0" w:evenVBand="0" w:oddHBand="0" w:evenHBand="0" w:firstRowFirstColumn="0" w:firstRowLastColumn="0" w:lastRowFirstColumn="0" w:lastRowLastColumn="0"/>
-            <w:tcW w:w="3116" w:type="dxa"/>
+            <w:tcW w:w="0" w:type="auto"/>
           </w:tcPr>
           <w:p>
             <w:pPr>
@@ -2112,7 +2020,7 @@
         </w:tc>
         <w:tc>
           <w:tcPr>
-            <w:tcW w:w="3117" w:type="dxa"/>
+            <w:tcW w:w="0" w:type="auto"/>
           </w:tcPr>
           <w:p>
             <w:pPr>
@@ -2126,7 +2034,7 @@
         </w:tc>
         <w:tc>
           <w:tcPr>
-            <w:tcW w:w="3117" w:type="dxa"/>
+            <w:tcW w:w="0" w:type="auto"/>
           </w:tcPr>
           <w:p>
             <w:pPr>
@@ -2146,7 +2054,7 @@
         <w:tc>
           <w:tcPr>
             <w:cnfStyle w:val="001000000000" w:firstRow="0" w:lastRow="0" w:firstColumn="1" w:lastColumn="0" w:oddVBand="0" w:evenVBand="0" w:oddHBand="0" w:evenHBand="0" w:firstRowFirstColumn="0" w:firstRowLastColumn="0" w:lastRowFirstColumn="0" w:lastRowLastColumn="0"/>
-            <w:tcW w:w="3116" w:type="dxa"/>
+            <w:tcW w:w="0" w:type="auto"/>
           </w:tcPr>
           <w:p>
             <w:pPr>
@@ -2169,7 +2077,7 @@
         </w:tc>
         <w:tc>
           <w:tcPr>
-            <w:tcW w:w="3117" w:type="dxa"/>
+            <w:tcW w:w="0" w:type="auto"/>
           </w:tcPr>
           <w:p>
             <w:pPr>
@@ -2183,7 +2091,7 @@
         </w:tc>
         <w:tc>
           <w:tcPr>
-            <w:tcW w:w="3117" w:type="dxa"/>
+            <w:tcW w:w="0" w:type="auto"/>
           </w:tcPr>
           <w:p>
             <w:pPr>
@@ -2200,7 +2108,7 @@
         <w:tc>
           <w:tcPr>
             <w:cnfStyle w:val="001000000000" w:firstRow="0" w:lastRow="0" w:firstColumn="1" w:lastColumn="0" w:oddVBand="0" w:evenVBand="0" w:oddHBand="0" w:evenHBand="0" w:firstRowFirstColumn="0" w:firstRowLastColumn="0" w:lastRowFirstColumn="0" w:lastRowLastColumn="0"/>
-            <w:tcW w:w="3116" w:type="dxa"/>
+            <w:tcW w:w="0" w:type="auto"/>
           </w:tcPr>
           <w:p>
             <w:pPr>
@@ -2223,7 +2131,7 @@
         </w:tc>
         <w:tc>
           <w:tcPr>
-            <w:tcW w:w="3117" w:type="dxa"/>
+            <w:tcW w:w="0" w:type="auto"/>
           </w:tcPr>
           <w:p>
             <w:pPr>
@@ -2237,7 +2145,7 @@
         </w:tc>
         <w:tc>
           <w:tcPr>
-            <w:tcW w:w="3117" w:type="dxa"/>
+            <w:tcW w:w="0" w:type="auto"/>
           </w:tcPr>
           <w:p>
             <w:pPr>
@@ -2257,7 +2165,7 @@
         <w:tc>
           <w:tcPr>
             <w:cnfStyle w:val="001000000000" w:firstRow="0" w:lastRow="0" w:firstColumn="1" w:lastColumn="0" w:oddVBand="0" w:evenVBand="0" w:oddHBand="0" w:evenHBand="0" w:firstRowFirstColumn="0" w:firstRowLastColumn="0" w:lastRowFirstColumn="0" w:lastRowLastColumn="0"/>
-            <w:tcW w:w="3116" w:type="dxa"/>
+            <w:tcW w:w="0" w:type="auto"/>
           </w:tcPr>
           <w:p>
             <w:pPr>
@@ -2280,7 +2188,7 @@
         </w:tc>
         <w:tc>
           <w:tcPr>
-            <w:tcW w:w="3117" w:type="dxa"/>
+            <w:tcW w:w="0" w:type="auto"/>
           </w:tcPr>
           <w:p>
             <w:pPr>
@@ -2294,7 +2202,7 @@
         </w:tc>
         <w:tc>
           <w:tcPr>
-            <w:tcW w:w="3117" w:type="dxa"/>
+            <w:tcW w:w="0" w:type="auto"/>
           </w:tcPr>
           <w:p>
             <w:pPr>
@@ -2311,7 +2219,7 @@
         <w:tc>
           <w:tcPr>
             <w:cnfStyle w:val="001000000000" w:firstRow="0" w:lastRow="0" w:firstColumn="1" w:lastColumn="0" w:oddVBand="0" w:evenVBand="0" w:oddHBand="0" w:evenHBand="0" w:firstRowFirstColumn="0" w:firstRowLastColumn="0" w:lastRowFirstColumn="0" w:lastRowLastColumn="0"/>
-            <w:tcW w:w="3116" w:type="dxa"/>
+            <w:tcW w:w="0" w:type="auto"/>
           </w:tcPr>
           <w:p>
             <w:pPr>
@@ -2321,6 +2229,7 @@
                 <w:bCs w:val="0"/>
               </w:rPr>
             </w:pPr>
+            <w:bookmarkStart w:id="0" w:name="_Hlk108876369"/>
             <w:r>
               <w:rPr>
                 <w:b w:val="0"/>
@@ -2332,7 +2241,7 @@
         </w:tc>
         <w:tc>
           <w:tcPr>
-            <w:tcW w:w="3117" w:type="dxa"/>
+            <w:tcW w:w="0" w:type="auto"/>
           </w:tcPr>
           <w:p>
             <w:pPr>
@@ -2346,7 +2255,7 @@
         </w:tc>
         <w:tc>
           <w:tcPr>
-            <w:tcW w:w="3117" w:type="dxa"/>
+            <w:tcW w:w="0" w:type="auto"/>
           </w:tcPr>
           <w:p>
             <w:pPr>
@@ -2366,7 +2275,132 @@
         <w:tc>
           <w:tcPr>
             <w:cnfStyle w:val="001000000000" w:firstRow="0" w:lastRow="0" w:firstColumn="1" w:lastColumn="0" w:oddVBand="0" w:evenVBand="0" w:oddHBand="0" w:evenHBand="0" w:firstRowFirstColumn="0" w:firstRowLastColumn="0" w:lastRowFirstColumn="0" w:lastRowLastColumn="0"/>
-            <w:tcW w:w="3116" w:type="dxa"/>
+            <w:tcW w:w="0" w:type="auto"/>
+          </w:tcPr>
+          <w:p>
+            <w:pPr>
+              <w:pStyle w:val="NoSpacing"/>
+              <w:rPr>
+                <w:b w:val="0"/>
+                <w:bCs w:val="0"/>
+              </w:rPr>
+            </w:pPr>
+            <w:r>
+              <w:rPr>
+                <w:b w:val="0"/>
+                <w:bCs w:val="0"/>
+              </w:rPr>
+              <w:t>variance</w:t>
+            </w:r>
+          </w:p>
+        </w:tc>
+        <w:tc>
+          <w:tcPr>
+            <w:tcW w:w="0" w:type="auto"/>
+          </w:tcPr>
+          <w:p>
+            <w:pPr>
+              <w:pStyle w:val="NoSpacing"/>
+              <w:cnfStyle w:val="000000100000" w:firstRow="0" w:lastRow="0" w:firstColumn="0" w:lastColumn="0" w:oddVBand="0" w:evenVBand="0" w:oddHBand="1" w:evenHBand="0" w:firstRowFirstColumn="0" w:firstRowLastColumn="0" w:lastRowFirstColumn="0" w:lastRowLastColumn="0"/>
+            </w:pPr>
+            <w:r>
+              <w:t>32-bit float</w:t>
+            </w:r>
+          </w:p>
+        </w:tc>
+        <w:tc>
+          <w:tcPr>
+            <w:tcW w:w="0" w:type="auto"/>
+          </w:tcPr>
+          <w:p>
+            <w:pPr>
+              <w:pStyle w:val="NoSpacing"/>
+              <w:cnfStyle w:val="000000100000" w:firstRow="0" w:lastRow="0" w:firstColumn="0" w:lastColumn="0" w:oddVBand="0" w:evenVBand="0" w:oddHBand="1" w:evenHBand="0" w:firstRowFirstColumn="0" w:firstRowLastColumn="0" w:lastRowFirstColumn="0" w:lastRowLastColumn="0"/>
+            </w:pPr>
+            <w:r>
+              <w:t>The</w:t>
+            </w:r>
+            <w:r>
+              <w:t xml:space="preserve"> </w:t>
+            </w:r>
+            <w:r>
+              <w:t>variance</w:t>
+            </w:r>
+            <w:r>
+              <w:t xml:space="preserve"> </w:t>
+            </w:r>
+            <w:r>
+              <w:t>for the histogram distribution</w:t>
+            </w:r>
+          </w:p>
+        </w:tc>
+      </w:tr>
+      <w:tr>
+        <w:tc>
+          <w:tcPr>
+            <w:cnfStyle w:val="001000000000" w:firstRow="0" w:lastRow="0" w:firstColumn="1" w:lastColumn="0" w:oddVBand="0" w:evenVBand="0" w:oddHBand="0" w:evenHBand="0" w:firstRowFirstColumn="0" w:firstRowLastColumn="0" w:lastRowFirstColumn="0" w:lastRowLastColumn="0"/>
+            <w:tcW w:w="0" w:type="auto"/>
+          </w:tcPr>
+          <w:p>
+            <w:pPr>
+              <w:pStyle w:val="NoSpacing"/>
+              <w:rPr>
+                <w:b w:val="0"/>
+                <w:bCs w:val="0"/>
+              </w:rPr>
+            </w:pPr>
+            <w:r>
+              <w:rPr>
+                <w:b w:val="0"/>
+                <w:bCs w:val="0"/>
+              </w:rPr>
+              <w:t>sample variance</w:t>
+            </w:r>
+          </w:p>
+        </w:tc>
+        <w:tc>
+          <w:tcPr>
+            <w:tcW w:w="0" w:type="auto"/>
+          </w:tcPr>
+          <w:p>
+            <w:pPr>
+              <w:pStyle w:val="NoSpacing"/>
+              <w:cnfStyle w:val="000000000000" w:firstRow="0" w:lastRow="0" w:firstColumn="0" w:lastColumn="0" w:oddVBand="0" w:evenVBand="0" w:oddHBand="0" w:evenHBand="0" w:firstRowFirstColumn="0" w:firstRowLastColumn="0" w:lastRowFirstColumn="0" w:lastRowLastColumn="0"/>
+            </w:pPr>
+            <w:r>
+              <w:t>32-bit float</w:t>
+            </w:r>
+          </w:p>
+        </w:tc>
+        <w:tc>
+          <w:tcPr>
+            <w:tcW w:w="0" w:type="auto"/>
+          </w:tcPr>
+          <w:p>
+            <w:pPr>
+              <w:pStyle w:val="NoSpacing"/>
+              <w:cnfStyle w:val="000000000000" w:firstRow="0" w:lastRow="0" w:firstColumn="0" w:lastColumn="0" w:oddVBand="0" w:evenVBand="0" w:oddHBand="0" w:evenHBand="0" w:firstRowFirstColumn="0" w:firstRowLastColumn="0" w:lastRowFirstColumn="0" w:lastRowLastColumn="0"/>
+            </w:pPr>
+            <w:r>
+              <w:t>The sample variance</w:t>
+            </w:r>
+            <w:r>
+              <w:t xml:space="preserve"> </w:t>
+            </w:r>
+            <w:r>
+              <w:t>for the histogram distribution</w:t>
+            </w:r>
+          </w:p>
+        </w:tc>
+      </w:tr>
+      <w:tr>
+        <w:trPr>
+          <w:cnfStyle w:val="000000100000" w:firstRow="0" w:lastRow="0" w:firstColumn="0" w:lastColumn="0" w:oddVBand="0" w:evenVBand="0" w:oddHBand="1" w:evenHBand="0" w:firstRowFirstColumn="0" w:firstRowLastColumn="0" w:lastRowFirstColumn="0" w:lastRowLastColumn="0"/>
+        </w:trPr>
+        <w:tc>
+          <w:tcPr>
+            <w:cnfStyle w:val="001000000000" w:firstRow="0" w:lastRow="0" w:firstColumn="1" w:lastColumn="0" w:oddVBand="0" w:evenVBand="0" w:oddHBand="0" w:evenHBand="0" w:firstRowFirstColumn="0" w:firstRowLastColumn="0" w:lastRowFirstColumn="0" w:lastRowLastColumn="0"/>
+            <w:tcW w:w="0" w:type="auto"/>
           </w:tcPr>
           <w:p>
             <w:pPr>
@@ -2387,7 +2421,7 @@
         </w:tc>
         <w:tc>
           <w:tcPr>
-            <w:tcW w:w="3117" w:type="dxa"/>
+            <w:tcW w:w="0" w:type="auto"/>
           </w:tcPr>
           <w:p>
             <w:pPr>
@@ -2401,7 +2435,7 @@
         </w:tc>
         <w:tc>
           <w:tcPr>
-            <w:tcW w:w="3117" w:type="dxa"/>
+            <w:tcW w:w="0" w:type="auto"/>
           </w:tcPr>
           <w:p>
             <w:pPr>
@@ -2414,11 +2448,12 @@
           </w:p>
         </w:tc>
       </w:tr>
+      <w:bookmarkEnd w:id="0"/>
       <w:tr>
         <w:tc>
           <w:tcPr>
             <w:cnfStyle w:val="001000000000" w:firstRow="0" w:lastRow="0" w:firstColumn="1" w:lastColumn="0" w:oddVBand="0" w:evenVBand="0" w:oddHBand="0" w:evenHBand="0" w:firstRowFirstColumn="0" w:firstRowLastColumn="0" w:lastRowFirstColumn="0" w:lastRowLastColumn="0"/>
-            <w:tcW w:w="3116" w:type="dxa"/>
+            <w:tcW w:w="0" w:type="auto"/>
           </w:tcPr>
           <w:p>
             <w:pPr>
@@ -2433,13 +2468,14 @@
                 <w:b w:val="0"/>
                 <w:bCs w:val="0"/>
               </w:rPr>
+              <w:lastRenderedPageBreak/>
               <w:t>histogram data</w:t>
             </w:r>
           </w:p>
         </w:tc>
         <w:tc>
           <w:tcPr>
-            <w:tcW w:w="3117" w:type="dxa"/>
+            <w:tcW w:w="0" w:type="auto"/>
           </w:tcPr>
           <w:p>
             <w:pPr>
@@ -2453,7 +2489,7 @@
         </w:tc>
         <w:tc>
           <w:tcPr>
-            <w:tcW w:w="3117" w:type="dxa"/>
+            <w:tcW w:w="0" w:type="auto"/>
           </w:tcPr>
           <w:p>
             <w:pPr>
@@ -2484,35 +2520,42 @@
       <w:r>
         <w:t xml:space="preserve">Histogram text files are stored as input to display with gnuplot. Two files are created. A data file </w:t>
       </w:r>
-      <w:proofErr w:type="spellStart"/>
       <w:r>
         <w:rPr>
           <w:i/>
           <w:iCs/>
         </w:rPr>
-        <w:t>filename</w:t>
-      </w:r>
-      <w:r>
-        <w:t>.txt</w:t>
-      </w:r>
-      <w:proofErr w:type="spellEnd"/>
-      <w:r>
-        <w:t xml:space="preserve"> is generated with each histogram bin stored as a record with the format:</w:t>
-      </w:r>
-    </w:p>
-    <w:p>
-      <w:pPr>
+        <w:t>output-</w:t>
+      </w:r>
+      <w:proofErr w:type="spellStart"/>
+      <w:r>
         <w:rPr>
           <w:i/>
           <w:iCs/>
         </w:rPr>
-      </w:pPr>
-      <w:r>
+        <w:t>filename</w:t>
+      </w:r>
+      <w:r>
+        <w:t>.txt</w:t>
+      </w:r>
+      <w:proofErr w:type="spellEnd"/>
+      <w:r>
+        <w:t xml:space="preserve"> is generated with each histogram bin stored as a record with the format:</w:t>
+      </w:r>
+    </w:p>
+    <w:p>
+      <w:pPr>
         <w:rPr>
           <w:i/>
           <w:iCs/>
         </w:rPr>
-        <w:t>bin-value bin-count</w:t>
+      </w:pPr>
+      <w:r>
+        <w:rPr>
+          <w:i/>
+          <w:iCs/>
+        </w:rPr>
+        <w:t xml:space="preserve">  bin-value bin-count</w:t>
       </w:r>
     </w:p>
     <w:p>
@@ -2528,97 +2571,97 @@
           <w:szCs w:val="20"/>
         </w:rPr>
       </w:pPr>
-      <w:proofErr w:type="spellStart"/>
       <w:r>
         <w:rPr>
           <w:sz w:val="20"/>
           <w:szCs w:val="20"/>
         </w:rPr>
-        <w:t>min_value</w:t>
-      </w:r>
-      <w:proofErr w:type="spellEnd"/>
+        <w:t xml:space="preserve">  </w:t>
+      </w:r>
+      <w:proofErr w:type="spellStart"/>
       <w:r>
         <w:rPr>
           <w:sz w:val="20"/>
           <w:szCs w:val="20"/>
         </w:rPr>
-        <w:t xml:space="preserve"> + </w:t>
-      </w:r>
+        <w:t>min_value</w:t>
+      </w:r>
+      <w:proofErr w:type="spellEnd"/>
       <w:r>
         <w:rPr>
           <w:sz w:val="20"/>
           <w:szCs w:val="20"/>
         </w:rPr>
-        <w:t>bin no.</w:t>
-      </w:r>
+        <w:t xml:space="preserve"> + bin no. * (</w:t>
+      </w:r>
+      <w:proofErr w:type="spellStart"/>
       <w:r>
         <w:rPr>
           <w:sz w:val="20"/>
           <w:szCs w:val="20"/>
         </w:rPr>
-        <w:t xml:space="preserve"> * (</w:t>
-      </w:r>
-      <w:proofErr w:type="spellStart"/>
+        <w:t>max_value</w:t>
+      </w:r>
+      <w:proofErr w:type="spellEnd"/>
       <w:r>
         <w:rPr>
           <w:sz w:val="20"/>
           <w:szCs w:val="20"/>
         </w:rPr>
-        <w:t>max_value</w:t>
-      </w:r>
-      <w:proofErr w:type="spellEnd"/>
+        <w:t xml:space="preserve"> - </w:t>
+      </w:r>
+      <w:proofErr w:type="spellStart"/>
       <w:r>
         <w:rPr>
           <w:sz w:val="20"/>
           <w:szCs w:val="20"/>
         </w:rPr>
-        <w:t xml:space="preserve"> - </w:t>
-      </w:r>
-      <w:proofErr w:type="spellStart"/>
+        <w:t>min_value</w:t>
+      </w:r>
+      <w:proofErr w:type="spellEnd"/>
       <w:r>
         <w:rPr>
           <w:sz w:val="20"/>
           <w:szCs w:val="20"/>
         </w:rPr>
-        <w:t>min_value</w:t>
-      </w:r>
-      <w:proofErr w:type="spellEnd"/>
+        <w:t xml:space="preserve">) / </w:t>
+      </w:r>
+      <w:proofErr w:type="spellStart"/>
       <w:r>
         <w:rPr>
           <w:sz w:val="20"/>
           <w:szCs w:val="20"/>
         </w:rPr>
-        <w:t xml:space="preserve">) / </w:t>
-      </w:r>
-      <w:proofErr w:type="spellStart"/>
-      <w:r>
+        <w:t>nbins</w:t>
+      </w:r>
+      <w:proofErr w:type="spellEnd"/>
+    </w:p>
+    <w:p>
+      <w:pPr>
+        <w:pStyle w:val="code"/>
         <w:rPr>
           <w:sz w:val="20"/>
           <w:szCs w:val="20"/>
         </w:rPr>
-        <w:t>nbins</w:t>
-      </w:r>
-      <w:proofErr w:type="spellEnd"/>
-    </w:p>
-    <w:p>
-      <w:pPr>
-        <w:pStyle w:val="code"/>
-        <w:rPr>
-          <w:sz w:val="20"/>
-          <w:szCs w:val="20"/>
-        </w:rPr>
       </w:pPr>
     </w:p>
     <w:p>
       <w:r>
         <w:t xml:space="preserve">A gnuplot script file </w:t>
       </w:r>
-      <w:proofErr w:type="spellStart"/>
       <w:r>
         <w:rPr>
           <w:i/>
           <w:iCs/>
         </w:rPr>
+        <w:t>output-</w:t>
+      </w:r>
+      <w:proofErr w:type="spellStart"/>
+      <w:r>
+        <w:rPr>
+          <w:i/>
+          <w:iCs/>
+        </w:rPr>
         <w:t>filename.</w:t>
       </w:r>
       <w:r>
@@ -2663,6 +2706,7 @@
         </w:rPr>
         <w:t xml:space="preserve">  plot './</w:t>
       </w:r>
+      <w:proofErr w:type="spellStart"/>
       <w:r>
         <w:rPr>
           <w:i/>
@@ -2670,21 +2714,24 @@
           <w:sz w:val="18"/>
           <w:szCs w:val="18"/>
         </w:rPr>
-        <w:t>histogram-data-filename</w:t>
-      </w:r>
-      <w:r>
-        <w:rPr>
+        <w:t>ouput</w:t>
+      </w:r>
+      <w:proofErr w:type="spellEnd"/>
+      <w:r>
+        <w:rPr>
+          <w:i/>
+          <w:iCs/>
           <w:sz w:val="18"/>
           <w:szCs w:val="18"/>
         </w:rPr>
-        <w:t xml:space="preserve"> </w:t>
+        <w:t>-filename</w:t>
       </w:r>
       <w:r>
         <w:rPr>
           <w:sz w:val="18"/>
           <w:szCs w:val="18"/>
         </w:rPr>
-        <w:t xml:space="preserve">' using </w:t>
+        <w:t xml:space="preserve"> ' using </w:t>
       </w:r>
       <w:proofErr w:type="spellStart"/>
       <w:r>
@@ -2754,6 +2801,22 @@
           <w:szCs w:val="20"/>
         </w:rPr>
         <w:t xml:space="preserve">$ gnuplot </w:t>
+      </w:r>
+      <w:r>
+        <w:rPr>
+          <w:i/>
+          <w:iCs/>
+          <w:sz w:val="22"/>
+          <w:szCs w:val="22"/>
+        </w:rPr>
+        <w:t>output</w:t>
+      </w:r>
+      <w:r>
+        <w:rPr>
+          <w:i/>
+          <w:iCs/>
+        </w:rPr>
+        <w:t>-</w:t>
       </w:r>
       <w:proofErr w:type="spellStart"/>
       <w:r>
@@ -2776,17 +2839,25 @@
     </w:p>
     <w:p>
       <w:pPr>
+        <w:pStyle w:val="Normalafterlist"/>
+      </w:pPr>
+      <w:r>
+        <w:t>The text data file can also be imported into Microsoft Excel to review.</w:t>
+      </w:r>
+    </w:p>
+    <w:p>
+      <w:pPr>
         <w:pStyle w:val="Heading2"/>
       </w:pPr>
-      <w:bookmarkStart w:id="0" w:name="_Ref108779080"/>
+      <w:bookmarkStart w:id="1" w:name="_Ref108779080"/>
       <w:r>
         <w:t>Hough accumulator data type format</w:t>
       </w:r>
-      <w:bookmarkEnd w:id="0"/>
-    </w:p>
-    <w:p>
-      <w:r>
-        <w:t>The Hough accumulator data type contains the accumulated (rho, theta) values for the set of polar lines calculated for each point determined to be an edge in the image. The number of angles is computed from the theta increment between sampled angles. The number of theta values is:</w:t>
+      <w:bookmarkEnd w:id="1"/>
+    </w:p>
+    <w:p>
+      <w:r>
+        <w:t>The Hough accumulator data type contains the accumulated (rho, theta) values for the set of polar lines calculated for each point by the Hough algorithm. The number of angles is computed from the theta increment between sampled angles. The number of theta values is:</w:t>
       </w:r>
     </w:p>
     <w:p>
@@ -2802,13 +2873,15 @@
           <w:sz w:val="20"/>
           <w:szCs w:val="20"/>
         </w:rPr>
-        <w:t>no. thetas = 180 / theta increment in degrees</w:t>
-      </w:r>
-    </w:p>
-    <w:p/>
-    <w:p>
-      <w:r>
-        <w:t>The number of rho values is determined from the processed image, where the number of values are:</w:t>
+        <w:t xml:space="preserve">  no. thetas = 180 / theta increment in degrees</w:t>
+      </w:r>
+    </w:p>
+    <w:p>
+      <w:pPr>
+        <w:pStyle w:val="Normalafterlist"/>
+      </w:pPr>
+      <w:r>
+        <w:t>The number of rho values for images is:</w:t>
       </w:r>
     </w:p>
     <w:p>
@@ -2824,8 +2897,7 @@
           <w:sz w:val="20"/>
           <w:szCs w:val="20"/>
         </w:rPr>
-        <w:lastRenderedPageBreak/>
-        <w:t xml:space="preserve">no. rho values = sqrt(image </w:t>
+        <w:t xml:space="preserve">  no. rho values = sqrt(image </w:t>
       </w:r>
       <w:proofErr w:type="spellStart"/>
       <w:r>
@@ -2876,8 +2948,10 @@
         <w:t>)</w:t>
       </w:r>
     </w:p>
-    <w:p/>
-    <w:p>
+    <w:p>
+      <w:pPr>
+        <w:pStyle w:val="Normalafterlist"/>
+      </w:pPr>
       <w:r>
         <w:t>Each rho bin corresponds to a rho with the value:</w:t>
       </w:r>
@@ -2896,10 +2970,9 @@
           <w:sz w:val="20"/>
           <w:szCs w:val="20"/>
         </w:rPr>
-        <w:t>rho = rho bin no. – no. rho values / 2</w:t>
-      </w:r>
-    </w:p>
-    <w:p/>
+        <w:t xml:space="preserve"> rho = rho bin no. – no. rho values / 2</w:t>
+      </w:r>
+    </w:p>
     <w:p>
       <w:pPr>
         <w:pStyle w:val="Heading3"/>
@@ -2933,18 +3006,20 @@
         <w:tblLook w:val="04A0" w:firstRow="1" w:lastRow="0" w:firstColumn="1" w:lastColumn="0" w:noHBand="0" w:noVBand="1"/>
       </w:tblPr>
       <w:tblGrid>
-        <w:gridCol w:w="2695"/>
-        <w:gridCol w:w="3538"/>
-        <w:gridCol w:w="3117"/>
+        <w:gridCol w:w="2014"/>
+        <w:gridCol w:w="1501"/>
+        <w:gridCol w:w="5769"/>
       </w:tblGrid>
       <w:tr>
         <w:trPr>
           <w:cnfStyle w:val="100000000000" w:firstRow="1" w:lastRow="0" w:firstColumn="0" w:lastColumn="0" w:oddVBand="0" w:evenVBand="0" w:oddHBand="0" w:evenHBand="0" w:firstRowFirstColumn="0" w:firstRowLastColumn="0" w:lastRowFirstColumn="0" w:lastRowLastColumn="0"/>
+          <w:cantSplit/>
+          <w:tblHeader/>
         </w:trPr>
         <w:tc>
           <w:tcPr>
             <w:cnfStyle w:val="001000000000" w:firstRow="0" w:lastRow="0" w:firstColumn="1" w:lastColumn="0" w:oddVBand="0" w:evenVBand="0" w:oddHBand="0" w:evenHBand="0" w:firstRowFirstColumn="0" w:firstRowLastColumn="0" w:lastRowFirstColumn="0" w:lastRowLastColumn="0"/>
-            <w:tcW w:w="2695" w:type="dxa"/>
+            <w:tcW w:w="0" w:type="auto"/>
           </w:tcPr>
           <w:p>
             <w:pPr>
@@ -2957,7 +3032,7 @@
         </w:tc>
         <w:tc>
           <w:tcPr>
-            <w:tcW w:w="3538" w:type="dxa"/>
+            <w:tcW w:w="0" w:type="auto"/>
           </w:tcPr>
           <w:p>
             <w:pPr>
@@ -2971,7 +3046,7 @@
         </w:tc>
         <w:tc>
           <w:tcPr>
-            <w:tcW w:w="3117" w:type="dxa"/>
+            <w:tcW w:w="0" w:type="auto"/>
           </w:tcPr>
           <w:p>
             <w:pPr>
@@ -2991,7 +3066,7 @@
         <w:tc>
           <w:tcPr>
             <w:cnfStyle w:val="001000000000" w:firstRow="0" w:lastRow="0" w:firstColumn="1" w:lastColumn="0" w:oddVBand="0" w:evenVBand="0" w:oddHBand="0" w:evenHBand="0" w:firstRowFirstColumn="0" w:firstRowLastColumn="0" w:lastRowFirstColumn="0" w:lastRowLastColumn="0"/>
-            <w:tcW w:w="2695" w:type="dxa"/>
+            <w:tcW w:w="0" w:type="auto"/>
           </w:tcPr>
           <w:p>
             <w:pPr>
@@ -3014,7 +3089,7 @@
         </w:tc>
         <w:tc>
           <w:tcPr>
-            <w:tcW w:w="3538" w:type="dxa"/>
+            <w:tcW w:w="0" w:type="auto"/>
           </w:tcPr>
           <w:p>
             <w:pPr>
@@ -3028,7 +3103,7 @@
         </w:tc>
         <w:tc>
           <w:tcPr>
-            <w:tcW w:w="3117" w:type="dxa"/>
+            <w:tcW w:w="0" w:type="auto"/>
           </w:tcPr>
           <w:p>
             <w:pPr>
@@ -3045,7 +3120,7 @@
         <w:tc>
           <w:tcPr>
             <w:cnfStyle w:val="001000000000" w:firstRow="0" w:lastRow="0" w:firstColumn="1" w:lastColumn="0" w:oddVBand="0" w:evenVBand="0" w:oddHBand="0" w:evenHBand="0" w:firstRowFirstColumn="0" w:firstRowLastColumn="0" w:lastRowFirstColumn="0" w:lastRowLastColumn="0"/>
-            <w:tcW w:w="2695" w:type="dxa"/>
+            <w:tcW w:w="0" w:type="auto"/>
           </w:tcPr>
           <w:p>
             <w:pPr>
@@ -3068,7 +3143,7 @@
         </w:tc>
         <w:tc>
           <w:tcPr>
-            <w:tcW w:w="3538" w:type="dxa"/>
+            <w:tcW w:w="0" w:type="auto"/>
           </w:tcPr>
           <w:p>
             <w:pPr>
@@ -3082,7 +3157,7 @@
         </w:tc>
         <w:tc>
           <w:tcPr>
-            <w:tcW w:w="3117" w:type="dxa"/>
+            <w:tcW w:w="0" w:type="auto"/>
           </w:tcPr>
           <w:p>
             <w:pPr>
@@ -3107,7 +3182,7 @@
         <w:tc>
           <w:tcPr>
             <w:cnfStyle w:val="001000000000" w:firstRow="0" w:lastRow="0" w:firstColumn="1" w:lastColumn="0" w:oddVBand="0" w:evenVBand="0" w:oddHBand="0" w:evenHBand="0" w:firstRowFirstColumn="0" w:firstRowLastColumn="0" w:lastRowFirstColumn="0" w:lastRowLastColumn="0"/>
-            <w:tcW w:w="2695" w:type="dxa"/>
+            <w:tcW w:w="0" w:type="auto"/>
           </w:tcPr>
           <w:p>
             <w:pPr>
@@ -3130,7 +3205,7 @@
         </w:tc>
         <w:tc>
           <w:tcPr>
-            <w:tcW w:w="3538" w:type="dxa"/>
+            <w:tcW w:w="0" w:type="auto"/>
           </w:tcPr>
           <w:p>
             <w:pPr>
@@ -3144,7 +3219,7 @@
         </w:tc>
         <w:tc>
           <w:tcPr>
-            <w:tcW w:w="3117" w:type="dxa"/>
+            <w:tcW w:w="0" w:type="auto"/>
           </w:tcPr>
           <w:p>
             <w:pPr>
@@ -3161,7 +3236,7 @@
         <w:tc>
           <w:tcPr>
             <w:cnfStyle w:val="001000000000" w:firstRow="0" w:lastRow="0" w:firstColumn="1" w:lastColumn="0" w:oddVBand="0" w:evenVBand="0" w:oddHBand="0" w:evenHBand="0" w:firstRowFirstColumn="0" w:firstRowLastColumn="0" w:lastRowFirstColumn="0" w:lastRowLastColumn="0"/>
-            <w:tcW w:w="2695" w:type="dxa"/>
+            <w:tcW w:w="0" w:type="auto"/>
           </w:tcPr>
           <w:p>
             <w:pPr>
@@ -3184,7 +3259,7 @@
         </w:tc>
         <w:tc>
           <w:tcPr>
-            <w:tcW w:w="3538" w:type="dxa"/>
+            <w:tcW w:w="0" w:type="auto"/>
           </w:tcPr>
           <w:p>
             <w:pPr>
@@ -3198,7 +3273,7 @@
         </w:tc>
         <w:tc>
           <w:tcPr>
-            <w:tcW w:w="3117" w:type="dxa"/>
+            <w:tcW w:w="0" w:type="auto"/>
           </w:tcPr>
           <w:p>
             <w:pPr>
@@ -3218,7 +3293,7 @@
         <w:tc>
           <w:tcPr>
             <w:cnfStyle w:val="001000000000" w:firstRow="0" w:lastRow="0" w:firstColumn="1" w:lastColumn="0" w:oddVBand="0" w:evenVBand="0" w:oddHBand="0" w:evenHBand="0" w:firstRowFirstColumn="0" w:firstRowLastColumn="0" w:lastRowFirstColumn="0" w:lastRowLastColumn="0"/>
-            <w:tcW w:w="2695" w:type="dxa"/>
+            <w:tcW w:w="0" w:type="auto"/>
           </w:tcPr>
           <w:p>
             <w:pPr>
@@ -3241,7 +3316,7 @@
         </w:tc>
         <w:tc>
           <w:tcPr>
-            <w:tcW w:w="3538" w:type="dxa"/>
+            <w:tcW w:w="0" w:type="auto"/>
           </w:tcPr>
           <w:p>
             <w:pPr>
@@ -3255,7 +3330,7 @@
         </w:tc>
         <w:tc>
           <w:tcPr>
-            <w:tcW w:w="3117" w:type="dxa"/>
+            <w:tcW w:w="0" w:type="auto"/>
           </w:tcPr>
           <w:p>
             <w:pPr>
@@ -3272,7 +3347,7 @@
         <w:tc>
           <w:tcPr>
             <w:cnfStyle w:val="001000000000" w:firstRow="0" w:lastRow="0" w:firstColumn="1" w:lastColumn="0" w:oddVBand="0" w:evenVBand="0" w:oddHBand="0" w:evenHBand="0" w:firstRowFirstColumn="0" w:firstRowLastColumn="0" w:lastRowFirstColumn="0" w:lastRowLastColumn="0"/>
-            <w:tcW w:w="2695" w:type="dxa"/>
+            <w:tcW w:w="0" w:type="auto"/>
           </w:tcPr>
           <w:p>
             <w:pPr>
@@ -3287,40 +3362,139 @@
                 <w:b w:val="0"/>
                 <w:bCs w:val="0"/>
               </w:rPr>
-              <w:t xml:space="preserve">Hough accumulator data </w:t>
-            </w:r>
-          </w:p>
-        </w:tc>
-        <w:tc>
-          <w:tcPr>
-            <w:tcW w:w="3538" w:type="dxa"/>
+              <w:t>mean</w:t>
+            </w:r>
+          </w:p>
+        </w:tc>
+        <w:tc>
+          <w:tcPr>
+            <w:tcW w:w="0" w:type="auto"/>
           </w:tcPr>
           <w:p>
             <w:pPr>
               <w:pStyle w:val="NoSpacing"/>
               <w:cnfStyle w:val="000000000000" w:firstRow="0" w:lastRow="0" w:firstColumn="0" w:lastColumn="0" w:oddVBand="0" w:evenVBand="0" w:oddHBand="0" w:evenHBand="0" w:firstRowFirstColumn="0" w:firstRowLastColumn="0" w:lastRowFirstColumn="0" w:lastRowLastColumn="0"/>
             </w:pPr>
+            <w:r>
+              <w:t>32-bit float</w:t>
+            </w:r>
+          </w:p>
+        </w:tc>
+        <w:tc>
+          <w:tcPr>
+            <w:tcW w:w="0" w:type="auto"/>
+          </w:tcPr>
+          <w:p>
+            <w:pPr>
+              <w:pStyle w:val="NoSpacing"/>
+              <w:cnfStyle w:val="000000000000" w:firstRow="0" w:lastRow="0" w:firstColumn="0" w:lastColumn="0" w:oddVBand="0" w:evenVBand="0" w:oddHBand="0" w:evenHBand="0" w:firstRowFirstColumn="0" w:firstRowLastColumn="0" w:lastRowFirstColumn="0" w:lastRowLastColumn="0"/>
+            </w:pPr>
+            <w:r>
+              <w:t xml:space="preserve">The mean for the </w:t>
+            </w:r>
             <w:proofErr w:type="spellStart"/>
             <w:r>
-              <w:t>nthetas</w:t>
+              <w:t>hough</w:t>
             </w:r>
             <w:proofErr w:type="spellEnd"/>
             <w:r>
-              <w:t xml:space="preserve"> * </w:t>
+              <w:t xml:space="preserve"> accumulator</w:t>
+            </w:r>
+            <w:r>
+              <w:t xml:space="preserve"> values</w:t>
+            </w:r>
+          </w:p>
+        </w:tc>
+      </w:tr>
+      <w:tr>
+        <w:trPr>
+          <w:cnfStyle w:val="000000100000" w:firstRow="0" w:lastRow="0" w:firstColumn="0" w:lastColumn="0" w:oddVBand="0" w:evenVBand="0" w:oddHBand="1" w:evenHBand="0" w:firstRowFirstColumn="0" w:firstRowLastColumn="0" w:lastRowFirstColumn="0" w:lastRowLastColumn="0"/>
+        </w:trPr>
+        <w:tc>
+          <w:tcPr>
+            <w:cnfStyle w:val="001000000000" w:firstRow="0" w:lastRow="0" w:firstColumn="1" w:lastColumn="0" w:oddVBand="0" w:evenVBand="0" w:oddHBand="0" w:evenHBand="0" w:firstRowFirstColumn="0" w:firstRowLastColumn="0" w:lastRowFirstColumn="0" w:lastRowLastColumn="0"/>
+            <w:tcW w:w="0" w:type="auto"/>
+          </w:tcPr>
+          <w:p>
+            <w:pPr>
+              <w:pStyle w:val="NoSpacing"/>
+              <w:rPr>
+                <w:b w:val="0"/>
+                <w:bCs w:val="0"/>
+              </w:rPr>
+            </w:pPr>
+            <w:r>
+              <w:rPr>
+                <w:b w:val="0"/>
+                <w:bCs w:val="0"/>
+              </w:rPr>
+              <w:t>variance</w:t>
+            </w:r>
+          </w:p>
+        </w:tc>
+        <w:tc>
+          <w:tcPr>
+            <w:tcW w:w="0" w:type="auto"/>
+          </w:tcPr>
+          <w:p>
+            <w:pPr>
+              <w:pStyle w:val="NoSpacing"/>
+              <w:cnfStyle w:val="000000100000" w:firstRow="0" w:lastRow="0" w:firstColumn="0" w:lastColumn="0" w:oddVBand="0" w:evenVBand="0" w:oddHBand="1" w:evenHBand="0" w:firstRowFirstColumn="0" w:firstRowLastColumn="0" w:lastRowFirstColumn="0" w:lastRowLastColumn="0"/>
+            </w:pPr>
+            <w:r>
+              <w:t>32-bit float</w:t>
+            </w:r>
+          </w:p>
+        </w:tc>
+        <w:tc>
+          <w:tcPr>
+            <w:tcW w:w="0" w:type="auto"/>
+          </w:tcPr>
+          <w:p>
+            <w:pPr>
+              <w:pStyle w:val="NoSpacing"/>
+              <w:cnfStyle w:val="000000100000" w:firstRow="0" w:lastRow="0" w:firstColumn="0" w:lastColumn="0" w:oddVBand="0" w:evenVBand="0" w:oddHBand="1" w:evenHBand="0" w:firstRowFirstColumn="0" w:firstRowLastColumn="0" w:lastRowFirstColumn="0" w:lastRowLastColumn="0"/>
+            </w:pPr>
+            <w:r>
+              <w:t xml:space="preserve">The variance for the </w:t>
             </w:r>
             <w:proofErr w:type="spellStart"/>
             <w:r>
-              <w:t>rho_max</w:t>
+              <w:t>hough</w:t>
             </w:r>
             <w:proofErr w:type="spellEnd"/>
             <w:r>
-              <w:t xml:space="preserve"> 32-bit integers</w:t>
-            </w:r>
-          </w:p>
-        </w:tc>
-        <w:tc>
-          <w:tcPr>
-            <w:tcW w:w="3117" w:type="dxa"/>
+              <w:t xml:space="preserve"> accumulator values</w:t>
+            </w:r>
+          </w:p>
+        </w:tc>
+      </w:tr>
+      <w:tr>
+        <w:tc>
+          <w:tcPr>
+            <w:cnfStyle w:val="001000000000" w:firstRow="0" w:lastRow="0" w:firstColumn="1" w:lastColumn="0" w:oddVBand="0" w:evenVBand="0" w:oddHBand="0" w:evenHBand="0" w:firstRowFirstColumn="0" w:firstRowLastColumn="0" w:lastRowFirstColumn="0" w:lastRowLastColumn="0"/>
+            <w:tcW w:w="0" w:type="auto"/>
+          </w:tcPr>
+          <w:p>
+            <w:pPr>
+              <w:pStyle w:val="NoSpacing"/>
+              <w:rPr>
+                <w:b w:val="0"/>
+                <w:bCs w:val="0"/>
+              </w:rPr>
+            </w:pPr>
+            <w:r>
+              <w:rPr>
+                <w:b w:val="0"/>
+                <w:bCs w:val="0"/>
+              </w:rPr>
+              <w:t>sample variance</w:t>
+            </w:r>
+          </w:p>
+        </w:tc>
+        <w:tc>
+          <w:tcPr>
+            <w:tcW w:w="0" w:type="auto"/>
           </w:tcPr>
           <w:p>
             <w:pPr>
@@ -3328,7 +3502,93 @@
               <w:cnfStyle w:val="000000000000" w:firstRow="0" w:lastRow="0" w:firstColumn="0" w:lastColumn="0" w:oddVBand="0" w:evenVBand="0" w:oddHBand="0" w:evenHBand="0" w:firstRowFirstColumn="0" w:firstRowLastColumn="0" w:lastRowFirstColumn="0" w:lastRowLastColumn="0"/>
             </w:pPr>
             <w:r>
-              <w:t>The Hough accumulator data</w:t>
+              <w:t>32-bit float</w:t>
+            </w:r>
+          </w:p>
+        </w:tc>
+        <w:tc>
+          <w:tcPr>
+            <w:tcW w:w="0" w:type="auto"/>
+          </w:tcPr>
+          <w:p>
+            <w:pPr>
+              <w:pStyle w:val="NoSpacing"/>
+              <w:cnfStyle w:val="000000000000" w:firstRow="0" w:lastRow="0" w:firstColumn="0" w:lastColumn="0" w:oddVBand="0" w:evenVBand="0" w:oddHBand="0" w:evenHBand="0" w:firstRowFirstColumn="0" w:firstRowLastColumn="0" w:lastRowFirstColumn="0" w:lastRowLastColumn="0"/>
+            </w:pPr>
+            <w:r>
+              <w:t xml:space="preserve">The sample variance for the </w:t>
+            </w:r>
+            <w:proofErr w:type="spellStart"/>
+            <w:r>
+              <w:t>hough</w:t>
+            </w:r>
+            <w:proofErr w:type="spellEnd"/>
+            <w:r>
+              <w:t xml:space="preserve"> accumulator values</w:t>
+            </w:r>
+          </w:p>
+        </w:tc>
+      </w:tr>
+      <w:tr>
+        <w:trPr>
+          <w:cnfStyle w:val="000000100000" w:firstRow="0" w:lastRow="0" w:firstColumn="0" w:lastColumn="0" w:oddVBand="0" w:evenVBand="0" w:oddHBand="1" w:evenHBand="0" w:firstRowFirstColumn="0" w:firstRowLastColumn="0" w:lastRowFirstColumn="0" w:lastRowLastColumn="0"/>
+        </w:trPr>
+        <w:tc>
+          <w:tcPr>
+            <w:cnfStyle w:val="001000000000" w:firstRow="0" w:lastRow="0" w:firstColumn="1" w:lastColumn="0" w:oddVBand="0" w:evenVBand="0" w:oddHBand="0" w:evenHBand="0" w:firstRowFirstColumn="0" w:firstRowLastColumn="0" w:lastRowFirstColumn="0" w:lastRowLastColumn="0"/>
+            <w:tcW w:w="0" w:type="auto"/>
+          </w:tcPr>
+          <w:p>
+            <w:pPr>
+              <w:pStyle w:val="NoSpacing"/>
+              <w:rPr>
+                <w:b w:val="0"/>
+                <w:bCs w:val="0"/>
+              </w:rPr>
+            </w:pPr>
+            <w:r>
+              <w:rPr>
+                <w:b w:val="0"/>
+                <w:bCs w:val="0"/>
+              </w:rPr>
+              <w:lastRenderedPageBreak/>
+              <w:t>standard deviation</w:t>
+            </w:r>
+          </w:p>
+        </w:tc>
+        <w:tc>
+          <w:tcPr>
+            <w:tcW w:w="0" w:type="auto"/>
+          </w:tcPr>
+          <w:p>
+            <w:pPr>
+              <w:pStyle w:val="NoSpacing"/>
+              <w:cnfStyle w:val="000000100000" w:firstRow="0" w:lastRow="0" w:firstColumn="0" w:lastColumn="0" w:oddVBand="0" w:evenVBand="0" w:oddHBand="1" w:evenHBand="0" w:firstRowFirstColumn="0" w:firstRowLastColumn="0" w:lastRowFirstColumn="0" w:lastRowLastColumn="0"/>
+            </w:pPr>
+            <w:r>
+              <w:t>32-bit float</w:t>
+            </w:r>
+          </w:p>
+        </w:tc>
+        <w:tc>
+          <w:tcPr>
+            <w:tcW w:w="0" w:type="auto"/>
+          </w:tcPr>
+          <w:p>
+            <w:pPr>
+              <w:pStyle w:val="NoSpacing"/>
+              <w:cnfStyle w:val="000000100000" w:firstRow="0" w:lastRow="0" w:firstColumn="0" w:lastColumn="0" w:oddVBand="0" w:evenVBand="0" w:oddHBand="1" w:evenHBand="0" w:firstRowFirstColumn="0" w:firstRowLastColumn="0" w:lastRowFirstColumn="0" w:lastRowLastColumn="0"/>
+            </w:pPr>
+            <w:r>
+              <w:t xml:space="preserve">The standard deviation for the </w:t>
+            </w:r>
+            <w:proofErr w:type="spellStart"/>
+            <w:r>
+              <w:t>hough</w:t>
+            </w:r>
+            <w:proofErr w:type="spellEnd"/>
+            <w:r>
+              <w:t xml:space="preserve"> accumulator values</w:t>
             </w:r>
           </w:p>
         </w:tc>
@@ -3344,20 +3604,27 @@
     </w:p>
     <w:p>
       <w:r>
-        <w:t>Hough accumulator data can be stored in tab-</w:t>
+        <w:t>Hough accumulator data can be stored in tab-delimited text files with the following format. These files can be imported into Microsoft Excel for review.</w:t>
+      </w:r>
+    </w:p>
+    <w:p>
+      <w:r>
+        <w:t>first line:</w:t>
+      </w:r>
+      <w:r>
+        <w:tab/>
+      </w:r>
+      <w:r>
+        <w:tab/>
+        <w:t>rho values from -</w:t>
       </w:r>
       <w:proofErr w:type="spellStart"/>
       <w:r>
-        <w:t>delimted</w:t>
+        <w:t>rho_max</w:t>
       </w:r>
       <w:proofErr w:type="spellEnd"/>
       <w:r>
-        <w:t xml:space="preserve"> text files with the following format. These files can be imported into Microsoft Excel for review.</w:t>
-      </w:r>
-    </w:p>
-    <w:p>
-      <w:r>
-        <w:t>first line: rho values from -</w:t>
+        <w:t xml:space="preserve">/2 to </w:t>
       </w:r>
       <w:proofErr w:type="spellStart"/>
       <w:r>
@@ -3365,515 +3632,18 @@
       </w:r>
       <w:proofErr w:type="spellEnd"/>
       <w:r>
-        <w:t xml:space="preserve">/2 to </w:t>
-      </w:r>
-      <w:proofErr w:type="spellStart"/>
-      <w:r>
-        <w:t>rho_max</w:t>
-      </w:r>
-      <w:proofErr w:type="spellEnd"/>
-      <w:r>
         <w:t>/2</w:t>
       </w:r>
       <w:r>
         <w:br/>
-        <w:t>following lines: theta value followed by each (rho, theta) accumulator count</w:t>
-      </w:r>
-    </w:p>
-    <w:p>
-      <w:pPr>
-        <w:pStyle w:val="Heading1"/>
-      </w:pPr>
-      <w:r>
-        <w:t>Scripts</w:t>
-      </w:r>
-    </w:p>
-    <w:p>
-      <w:r>
-        <w:t>Scripts are written in JSON format to define the operators in an experiment. Experiments have this JSON format:</w:t>
-      </w:r>
-    </w:p>
-    <w:p>
-      <w:pPr>
-        <w:pStyle w:val="code"/>
-      </w:pPr>
-      <w:r>
-        <w:t>{</w:t>
-      </w:r>
-    </w:p>
-    <w:p>
-      <w:pPr>
-        <w:pStyle w:val="code"/>
-      </w:pPr>
-      <w:r>
-        <w:t xml:space="preserve">  "experiment": {</w:t>
-      </w:r>
-    </w:p>
-    <w:p>
-      <w:pPr>
-        <w:pStyle w:val="code"/>
-      </w:pPr>
-      <w:r>
-        <w:t xml:space="preserve">    "steps": [</w:t>
-      </w:r>
-    </w:p>
-    <w:p>
-      <w:pPr>
-        <w:pStyle w:val="code"/>
-      </w:pPr>
-      <w:r>
-        <w:t xml:space="preserve">      {</w:t>
-      </w:r>
-    </w:p>
-    <w:p>
-      <w:pPr>
-        <w:pStyle w:val="code"/>
-        <w:rPr>
-          <w:i/>
-          <w:iCs/>
-        </w:rPr>
-      </w:pPr>
-      <w:r>
-        <w:t xml:space="preserve">        </w:t>
-      </w:r>
-      <w:r>
-        <w:rPr>
-          <w:i/>
-          <w:iCs/>
-        </w:rPr>
-        <w:t>step-definition</w:t>
-      </w:r>
-    </w:p>
-    <w:p>
-      <w:pPr>
-        <w:pStyle w:val="code"/>
-      </w:pPr>
-      <w:r>
-        <w:t xml:space="preserve">      },</w:t>
-      </w:r>
-    </w:p>
-    <w:p>
-      <w:pPr>
-        <w:pStyle w:val="code"/>
-      </w:pPr>
-      <w:r>
-        <w:t xml:space="preserve">      {</w:t>
-      </w:r>
-    </w:p>
-    <w:p>
-      <w:pPr>
-        <w:pStyle w:val="code"/>
-        <w:rPr>
-          <w:i/>
-          <w:iCs/>
-        </w:rPr>
-      </w:pPr>
-      <w:r>
-        <w:t xml:space="preserve">        </w:t>
-      </w:r>
-      <w:r>
-        <w:rPr>
-          <w:i/>
-          <w:iCs/>
-        </w:rPr>
-        <w:t>step-definition</w:t>
-      </w:r>
-    </w:p>
-    <w:p>
-      <w:pPr>
-        <w:pStyle w:val="code"/>
-      </w:pPr>
-      <w:r>
-        <w:t xml:space="preserve">      },</w:t>
-      </w:r>
-    </w:p>
-    <w:p>
-      <w:pPr>
-        <w:pStyle w:val="code"/>
-        <w:rPr>
-          <w:i/>
-          <w:iCs/>
-        </w:rPr>
-      </w:pPr>
-      <w:r>
-        <w:t xml:space="preserve">      a</w:t>
-      </w:r>
-      <w:r>
-        <w:rPr>
-          <w:i/>
-          <w:iCs/>
-        </w:rPr>
-        <w:t>dditional-steps</w:t>
-      </w:r>
-    </w:p>
-    <w:p>
-      <w:pPr>
-        <w:pStyle w:val="code"/>
-      </w:pPr>
-      <w:r>
-        <w:t xml:space="preserve">    ]</w:t>
-      </w:r>
-    </w:p>
-    <w:p>
-      <w:pPr>
-        <w:pStyle w:val="code"/>
-      </w:pPr>
-      <w:r>
-        <w:t xml:space="preserve">  }</w:t>
-      </w:r>
-    </w:p>
-    <w:p>
-      <w:pPr>
-        <w:pStyle w:val="code"/>
-      </w:pPr>
-      <w:r>
-        <w:t>}</w:t>
-      </w:r>
-    </w:p>
-    <w:p/>
-    <w:p>
-      <w:r>
-        <w:t>Each step is defined as:</w:t>
-      </w:r>
-    </w:p>
-    <w:p>
-      <w:pPr>
-        <w:pStyle w:val="code"/>
-      </w:pPr>
-      <w:r>
-        <w:t xml:space="preserve">      {</w:t>
-      </w:r>
-    </w:p>
-    <w:p>
-      <w:pPr>
-        <w:pStyle w:val="code"/>
-      </w:pPr>
-      <w:r>
-        <w:t xml:space="preserve">        "id": </w:t>
-      </w:r>
-      <w:r>
-        <w:rPr>
-          <w:i/>
-          <w:iCs/>
-        </w:rPr>
-        <w:t>step-index</w:t>
-      </w:r>
-      <w:r>
-        <w:t>,</w:t>
-      </w:r>
-    </w:p>
-    <w:p>
-      <w:pPr>
-        <w:pStyle w:val="code"/>
-      </w:pPr>
-      <w:r>
-        <w:t xml:space="preserve">        </w:t>
-      </w:r>
-      <w:r>
-        <w:rPr>
-          <w:i/>
-          <w:iCs/>
-        </w:rPr>
-        <w:t>operator-applied</w:t>
-      </w:r>
-      <w:r>
-        <w:t>,</w:t>
-      </w:r>
-    </w:p>
-    <w:p>
-      <w:pPr>
-        <w:pStyle w:val="code"/>
-      </w:pPr>
-      <w:r>
-        <w:t xml:space="preserve">        “</w:t>
-      </w:r>
-      <w:proofErr w:type="spellStart"/>
-      <w:r>
-        <w:t>intput</w:t>
-      </w:r>
-      <w:proofErr w:type="spellEnd"/>
-      <w:r>
-        <w:t>-data”: [</w:t>
-      </w:r>
-    </w:p>
-    <w:p>
-      <w:pPr>
-        <w:pStyle w:val="code"/>
-      </w:pPr>
-      <w:r>
-        <w:rPr>
-          <w:i/>
-          <w:iCs/>
-        </w:rPr>
-        <w:t xml:space="preserve">          input-data-descriptors</w:t>
-      </w:r>
-    </w:p>
-    <w:p>
-      <w:pPr>
-        <w:pStyle w:val="code"/>
-      </w:pPr>
-      <w:r>
-        <w:t xml:space="preserve">         ],  </w:t>
-      </w:r>
-    </w:p>
-    <w:p>
-      <w:pPr>
-        <w:pStyle w:val="code"/>
-      </w:pPr>
-      <w:r>
-        <w:t xml:space="preserve">        “output-data”: [</w:t>
-      </w:r>
-    </w:p>
-    <w:p>
-      <w:pPr>
-        <w:pStyle w:val="code"/>
-      </w:pPr>
-      <w:r>
-        <w:rPr>
-          <w:i/>
-          <w:iCs/>
-        </w:rPr>
-        <w:t xml:space="preserve">          output-data-descriptors</w:t>
-      </w:r>
-    </w:p>
-    <w:p>
-      <w:pPr>
-        <w:pStyle w:val="code"/>
-      </w:pPr>
-      <w:r>
-        <w:lastRenderedPageBreak/>
-        <w:t xml:space="preserve">         ],  </w:t>
-      </w:r>
-    </w:p>
-    <w:p>
-      <w:pPr>
-        <w:pStyle w:val="code"/>
-      </w:pPr>
-      <w:r>
-        <w:t xml:space="preserve">        “parameters”: [</w:t>
-      </w:r>
-    </w:p>
-    <w:p>
-      <w:pPr>
-        <w:pStyle w:val="code"/>
-        <w:rPr>
-          <w:i/>
-          <w:iCs/>
-        </w:rPr>
-      </w:pPr>
-      <w:r>
-        <w:t xml:space="preserve">          </w:t>
-      </w:r>
-      <w:r>
-        <w:rPr>
-          <w:i/>
-          <w:iCs/>
-        </w:rPr>
-        <w:t>parameters-applied</w:t>
-      </w:r>
-    </w:p>
-    <w:p>
-      <w:pPr>
-        <w:pStyle w:val="code"/>
-      </w:pPr>
-      <w:r>
-        <w:t xml:space="preserve">         ]</w:t>
-      </w:r>
-    </w:p>
-    <w:p>
-      <w:pPr>
-        <w:pStyle w:val="code"/>
-      </w:pPr>
-      <w:r>
-        <w:t xml:space="preserve">      }</w:t>
-      </w:r>
-    </w:p>
-    <w:p>
-      <w:pPr>
-        <w:pStyle w:val="code"/>
-      </w:pPr>
-    </w:p>
-    <w:p>
-      <w:r>
-        <w:t>Each operator is specified with:</w:t>
-      </w:r>
-    </w:p>
-    <w:p>
-      <w:pPr>
-        <w:spacing w:after="0" w:line="240" w:lineRule="auto"/>
-        <w:rPr>
-          <w:rFonts w:ascii="Lucida Console" w:hAnsi="Lucida Console"/>
-          <w:sz w:val="16"/>
-          <w:szCs w:val="16"/>
-        </w:rPr>
-      </w:pPr>
-      <w:r>
-        <w:rPr>
-          <w:rFonts w:ascii="Lucida Console" w:hAnsi="Lucida Console"/>
-          <w:sz w:val="16"/>
-          <w:szCs w:val="16"/>
-        </w:rPr>
-        <w:t xml:space="preserve">        "operator": "</w:t>
-      </w:r>
-      <w:r>
-        <w:rPr>
-          <w:rFonts w:ascii="Lucida Console" w:hAnsi="Lucida Console"/>
-          <w:i/>
-          <w:iCs/>
-          <w:sz w:val="16"/>
-          <w:szCs w:val="16"/>
-        </w:rPr>
-        <w:t>operator-name</w:t>
-      </w:r>
-      <w:r>
-        <w:rPr>
-          <w:rFonts w:ascii="Lucida Console" w:hAnsi="Lucida Console"/>
-          <w:sz w:val="16"/>
-          <w:szCs w:val="16"/>
-        </w:rPr>
-        <w:t>",</w:t>
-      </w:r>
-    </w:p>
-    <w:p/>
-    <w:p>
-      <w:r>
-        <w:t>Input and output descriptors are specified with:</w:t>
-      </w:r>
-    </w:p>
-    <w:p>
-      <w:pPr>
-        <w:pStyle w:val="code"/>
-      </w:pPr>
-      <w:r>
-        <w:t xml:space="preserve">          {</w:t>
-      </w:r>
-    </w:p>
-    <w:p>
-      <w:pPr>
-        <w:pStyle w:val="code"/>
-      </w:pPr>
-      <w:r>
-        <w:t xml:space="preserve">            "id": </w:t>
-      </w:r>
-      <w:r>
-        <w:rPr>
-          <w:i/>
-          <w:iCs/>
-        </w:rPr>
-        <w:t>descriptor-index</w:t>
-      </w:r>
-      <w:r>
-        <w:t>,</w:t>
-      </w:r>
-    </w:p>
-    <w:p>
-      <w:pPr>
-        <w:pStyle w:val="code"/>
-      </w:pPr>
-      <w:r>
-        <w:t xml:space="preserve">            "type": "</w:t>
-      </w:r>
-      <w:r>
-        <w:rPr>
-          <w:i/>
-          <w:iCs/>
-        </w:rPr>
-        <w:t>data-type</w:t>
-      </w:r>
-      <w:r>
-        <w:t>,</w:t>
-      </w:r>
-    </w:p>
-    <w:p>
-      <w:pPr>
-        <w:pStyle w:val="code"/>
-      </w:pPr>
-      <w:r>
-        <w:t xml:space="preserve">            "repository": "</w:t>
-      </w:r>
-      <w:r>
-        <w:rPr>
-          <w:i/>
-          <w:iCs/>
-        </w:rPr>
-        <w:t>data-storage-location</w:t>
-      </w:r>
-      <w:r>
-        <w:t>",</w:t>
-      </w:r>
-    </w:p>
-    <w:p>
-      <w:pPr>
-        <w:pStyle w:val="code"/>
-        <w:rPr>
-          <w:i/>
-          <w:iCs/>
-        </w:rPr>
-      </w:pPr>
-      <w:r>
-        <w:t xml:space="preserve">            </w:t>
-      </w:r>
-      <w:r>
-        <w:rPr>
-          <w:i/>
-          <w:iCs/>
-        </w:rPr>
-        <w:t>additional-data-descriptor-parameters</w:t>
-      </w:r>
-    </w:p>
-    <w:p>
-      <w:pPr>
-        <w:pStyle w:val="code"/>
-      </w:pPr>
-    </w:p>
-    <w:p>
-      <w:pPr>
-        <w:pStyle w:val="code"/>
-      </w:pPr>
-      <w:r>
-        <w:t xml:space="preserve">          }</w:t>
-      </w:r>
-    </w:p>
-    <w:p>
-      <w:r>
-        <w:t>Parameters are specified with text values:</w:t>
-      </w:r>
-    </w:p>
-    <w:p>
-      <w:pPr>
-        <w:pStyle w:val="code"/>
-      </w:pPr>
-      <w:r>
-        <w:t xml:space="preserve">          "</w:t>
-      </w:r>
-      <w:proofErr w:type="spellStart"/>
-      <w:r>
-        <w:rPr>
-          <w:i/>
-          <w:iCs/>
-        </w:rPr>
-        <w:t>perameter</w:t>
-      </w:r>
-      <w:proofErr w:type="spellEnd"/>
-      <w:r>
-        <w:rPr>
-          <w:i/>
-          <w:iCs/>
-        </w:rPr>
-        <w:t>-name</w:t>
-      </w:r>
-      <w:r>
-        <w:t>": "</w:t>
-      </w:r>
-      <w:r>
-        <w:rPr>
-          <w:i/>
-          <w:iCs/>
-        </w:rPr>
-        <w:t>value</w:t>
-      </w:r>
-      <w:r>
-        <w:t>"</w:t>
+        <w:t>following lines:</w:t>
+      </w:r>
+      <w:r>
+        <w:tab/>
+      </w:r>
+      <w:r>
+        <w:tab/>
+        <w:t>theta value followed by the accumulator count for that theta and rho bin</w:t>
       </w:r>
     </w:p>
     <w:p>
@@ -3881,12 +3651,12 @@
         <w:pStyle w:val="Heading2"/>
       </w:pPr>
       <w:r>
-        <w:t>Data Descriptors</w:t>
-      </w:r>
-    </w:p>
-    <w:p>
-      <w:r>
-        <w:t>Input and output data may be stored in different types of repositories. Repositories supported include:</w:t>
+        <w:t>Hough peak data type format</w:t>
+      </w:r>
+    </w:p>
+    <w:p>
+      <w:r>
+        <w:t>Histogram peaks are polar line (rho, theta) parameters selected from the Hough accumulator. Each peak includes the accumulator count.</w:t>
       </w:r>
     </w:p>
     <w:tbl>
@@ -3896,8 +3666,9 @@
         <w:tblLook w:val="04A0" w:firstRow="1" w:lastRow="0" w:firstColumn="1" w:lastColumn="0" w:noHBand="0" w:noVBand="1"/>
       </w:tblPr>
       <w:tblGrid>
-        <w:gridCol w:w="4675"/>
-        <w:gridCol w:w="4675"/>
+        <w:gridCol w:w="1892"/>
+        <w:gridCol w:w="2711"/>
+        <w:gridCol w:w="4509"/>
       </w:tblGrid>
       <w:tr>
         <w:trPr>
@@ -3906,20 +3677,20 @@
         <w:tc>
           <w:tcPr>
             <w:cnfStyle w:val="001000000000" w:firstRow="0" w:lastRow="0" w:firstColumn="1" w:lastColumn="0" w:oddVBand="0" w:evenVBand="0" w:oddHBand="0" w:evenHBand="0" w:firstRowFirstColumn="0" w:firstRowLastColumn="0" w:lastRowFirstColumn="0" w:lastRowLastColumn="0"/>
-            <w:tcW w:w="4675" w:type="dxa"/>
-          </w:tcPr>
-          <w:p>
-            <w:pPr>
-              <w:pStyle w:val="NoSpacing"/>
-            </w:pPr>
-            <w:r>
-              <w:t>data storage location</w:t>
-            </w:r>
-          </w:p>
-        </w:tc>
-        <w:tc>
-          <w:tcPr>
-            <w:tcW w:w="4675" w:type="dxa"/>
+            <w:tcW w:w="0" w:type="auto"/>
+          </w:tcPr>
+          <w:p>
+            <w:pPr>
+              <w:pStyle w:val="NoSpacing"/>
+            </w:pPr>
+            <w:r>
+              <w:t>Field</w:t>
+            </w:r>
+          </w:p>
+        </w:tc>
+        <w:tc>
+          <w:tcPr>
+            <w:tcW w:w="0" w:type="auto"/>
           </w:tcPr>
           <w:p>
             <w:pPr>
@@ -3927,7 +3698,21 @@
               <w:cnfStyle w:val="100000000000" w:firstRow="1" w:lastRow="0" w:firstColumn="0" w:lastColumn="0" w:oddVBand="0" w:evenVBand="0" w:oddHBand="0" w:evenHBand="0" w:firstRowFirstColumn="0" w:firstRowLastColumn="0" w:lastRowFirstColumn="0" w:lastRowLastColumn="0"/>
             </w:pPr>
             <w:r>
-              <w:t>description</w:t>
+              <w:t>Type</w:t>
+            </w:r>
+          </w:p>
+        </w:tc>
+        <w:tc>
+          <w:tcPr>
+            <w:tcW w:w="0" w:type="auto"/>
+          </w:tcPr>
+          <w:p>
+            <w:pPr>
+              <w:pStyle w:val="NoSpacing"/>
+              <w:cnfStyle w:val="100000000000" w:firstRow="1" w:lastRow="0" w:firstColumn="0" w:lastColumn="0" w:oddVBand="0" w:evenVBand="0" w:oddHBand="0" w:evenHBand="0" w:firstRowFirstColumn="0" w:firstRowLastColumn="0" w:lastRowFirstColumn="0" w:lastRowLastColumn="0"/>
+            </w:pPr>
+            <w:r>
+              <w:t>Description</w:t>
             </w:r>
           </w:p>
         </w:tc>
@@ -3939,7 +3724,675 @@
         <w:tc>
           <w:tcPr>
             <w:cnfStyle w:val="001000000000" w:firstRow="0" w:lastRow="0" w:firstColumn="1" w:lastColumn="0" w:oddVBand="0" w:evenVBand="0" w:oddHBand="0" w:evenHBand="0" w:firstRowFirstColumn="0" w:firstRowLastColumn="0" w:lastRowFirstColumn="0" w:lastRowLastColumn="0"/>
-            <w:tcW w:w="4675" w:type="dxa"/>
+            <w:tcW w:w="0" w:type="auto"/>
+          </w:tcPr>
+          <w:p>
+            <w:pPr>
+              <w:pStyle w:val="NoSpacing"/>
+              <w:rPr>
+                <w:b w:val="0"/>
+                <w:bCs w:val="0"/>
+              </w:rPr>
+            </w:pPr>
+            <w:proofErr w:type="spellStart"/>
+            <w:r>
+              <w:rPr>
+                <w:b w:val="0"/>
+                <w:bCs w:val="0"/>
+              </w:rPr>
+              <w:t>npeaks</w:t>
+            </w:r>
+            <w:proofErr w:type="spellEnd"/>
+          </w:p>
+        </w:tc>
+        <w:tc>
+          <w:tcPr>
+            <w:tcW w:w="0" w:type="auto"/>
+          </w:tcPr>
+          <w:p>
+            <w:pPr>
+              <w:pStyle w:val="NoSpacing"/>
+              <w:cnfStyle w:val="000000100000" w:firstRow="0" w:lastRow="0" w:firstColumn="0" w:lastColumn="0" w:oddVBand="0" w:evenVBand="0" w:oddHBand="1" w:evenHBand="0" w:firstRowFirstColumn="0" w:firstRowLastColumn="0" w:lastRowFirstColumn="0" w:lastRowLastColumn="0"/>
+            </w:pPr>
+            <w:r>
+              <w:t>32-bit integer</w:t>
+            </w:r>
+          </w:p>
+        </w:tc>
+        <w:tc>
+          <w:tcPr>
+            <w:tcW w:w="0" w:type="auto"/>
+          </w:tcPr>
+          <w:p>
+            <w:pPr>
+              <w:pStyle w:val="NoSpacing"/>
+              <w:cnfStyle w:val="000000100000" w:firstRow="0" w:lastRow="0" w:firstColumn="0" w:lastColumn="0" w:oddVBand="0" w:evenVBand="0" w:oddHBand="1" w:evenHBand="0" w:firstRowFirstColumn="0" w:firstRowLastColumn="0" w:lastRowFirstColumn="0" w:lastRowLastColumn="0"/>
+            </w:pPr>
+            <w:r>
+              <w:t xml:space="preserve">The number of polar lines (rho, theta, count) </w:t>
+            </w:r>
+          </w:p>
+        </w:tc>
+      </w:tr>
+      <w:tr>
+        <w:tc>
+          <w:tcPr>
+            <w:cnfStyle w:val="001000000000" w:firstRow="0" w:lastRow="0" w:firstColumn="1" w:lastColumn="0" w:oddVBand="0" w:evenVBand="0" w:oddHBand="0" w:evenHBand="0" w:firstRowFirstColumn="0" w:firstRowLastColumn="0" w:lastRowFirstColumn="0" w:lastRowLastColumn="0"/>
+            <w:tcW w:w="0" w:type="auto"/>
+          </w:tcPr>
+          <w:p>
+            <w:pPr>
+              <w:pStyle w:val="NoSpacing"/>
+              <w:rPr>
+                <w:b w:val="0"/>
+                <w:bCs w:val="0"/>
+              </w:rPr>
+            </w:pPr>
+            <w:r>
+              <w:rPr>
+                <w:b w:val="0"/>
+                <w:bCs w:val="0"/>
+              </w:rPr>
+              <w:t>Hough peak data</w:t>
+            </w:r>
+          </w:p>
+        </w:tc>
+        <w:tc>
+          <w:tcPr>
+            <w:tcW w:w="0" w:type="auto"/>
+          </w:tcPr>
+          <w:p>
+            <w:pPr>
+              <w:pStyle w:val="NoSpacing"/>
+              <w:cnfStyle w:val="000000000000" w:firstRow="0" w:lastRow="0" w:firstColumn="0" w:lastColumn="0" w:oddVBand="0" w:evenVBand="0" w:oddHBand="0" w:evenHBand="0" w:firstRowFirstColumn="0" w:firstRowLastColumn="0" w:lastRowFirstColumn="0" w:lastRowLastColumn="0"/>
+            </w:pPr>
+            <w:proofErr w:type="spellStart"/>
+            <w:r>
+              <w:t>npeaks</w:t>
+            </w:r>
+            <w:proofErr w:type="spellEnd"/>
+            <w:r>
+              <w:t xml:space="preserve"> * 3 32-bit integers</w:t>
+            </w:r>
+          </w:p>
+        </w:tc>
+        <w:tc>
+          <w:tcPr>
+            <w:tcW w:w="0" w:type="auto"/>
+          </w:tcPr>
+          <w:p>
+            <w:pPr>
+              <w:pStyle w:val="NoSpacing"/>
+              <w:cnfStyle w:val="000000000000" w:firstRow="0" w:lastRow="0" w:firstColumn="0" w:lastColumn="0" w:oddVBand="0" w:evenVBand="0" w:oddHBand="0" w:evenHBand="0" w:firstRowFirstColumn="0" w:firstRowLastColumn="0" w:lastRowFirstColumn="0" w:lastRowLastColumn="0"/>
+            </w:pPr>
+            <w:r>
+              <w:t>(rho, theta, count) peak parameters</w:t>
+            </w:r>
+          </w:p>
+        </w:tc>
+      </w:tr>
+    </w:tbl>
+    <w:p/>
+    <w:p>
+      <w:pPr>
+        <w:pStyle w:val="Heading1"/>
+      </w:pPr>
+      <w:r>
+        <w:t>Scripts</w:t>
+      </w:r>
+    </w:p>
+    <w:p>
+      <w:r>
+        <w:t>Scripts are written in JSON format to define the operators in an experiment. Experiments have this JSON format:</w:t>
+      </w:r>
+    </w:p>
+    <w:p>
+      <w:pPr>
+        <w:pStyle w:val="code"/>
+      </w:pPr>
+      <w:r>
+        <w:t>{</w:t>
+      </w:r>
+    </w:p>
+    <w:p>
+      <w:pPr>
+        <w:pStyle w:val="code"/>
+      </w:pPr>
+      <w:r>
+        <w:t xml:space="preserve">  "experiment": {</w:t>
+      </w:r>
+    </w:p>
+    <w:p>
+      <w:pPr>
+        <w:pStyle w:val="code"/>
+      </w:pPr>
+      <w:r>
+        <w:t xml:space="preserve">    "steps": [</w:t>
+      </w:r>
+    </w:p>
+    <w:p>
+      <w:pPr>
+        <w:pStyle w:val="code"/>
+      </w:pPr>
+      <w:r>
+        <w:t xml:space="preserve">      {</w:t>
+      </w:r>
+    </w:p>
+    <w:p>
+      <w:pPr>
+        <w:pStyle w:val="code"/>
+        <w:rPr>
+          <w:i/>
+          <w:iCs/>
+        </w:rPr>
+      </w:pPr>
+      <w:r>
+        <w:t xml:space="preserve">        </w:t>
+      </w:r>
+      <w:r>
+        <w:rPr>
+          <w:i/>
+          <w:iCs/>
+        </w:rPr>
+        <w:t>step-definition</w:t>
+      </w:r>
+    </w:p>
+    <w:p>
+      <w:pPr>
+        <w:pStyle w:val="code"/>
+      </w:pPr>
+      <w:r>
+        <w:t xml:space="preserve">      },</w:t>
+      </w:r>
+    </w:p>
+    <w:p>
+      <w:pPr>
+        <w:pStyle w:val="code"/>
+      </w:pPr>
+      <w:r>
+        <w:t xml:space="preserve">      {</w:t>
+      </w:r>
+    </w:p>
+    <w:p>
+      <w:pPr>
+        <w:pStyle w:val="code"/>
+        <w:rPr>
+          <w:i/>
+          <w:iCs/>
+        </w:rPr>
+      </w:pPr>
+      <w:r>
+        <w:t xml:space="preserve">        </w:t>
+      </w:r>
+      <w:r>
+        <w:rPr>
+          <w:i/>
+          <w:iCs/>
+        </w:rPr>
+        <w:t>step-definition</w:t>
+      </w:r>
+    </w:p>
+    <w:p>
+      <w:pPr>
+        <w:pStyle w:val="code"/>
+      </w:pPr>
+      <w:r>
+        <w:t xml:space="preserve">      },</w:t>
+      </w:r>
+    </w:p>
+    <w:p>
+      <w:pPr>
+        <w:pStyle w:val="code"/>
+        <w:rPr>
+          <w:i/>
+          <w:iCs/>
+        </w:rPr>
+      </w:pPr>
+      <w:r>
+        <w:t xml:space="preserve">      a</w:t>
+      </w:r>
+      <w:r>
+        <w:rPr>
+          <w:i/>
+          <w:iCs/>
+        </w:rPr>
+        <w:t>dditional-steps</w:t>
+      </w:r>
+    </w:p>
+    <w:p>
+      <w:pPr>
+        <w:pStyle w:val="code"/>
+      </w:pPr>
+      <w:r>
+        <w:t xml:space="preserve">    ]</w:t>
+      </w:r>
+    </w:p>
+    <w:p>
+      <w:pPr>
+        <w:pStyle w:val="code"/>
+      </w:pPr>
+      <w:r>
+        <w:t xml:space="preserve">  }</w:t>
+      </w:r>
+    </w:p>
+    <w:p>
+      <w:pPr>
+        <w:pStyle w:val="code"/>
+      </w:pPr>
+      <w:r>
+        <w:t>}</w:t>
+      </w:r>
+    </w:p>
+    <w:p/>
+    <w:p>
+      <w:r>
+        <w:t>Each step is defined as:</w:t>
+      </w:r>
+    </w:p>
+    <w:p>
+      <w:pPr>
+        <w:pStyle w:val="code"/>
+      </w:pPr>
+      <w:r>
+        <w:t xml:space="preserve">      {</w:t>
+      </w:r>
+    </w:p>
+    <w:p>
+      <w:pPr>
+        <w:pStyle w:val="code"/>
+      </w:pPr>
+      <w:r>
+        <w:t xml:space="preserve">        "id": </w:t>
+      </w:r>
+      <w:r>
+        <w:rPr>
+          <w:i/>
+          <w:iCs/>
+        </w:rPr>
+        <w:t>step-index</w:t>
+      </w:r>
+      <w:r>
+        <w:t>,</w:t>
+      </w:r>
+    </w:p>
+    <w:p>
+      <w:pPr>
+        <w:pStyle w:val="code"/>
+      </w:pPr>
+      <w:r>
+        <w:t xml:space="preserve">        </w:t>
+      </w:r>
+      <w:r>
+        <w:rPr>
+          <w:i/>
+          <w:iCs/>
+        </w:rPr>
+        <w:t>operator-applied</w:t>
+      </w:r>
+      <w:r>
+        <w:t>,</w:t>
+      </w:r>
+    </w:p>
+    <w:p>
+      <w:pPr>
+        <w:pStyle w:val="code"/>
+      </w:pPr>
+      <w:r>
+        <w:t xml:space="preserve">        “</w:t>
+      </w:r>
+      <w:proofErr w:type="spellStart"/>
+      <w:r>
+        <w:t>intput</w:t>
+      </w:r>
+      <w:proofErr w:type="spellEnd"/>
+      <w:r>
+        <w:t>-data”: [</w:t>
+      </w:r>
+    </w:p>
+    <w:p>
+      <w:pPr>
+        <w:pStyle w:val="code"/>
+      </w:pPr>
+      <w:r>
+        <w:rPr>
+          <w:i/>
+          <w:iCs/>
+        </w:rPr>
+        <w:t xml:space="preserve">          input-data-descriptors</w:t>
+      </w:r>
+    </w:p>
+    <w:p>
+      <w:pPr>
+        <w:pStyle w:val="code"/>
+      </w:pPr>
+      <w:r>
+        <w:t xml:space="preserve">         ],  </w:t>
+      </w:r>
+    </w:p>
+    <w:p>
+      <w:pPr>
+        <w:pStyle w:val="code"/>
+      </w:pPr>
+      <w:r>
+        <w:t xml:space="preserve">        “output-data”: [</w:t>
+      </w:r>
+    </w:p>
+    <w:p>
+      <w:pPr>
+        <w:pStyle w:val="code"/>
+      </w:pPr>
+      <w:r>
+        <w:rPr>
+          <w:i/>
+          <w:iCs/>
+        </w:rPr>
+        <w:t xml:space="preserve">          output-data-descriptors</w:t>
+      </w:r>
+    </w:p>
+    <w:p>
+      <w:pPr>
+        <w:pStyle w:val="code"/>
+      </w:pPr>
+      <w:r>
+        <w:t xml:space="preserve">         ],  </w:t>
+      </w:r>
+    </w:p>
+    <w:p>
+      <w:pPr>
+        <w:pStyle w:val="code"/>
+      </w:pPr>
+      <w:r>
+        <w:t xml:space="preserve">        “parameters”: [</w:t>
+      </w:r>
+    </w:p>
+    <w:p>
+      <w:pPr>
+        <w:pStyle w:val="code"/>
+        <w:rPr>
+          <w:i/>
+          <w:iCs/>
+        </w:rPr>
+      </w:pPr>
+      <w:r>
+        <w:t xml:space="preserve">          </w:t>
+      </w:r>
+      <w:r>
+        <w:rPr>
+          <w:i/>
+          <w:iCs/>
+        </w:rPr>
+        <w:t>parameters-applied</w:t>
+      </w:r>
+    </w:p>
+    <w:p>
+      <w:pPr>
+        <w:pStyle w:val="code"/>
+      </w:pPr>
+      <w:r>
+        <w:t xml:space="preserve">         ]</w:t>
+      </w:r>
+    </w:p>
+    <w:p>
+      <w:pPr>
+        <w:pStyle w:val="code"/>
+      </w:pPr>
+      <w:r>
+        <w:t xml:space="preserve">      }</w:t>
+      </w:r>
+    </w:p>
+    <w:p>
+      <w:pPr>
+        <w:pStyle w:val="code"/>
+      </w:pPr>
+    </w:p>
+    <w:p>
+      <w:r>
+        <w:t>Each operator is specified with:</w:t>
+      </w:r>
+    </w:p>
+    <w:p>
+      <w:pPr>
+        <w:spacing w:after="0" w:line="240" w:lineRule="auto"/>
+        <w:rPr>
+          <w:rFonts w:ascii="Lucida Console" w:hAnsi="Lucida Console"/>
+          <w:sz w:val="16"/>
+          <w:szCs w:val="16"/>
+        </w:rPr>
+      </w:pPr>
+      <w:r>
+        <w:rPr>
+          <w:rFonts w:ascii="Lucida Console" w:hAnsi="Lucida Console"/>
+          <w:sz w:val="16"/>
+          <w:szCs w:val="16"/>
+        </w:rPr>
+        <w:t xml:space="preserve">        "operator": "</w:t>
+      </w:r>
+      <w:r>
+        <w:rPr>
+          <w:rFonts w:ascii="Lucida Console" w:hAnsi="Lucida Console"/>
+          <w:i/>
+          <w:iCs/>
+          <w:sz w:val="16"/>
+          <w:szCs w:val="16"/>
+        </w:rPr>
+        <w:t>operator-name</w:t>
+      </w:r>
+      <w:r>
+        <w:rPr>
+          <w:rFonts w:ascii="Lucida Console" w:hAnsi="Lucida Console"/>
+          <w:sz w:val="16"/>
+          <w:szCs w:val="16"/>
+        </w:rPr>
+        <w:t>",</w:t>
+      </w:r>
+    </w:p>
+    <w:p/>
+    <w:p>
+      <w:r>
+        <w:t>Input and output descriptors are specified with:</w:t>
+      </w:r>
+    </w:p>
+    <w:p>
+      <w:pPr>
+        <w:pStyle w:val="code"/>
+      </w:pPr>
+      <w:r>
+        <w:t xml:space="preserve">          {</w:t>
+      </w:r>
+    </w:p>
+    <w:p>
+      <w:pPr>
+        <w:pStyle w:val="code"/>
+      </w:pPr>
+      <w:r>
+        <w:t xml:space="preserve">            "id": </w:t>
+      </w:r>
+      <w:r>
+        <w:rPr>
+          <w:i/>
+          <w:iCs/>
+        </w:rPr>
+        <w:t>descriptor-index</w:t>
+      </w:r>
+      <w:r>
+        <w:t>,</w:t>
+      </w:r>
+    </w:p>
+    <w:p>
+      <w:pPr>
+        <w:pStyle w:val="code"/>
+      </w:pPr>
+      <w:r>
+        <w:t xml:space="preserve">            "type": "</w:t>
+      </w:r>
+      <w:r>
+        <w:rPr>
+          <w:i/>
+          <w:iCs/>
+        </w:rPr>
+        <w:t>data-type</w:t>
+      </w:r>
+      <w:r>
+        <w:t>,</w:t>
+      </w:r>
+    </w:p>
+    <w:p>
+      <w:pPr>
+        <w:pStyle w:val="code"/>
+      </w:pPr>
+      <w:r>
+        <w:lastRenderedPageBreak/>
+        <w:t xml:space="preserve">            "repository": "</w:t>
+      </w:r>
+      <w:r>
+        <w:rPr>
+          <w:i/>
+          <w:iCs/>
+        </w:rPr>
+        <w:t>data-storage-location</w:t>
+      </w:r>
+      <w:r>
+        <w:t>",</w:t>
+      </w:r>
+    </w:p>
+    <w:p>
+      <w:pPr>
+        <w:pStyle w:val="code"/>
+        <w:rPr>
+          <w:i/>
+          <w:iCs/>
+        </w:rPr>
+      </w:pPr>
+      <w:r>
+        <w:t xml:space="preserve">            </w:t>
+      </w:r>
+      <w:r>
+        <w:rPr>
+          <w:i/>
+          <w:iCs/>
+        </w:rPr>
+        <w:t>additional-data-descriptor-parameters</w:t>
+      </w:r>
+    </w:p>
+    <w:p>
+      <w:pPr>
+        <w:pStyle w:val="code"/>
+      </w:pPr>
+    </w:p>
+    <w:p>
+      <w:pPr>
+        <w:pStyle w:val="code"/>
+      </w:pPr>
+      <w:r>
+        <w:t xml:space="preserve">          }</w:t>
+      </w:r>
+    </w:p>
+    <w:p>
+      <w:r>
+        <w:t>Parameters are specified with text values:</w:t>
+      </w:r>
+    </w:p>
+    <w:p>
+      <w:pPr>
+        <w:pStyle w:val="code"/>
+      </w:pPr>
+      <w:r>
+        <w:t xml:space="preserve">          "</w:t>
+      </w:r>
+      <w:proofErr w:type="spellStart"/>
+      <w:r>
+        <w:rPr>
+          <w:i/>
+          <w:iCs/>
+        </w:rPr>
+        <w:t>perameter</w:t>
+      </w:r>
+      <w:proofErr w:type="spellEnd"/>
+      <w:r>
+        <w:rPr>
+          <w:i/>
+          <w:iCs/>
+        </w:rPr>
+        <w:t>-name</w:t>
+      </w:r>
+      <w:r>
+        <w:t>": "</w:t>
+      </w:r>
+      <w:r>
+        <w:rPr>
+          <w:i/>
+          <w:iCs/>
+        </w:rPr>
+        <w:t>value</w:t>
+      </w:r>
+      <w:r>
+        <w:t>"</w:t>
+      </w:r>
+    </w:p>
+    <w:p>
+      <w:pPr>
+        <w:pStyle w:val="Heading2"/>
+      </w:pPr>
+      <w:r>
+        <w:t>Data Descriptors</w:t>
+      </w:r>
+    </w:p>
+    <w:p>
+      <w:r>
+        <w:t>Input and output data may be stored in different types of repositories. Repositories supported include:</w:t>
+      </w:r>
+    </w:p>
+    <w:tbl>
+      <w:tblPr>
+        <w:tblStyle w:val="PlainTable1"/>
+        <w:tblW w:w="0" w:type="auto"/>
+        <w:tblLook w:val="04A0" w:firstRow="1" w:lastRow="0" w:firstColumn="1" w:lastColumn="0" w:noHBand="0" w:noVBand="1"/>
+      </w:tblPr>
+      <w:tblGrid>
+        <w:gridCol w:w="2429"/>
+        <w:gridCol w:w="3616"/>
+      </w:tblGrid>
+      <w:tr>
+        <w:trPr>
+          <w:cnfStyle w:val="100000000000" w:firstRow="1" w:lastRow="0" w:firstColumn="0" w:lastColumn="0" w:oddVBand="0" w:evenVBand="0" w:oddHBand="0" w:evenHBand="0" w:firstRowFirstColumn="0" w:firstRowLastColumn="0" w:lastRowFirstColumn="0" w:lastRowLastColumn="0"/>
+        </w:trPr>
+        <w:tc>
+          <w:tcPr>
+            <w:cnfStyle w:val="001000000000" w:firstRow="0" w:lastRow="0" w:firstColumn="1" w:lastColumn="0" w:oddVBand="0" w:evenVBand="0" w:oddHBand="0" w:evenHBand="0" w:firstRowFirstColumn="0" w:firstRowLastColumn="0" w:lastRowFirstColumn="0" w:lastRowLastColumn="0"/>
+            <w:tcW w:w="0" w:type="auto"/>
+          </w:tcPr>
+          <w:p>
+            <w:pPr>
+              <w:pStyle w:val="NoSpacing"/>
+            </w:pPr>
+            <w:r>
+              <w:t>data storage location</w:t>
+            </w:r>
+          </w:p>
+        </w:tc>
+        <w:tc>
+          <w:tcPr>
+            <w:tcW w:w="0" w:type="auto"/>
+          </w:tcPr>
+          <w:p>
+            <w:pPr>
+              <w:pStyle w:val="NoSpacing"/>
+              <w:cnfStyle w:val="100000000000" w:firstRow="1" w:lastRow="0" w:firstColumn="0" w:lastColumn="0" w:oddVBand="0" w:evenVBand="0" w:oddHBand="0" w:evenHBand="0" w:firstRowFirstColumn="0" w:firstRowLastColumn="0" w:lastRowFirstColumn="0" w:lastRowLastColumn="0"/>
+            </w:pPr>
+            <w:r>
+              <w:t>description</w:t>
+            </w:r>
+          </w:p>
+        </w:tc>
+      </w:tr>
+      <w:tr>
+        <w:trPr>
+          <w:cnfStyle w:val="000000100000" w:firstRow="0" w:lastRow="0" w:firstColumn="0" w:lastColumn="0" w:oddVBand="0" w:evenVBand="0" w:oddHBand="1" w:evenHBand="0" w:firstRowFirstColumn="0" w:firstRowLastColumn="0" w:lastRowFirstColumn="0" w:lastRowLastColumn="0"/>
+        </w:trPr>
+        <w:tc>
+          <w:tcPr>
+            <w:cnfStyle w:val="001000000000" w:firstRow="0" w:lastRow="0" w:firstColumn="1" w:lastColumn="0" w:oddVBand="0" w:evenVBand="0" w:oddHBand="0" w:evenHBand="0" w:firstRowFirstColumn="0" w:firstRowLastColumn="0" w:lastRowFirstColumn="0" w:lastRowLastColumn="0"/>
+            <w:tcW w:w="0" w:type="auto"/>
           </w:tcPr>
           <w:p>
             <w:pPr>
@@ -3960,7 +4413,7 @@
         </w:tc>
         <w:tc>
           <w:tcPr>
-            <w:tcW w:w="4675" w:type="dxa"/>
+            <w:tcW w:w="0" w:type="auto"/>
           </w:tcPr>
           <w:p>
             <w:pPr>
@@ -3977,7 +4430,7 @@
         <w:tc>
           <w:tcPr>
             <w:cnfStyle w:val="001000000000" w:firstRow="0" w:lastRow="0" w:firstColumn="1" w:lastColumn="0" w:oddVBand="0" w:evenVBand="0" w:oddHBand="0" w:evenHBand="0" w:firstRowFirstColumn="0" w:firstRowLastColumn="0" w:lastRowFirstColumn="0" w:lastRowLastColumn="0"/>
-            <w:tcW w:w="4675" w:type="dxa"/>
+            <w:tcW w:w="0" w:type="auto"/>
           </w:tcPr>
           <w:p>
             <w:pPr>
@@ -4000,7 +4453,7 @@
         </w:tc>
         <w:tc>
           <w:tcPr>
-            <w:tcW w:w="4675" w:type="dxa"/>
+            <w:tcW w:w="0" w:type="auto"/>
           </w:tcPr>
           <w:p>
             <w:pPr>
@@ -4020,7 +4473,7 @@
         <w:tc>
           <w:tcPr>
             <w:cnfStyle w:val="001000000000" w:firstRow="0" w:lastRow="0" w:firstColumn="1" w:lastColumn="0" w:oddVBand="0" w:evenVBand="0" w:oddHBand="0" w:evenHBand="0" w:firstRowFirstColumn="0" w:firstRowLastColumn="0" w:lastRowFirstColumn="0" w:lastRowLastColumn="0"/>
-            <w:tcW w:w="4675" w:type="dxa"/>
+            <w:tcW w:w="0" w:type="auto"/>
           </w:tcPr>
           <w:p>
             <w:pPr>
@@ -4041,7 +4494,7 @@
         </w:tc>
         <w:tc>
           <w:tcPr>
-            <w:tcW w:w="4675" w:type="dxa"/>
+            <w:tcW w:w="0" w:type="auto"/>
           </w:tcPr>
           <w:p>
             <w:pPr>
@@ -4058,7 +4511,13 @@
     <w:p/>
     <w:p>
       <w:r>
-        <w:t>Only data stored on the filesystem is available in the current release. Each repository type has specific additional parameters. The filesystem data descriptor is specified with:</w:t>
+        <w:t xml:space="preserve">Each repository type has specific additional parameters. </w:t>
+      </w:r>
+      <w:r>
+        <w:t xml:space="preserve">Only data stored on the filesystem is available in the current release. </w:t>
+      </w:r>
+      <w:r>
+        <w:t>The filesystem data descriptor is specified with:</w:t>
       </w:r>
     </w:p>
     <w:p>
@@ -4234,20 +4693,27 @@
         <w:t>-extension</w:t>
       </w:r>
       <w:r>
-        <w:t>".</w:t>
-      </w:r>
-      <w:r>
-        <w:t xml:space="preserve"> </w:t>
+        <w:t xml:space="preserve">". </w:t>
       </w:r>
       <w:r>
         <w:rPr>
           <w:i/>
           <w:iCs/>
         </w:rPr>
+        <w:t>data-type</w:t>
+      </w:r>
+      <w:r>
+        <w:t xml:space="preserve"> and </w:t>
+      </w:r>
+      <w:r>
+        <w:rPr>
+          <w:i/>
+          <w:iCs/>
+        </w:rPr>
         <w:t xml:space="preserve">data-format </w:t>
       </w:r>
       <w:r>
-        <w:t>has the following values:</w:t>
+        <w:t>have the following values:</w:t>
       </w:r>
     </w:p>
     <w:tbl>
@@ -4271,7 +4737,7 @@
           </w:tcPr>
           <w:p>
             <w:r>
-              <w:t>Data Type</w:t>
+              <w:t>Data type</w:t>
             </w:r>
           </w:p>
         </w:tc>
@@ -4282,17 +4748,9 @@
           <w:p>
             <w:pPr>
               <w:cnfStyle w:val="100000000000" w:firstRow="1" w:lastRow="0" w:firstColumn="0" w:lastColumn="0" w:oddVBand="0" w:evenVBand="0" w:oddHBand="0" w:evenHBand="0" w:firstRowFirstColumn="0" w:firstRowLastColumn="0" w:lastRowFirstColumn="0" w:lastRowLastColumn="0"/>
-              <w:rPr>
-                <w:i/>
-                <w:iCs/>
-              </w:rPr>
-            </w:pPr>
-            <w:r>
-              <w:rPr>
-                <w:i/>
-                <w:iCs/>
-              </w:rPr>
-              <w:t>data-format</w:t>
+            </w:pPr>
+            <w:r>
+              <w:t>Data format</w:t>
             </w:r>
           </w:p>
         </w:tc>
@@ -4337,15 +4795,10 @@
             </w:r>
             <w:proofErr w:type="spellEnd"/>
             <w:r>
-              <w:t xml:space="preserve"> data</w:t>
-            </w:r>
-            <w:r>
-              <w:t>. The extension might be “bin”.</w:t>
+              <w:t xml:space="preserve"> data. The extension should be “bin”.</w:t>
             </w:r>
             <w:r>
               <w:br/>
-            </w:r>
-            <w:r>
               <w:t xml:space="preserve">“jpeg”, for </w:t>
             </w:r>
             <w:proofErr w:type="spellStart"/>
@@ -4354,10 +4807,13 @@
             </w:r>
             <w:proofErr w:type="spellEnd"/>
             <w:r>
-              <w:t xml:space="preserve"> JPEG images.</w:t>
-            </w:r>
-            <w:r>
-              <w:t xml:space="preserve"> The extension should be “jpg”.</w:t>
+              <w:t xml:space="preserve"> JPEG images. The extension </w:t>
+            </w:r>
+            <w:r>
+              <w:t xml:space="preserve">should </w:t>
+            </w:r>
+            <w:r>
+              <w:t>be “jpg”.</w:t>
             </w:r>
           </w:p>
         </w:tc>
@@ -4383,7 +4839,13 @@
               <w:cnfStyle w:val="000000000000" w:firstRow="0" w:lastRow="0" w:firstColumn="0" w:lastColumn="0" w:oddVBand="0" w:evenVBand="0" w:oddHBand="0" w:evenHBand="0" w:firstRowFirstColumn="0" w:firstRowLastColumn="0" w:lastRowFirstColumn="0" w:lastRowLastColumn="0"/>
             </w:pPr>
             <w:r>
-              <w:t>“binary” for binary histogram data, or “text” for text data to display using gnuplot.</w:t>
+              <w:t xml:space="preserve">“binary” for binary histogram data, or “text” for output text </w:t>
+            </w:r>
+            <w:r>
+              <w:t xml:space="preserve">histogram </w:t>
+            </w:r>
+            <w:r>
+              <w:t>data to display using gnuplot.</w:t>
             </w:r>
           </w:p>
         </w:tc>
@@ -4412,25 +4874,168 @@
               <w:cnfStyle w:val="000000100000" w:firstRow="0" w:lastRow="0" w:firstColumn="0" w:lastColumn="0" w:oddVBand="0" w:evenVBand="0" w:oddHBand="1" w:evenHBand="0" w:firstRowFirstColumn="0" w:firstRowLastColumn="0" w:lastRowFirstColumn="0" w:lastRowLastColumn="0"/>
             </w:pPr>
             <w:r>
-              <w:t>“binary” for binary Hough accumulator data, or “text” for tab-delimited data that can be imported into Microsoft Excel to view.</w:t>
+              <w:t xml:space="preserve">“binary” for binary Hough accumulator data, or “text” for </w:t>
+            </w:r>
+            <w:r>
+              <w:t>output</w:t>
+            </w:r>
+            <w:r>
+              <w:t xml:space="preserve"> tab-delimited data that can be imported into Microsoft Excel to view.</w:t>
             </w:r>
           </w:p>
         </w:tc>
       </w:tr>
     </w:tbl>
-    <w:p>
-      <w:pPr>
+    <w:p/>
+    <w:p>
+      <w:pPr>
+        <w:pStyle w:val="Heading2"/>
+      </w:pPr>
+      <w:r>
+        <w:t>Running the script</w:t>
+      </w:r>
+    </w:p>
+    <w:p>
+      <w:r>
+        <w:t>Scripts can currently be run only in Linux. The script is run under Linux with this command line:</w:t>
+      </w:r>
+    </w:p>
+    <w:p>
+      <w:pPr>
+        <w:pStyle w:val="code"/>
         <w:rPr>
           <w:i/>
           <w:iCs/>
-        </w:rPr>
-      </w:pPr>
+          <w:sz w:val="20"/>
+          <w:szCs w:val="20"/>
+        </w:rPr>
+      </w:pPr>
+      <w:r>
+        <w:rPr>
+          <w:sz w:val="20"/>
+          <w:szCs w:val="20"/>
+        </w:rPr>
+        <w:t xml:space="preserve">$ ./cv-workbench </w:t>
+      </w:r>
+      <w:r>
+        <w:rPr>
+          <w:i/>
+          <w:iCs/>
+          <w:sz w:val="20"/>
+          <w:szCs w:val="20"/>
+        </w:rPr>
+        <w:t>script-file</w:t>
+      </w:r>
     </w:p>
     <w:p>
       <w:pPr>
         <w:pStyle w:val="Heading2"/>
       </w:pPr>
       <w:r>
+        <w:t>Script run log files</w:t>
+      </w:r>
+    </w:p>
+    <w:p>
+      <w:r>
+        <w:t xml:space="preserve">Scripts will log results as they run </w:t>
+      </w:r>
+      <w:r>
+        <w:t xml:space="preserve">in a </w:t>
+      </w:r>
+      <w:r>
+        <w:t xml:space="preserve">text </w:t>
+      </w:r>
+      <w:r>
+        <w:t>log file</w:t>
+      </w:r>
+      <w:r>
+        <w:t xml:space="preserve">. The name of the file will be </w:t>
+      </w:r>
+      <w:proofErr w:type="spellStart"/>
+      <w:r>
+        <w:rPr>
+          <w:rStyle w:val="codeChar"/>
+          <w:sz w:val="20"/>
+          <w:szCs w:val="20"/>
+        </w:rPr>
+        <w:t>cv_workbench.log</w:t>
+      </w:r>
+      <w:proofErr w:type="spellEnd"/>
+      <w:r>
+        <w:t xml:space="preserve"> in the directory where the scripts are run. Each script run will log:</w:t>
+      </w:r>
+    </w:p>
+    <w:p>
+      <w:pPr>
+        <w:pStyle w:val="ListParagraph"/>
+        <w:numPr>
+          <w:ilvl w:val="0"/>
+          <w:numId w:val="24"/>
+        </w:numPr>
+      </w:pPr>
+      <w:r>
+        <w:t>The script file path</w:t>
+      </w:r>
+    </w:p>
+    <w:p>
+      <w:pPr>
+        <w:pStyle w:val="ListParagraph"/>
+        <w:numPr>
+          <w:ilvl w:val="0"/>
+          <w:numId w:val="24"/>
+        </w:numPr>
+      </w:pPr>
+      <w:r>
+        <w:t>The date and time the script was run</w:t>
+      </w:r>
+    </w:p>
+    <w:p>
+      <w:pPr>
+        <w:pStyle w:val="ListParagraph"/>
+        <w:numPr>
+          <w:ilvl w:val="0"/>
+          <w:numId w:val="24"/>
+        </w:numPr>
+      </w:pPr>
+      <w:r>
+        <w:t>The username who ran the script</w:t>
+      </w:r>
+    </w:p>
+    <w:p>
+      <w:pPr>
+        <w:pStyle w:val="ListParagraph"/>
+        <w:numPr>
+          <w:ilvl w:val="0"/>
+          <w:numId w:val="24"/>
+        </w:numPr>
+      </w:pPr>
+      <w:r>
+        <w:t>The version of the program used</w:t>
+      </w:r>
+    </w:p>
+    <w:p>
+      <w:pPr>
+        <w:pStyle w:val="ListParagraph"/>
+        <w:numPr>
+          <w:ilvl w:val="0"/>
+          <w:numId w:val="24"/>
+        </w:numPr>
+      </w:pPr>
+      <w:r>
+        <w:t>Output from each operator run by the script</w:t>
+      </w:r>
+    </w:p>
+    <w:p>
+      <w:r>
+        <w:t>The output from each operator run</w:t>
+      </w:r>
+    </w:p>
+    <w:p>
+      <w:pPr>
+        <w:pStyle w:val="Heading2"/>
+      </w:pPr>
+      <w:r>
+        <w:lastRenderedPageBreak/>
         <w:t>Sample Operator Scripts</w:t>
       </w:r>
     </w:p>
@@ -4444,7 +5049,6 @@
         <w:pStyle w:val="Heading3"/>
       </w:pPr>
       <w:r>
-        <w:lastRenderedPageBreak/>
         <w:t xml:space="preserve">Sobel Operator script experiment step </w:t>
       </w:r>
     </w:p>
@@ -7714,6 +8318,141 @@
           </w:p>
         </w:tc>
       </w:tr>
+      <w:tr>
+        <w:trPr>
+          <w:cnfStyle w:val="000000100000" w:firstRow="0" w:lastRow="0" w:firstColumn="0" w:lastColumn="0" w:oddVBand="0" w:evenVBand="0" w:oddHBand="1" w:evenHBand="0" w:firstRowFirstColumn="0" w:firstRowLastColumn="0" w:lastRowFirstColumn="0" w:lastRowLastColumn="0"/>
+        </w:trPr>
+        <w:tc>
+          <w:tcPr>
+            <w:cnfStyle w:val="001000000000" w:firstRow="0" w:lastRow="0" w:firstColumn="1" w:lastColumn="0" w:oddVBand="0" w:evenVBand="0" w:oddHBand="0" w:evenHBand="0" w:firstRowFirstColumn="0" w:firstRowLastColumn="0" w:lastRowFirstColumn="0" w:lastRowLastColumn="0"/>
+            <w:tcW w:w="0" w:type="auto"/>
+          </w:tcPr>
+          <w:p>
+            <w:pPr>
+              <w:pStyle w:val="NoSpacing"/>
+              <w:rPr>
+                <w:b w:val="0"/>
+                <w:bCs w:val="0"/>
+              </w:rPr>
+            </w:pPr>
+            <w:r>
+              <w:rPr>
+                <w:b w:val="0"/>
+                <w:bCs w:val="0"/>
+              </w:rPr>
+              <w:t>Hough</w:t>
+            </w:r>
+          </w:p>
+        </w:tc>
+        <w:tc>
+          <w:tcPr>
+            <w:tcW w:w="0" w:type="auto"/>
+          </w:tcPr>
+          <w:p>
+            <w:pPr>
+              <w:pStyle w:val="NoSpacing"/>
+              <w:cnfStyle w:val="000000100000" w:firstRow="0" w:lastRow="0" w:firstColumn="0" w:lastColumn="0" w:oddVBand="0" w:evenVBand="0" w:oddHBand="1" w:evenHBand="0" w:firstRowFirstColumn="0" w:firstRowLastColumn="0" w:lastRowFirstColumn="0" w:lastRowLastColumn="0"/>
+            </w:pPr>
+            <w:r>
+              <w:t>Peak</w:t>
+            </w:r>
+          </w:p>
+        </w:tc>
+        <w:tc>
+          <w:tcPr>
+            <w:tcW w:w="0" w:type="auto"/>
+          </w:tcPr>
+          <w:p>
+            <w:pPr>
+              <w:pStyle w:val="NoSpacing"/>
+              <w:cnfStyle w:val="000000100000" w:firstRow="0" w:lastRow="0" w:firstColumn="0" w:lastColumn="0" w:oddVBand="0" w:evenVBand="0" w:oddHBand="1" w:evenHBand="0" w:firstRowFirstColumn="0" w:firstRowLastColumn="0" w:lastRowFirstColumn="0" w:lastRowLastColumn="0"/>
+            </w:pPr>
+            <w:r>
+              <w:t>Detect</w:t>
+            </w:r>
+          </w:p>
+        </w:tc>
+        <w:tc>
+          <w:tcPr>
+            <w:tcW w:w="0" w:type="auto"/>
+          </w:tcPr>
+          <w:p>
+            <w:pPr>
+              <w:pStyle w:val="NoSpacing"/>
+              <w:cnfStyle w:val="000000100000" w:firstRow="0" w:lastRow="0" w:firstColumn="0" w:lastColumn="0" w:oddVBand="0" w:evenVBand="0" w:oddHBand="1" w:evenHBand="0" w:firstRowFirstColumn="0" w:firstRowLastColumn="0" w:lastRowFirstColumn="0" w:lastRowLastColumn="0"/>
+            </w:pPr>
+            <w:r>
+              <w:t>Find Hough peak lines exceeding a threshold</w:t>
+            </w:r>
+          </w:p>
+        </w:tc>
+      </w:tr>
+      <w:tr>
+        <w:tc>
+          <w:tcPr>
+            <w:cnfStyle w:val="001000000000" w:firstRow="0" w:lastRow="0" w:firstColumn="1" w:lastColumn="0" w:oddVBand="0" w:evenVBand="0" w:oddHBand="0" w:evenHBand="0" w:firstRowFirstColumn="0" w:firstRowLastColumn="0" w:lastRowFirstColumn="0" w:lastRowLastColumn="0"/>
+            <w:tcW w:w="0" w:type="auto"/>
+          </w:tcPr>
+          <w:p>
+            <w:pPr>
+              <w:pStyle w:val="NoSpacing"/>
+              <w:rPr>
+                <w:b w:val="0"/>
+                <w:bCs w:val="0"/>
+              </w:rPr>
+            </w:pPr>
+            <w:r>
+              <w:rPr>
+                <w:b w:val="0"/>
+                <w:bCs w:val="0"/>
+              </w:rPr>
+              <w:t>Transform</w:t>
+            </w:r>
+          </w:p>
+        </w:tc>
+        <w:tc>
+          <w:tcPr>
+            <w:tcW w:w="0" w:type="auto"/>
+          </w:tcPr>
+          <w:p>
+            <w:pPr>
+              <w:pStyle w:val="NoSpacing"/>
+              <w:cnfStyle w:val="000000000000" w:firstRow="0" w:lastRow="0" w:firstColumn="0" w:lastColumn="0" w:oddVBand="0" w:evenVBand="0" w:oddHBand="0" w:evenHBand="0" w:firstRowFirstColumn="0" w:firstRowLastColumn="0" w:lastRowFirstColumn="0" w:lastRowLastColumn="0"/>
+            </w:pPr>
+            <w:r>
+              <w:t>Image</w:t>
+            </w:r>
+          </w:p>
+        </w:tc>
+        <w:tc>
+          <w:tcPr>
+            <w:tcW w:w="0" w:type="auto"/>
+          </w:tcPr>
+          <w:p>
+            <w:pPr>
+              <w:pStyle w:val="NoSpacing"/>
+              <w:cnfStyle w:val="000000000000" w:firstRow="0" w:lastRow="0" w:firstColumn="0" w:lastColumn="0" w:oddVBand="0" w:evenVBand="0" w:oddHBand="0" w:evenHBand="0" w:firstRowFirstColumn="0" w:firstRowLastColumn="0" w:lastRowFirstColumn="0" w:lastRowLastColumn="0"/>
+            </w:pPr>
+            <w:r>
+              <w:t>Copy</w:t>
+            </w:r>
+          </w:p>
+        </w:tc>
+        <w:tc>
+          <w:tcPr>
+            <w:tcW w:w="0" w:type="auto"/>
+          </w:tcPr>
+          <w:p>
+            <w:pPr>
+              <w:pStyle w:val="NoSpacing"/>
+              <w:cnfStyle w:val="000000000000" w:firstRow="0" w:lastRow="0" w:firstColumn="0" w:lastColumn="0" w:oddVBand="0" w:evenVBand="0" w:oddHBand="0" w:evenHBand="0" w:firstRowFirstColumn="0" w:firstRowLastColumn="0" w:lastRowFirstColumn="0" w:lastRowLastColumn="0"/>
+            </w:pPr>
+            <w:r>
+              <w:t>Copy image data and components from input to output images</w:t>
+            </w:r>
+          </w:p>
+        </w:tc>
+      </w:tr>
     </w:tbl>
     <w:p>
       <w:pPr>
@@ -8042,6 +8781,7 @@
     <w:p/>
     <w:p>
       <w:r>
+        <w:lastRenderedPageBreak/>
         <w:t>The operator takes the following data descriptors:</w:t>
       </w:r>
     </w:p>
@@ -8137,7 +8877,6 @@
           </w:tcPr>
           <w:p>
             <w:r>
-              <w:lastRenderedPageBreak/>
               <w:t>input</w:t>
             </w:r>
           </w:p>
@@ -8298,6 +9037,11 @@
       </w:r>
     </w:p>
     <w:p>
+      <w:r>
+        <w:t>The experiment logs the following is the rows, columns, components, and format of the input and output images.</w:t>
+      </w:r>
+    </w:p>
+    <w:p>
       <w:pPr>
         <w:pStyle w:val="Heading3"/>
       </w:pPr>
@@ -8315,25 +9059,7 @@
     </w:p>
     <w:p>
       <w:r>
-        <w:t xml:space="preserve">The </w:t>
-      </w:r>
-      <w:r>
-        <w:t>Prewitt</w:t>
-      </w:r>
-      <w:r>
-        <w:t xml:space="preserve"> edge operator convolves the image with kernels </w:t>
-      </w:r>
-      <w:r>
-        <w:t xml:space="preserve">with </w:t>
-      </w:r>
-      <w:r>
-        <w:t>orient</w:t>
-      </w:r>
-      <w:r>
-        <w:t xml:space="preserve">ations corresponding to 0 or 90 degrees as </w:t>
-      </w:r>
-      <w:r>
-        <w:t>follows:</w:t>
+        <w:t>The Prewitt edge operator convolves the image with kernels with orientations corresponding to 0 or 90 degrees as follows:</w:t>
       </w:r>
     </w:p>
     <w:tbl>
@@ -8669,13 +9395,7 @@
     <w:p/>
     <w:p>
       <w:r>
-        <w:t xml:space="preserve">The parameter to the </w:t>
-      </w:r>
-      <w:r>
-        <w:t>Prewitt</w:t>
-      </w:r>
-      <w:r>
-        <w:t xml:space="preserve"> operator is:</w:t>
+        <w:t>The parameter to the Prewitt operator is:</w:t>
       </w:r>
     </w:p>
     <w:p>
@@ -8705,19 +9425,12 @@
         <w:t>degrees</w:t>
       </w:r>
       <w:r>
-        <w:t>” is “</w:t>
-      </w:r>
-      <w:r>
-        <w:t>0</w:t>
-      </w:r>
-      <w:r>
-        <w:t>” or “</w:t>
-      </w:r>
-      <w:r>
-        <w:t>90</w:t>
-      </w:r>
-      <w:r>
-        <w:t>” as above.</w:t>
+        <w:t>” is “0” or “90” as above.</w:t>
+      </w:r>
+    </w:p>
+    <w:p>
+      <w:r>
+        <w:t>The experiment lo output is the rows, columns, components, and format of the input and output images.</w:t>
       </w:r>
     </w:p>
     <w:p>
@@ -8738,13 +9451,7 @@
     </w:p>
     <w:p>
       <w:r>
-        <w:t xml:space="preserve">The </w:t>
-      </w:r>
-      <w:r>
-        <w:t>Roberts</w:t>
-      </w:r>
-      <w:r>
-        <w:t xml:space="preserve"> edge operator convolves the image with kernels with orientations corresponding to 0 or 90 degrees as follows:</w:t>
+        <w:t>The Roberts edge operator convolves the image with kernels with orientations corresponding to 0 or 90 degrees as follows:</w:t>
       </w:r>
     </w:p>
     <w:tbl>
@@ -8850,13 +9557,7 @@
               <w:cnfStyle w:val="000000000000" w:firstRow="0" w:lastRow="0" w:firstColumn="0" w:lastColumn="0" w:oddVBand="0" w:evenVBand="0" w:oddHBand="0" w:evenHBand="0" w:firstRowFirstColumn="0" w:firstRowLastColumn="0" w:lastRowFirstColumn="0" w:lastRowLastColumn="0"/>
             </w:pPr>
             <w:r>
-              <w:t>[1, 0],  [</w:t>
-            </w:r>
-            <w:r>
-              <w:t>0</w:t>
-            </w:r>
-            <w:r>
-              <w:t>, -1]</w:t>
+              <w:t>[1, 0],  [0, -1]</w:t>
             </w:r>
           </w:p>
         </w:tc>
@@ -9027,6 +9728,7 @@
           </w:tcPr>
           <w:p>
             <w:r>
+              <w:lastRenderedPageBreak/>
               <w:t>output</w:t>
             </w:r>
           </w:p>
@@ -9088,13 +9790,7 @@
     <w:p/>
     <w:p>
       <w:r>
-        <w:t xml:space="preserve">The parameter to the </w:t>
-      </w:r>
-      <w:r>
-        <w:t>Roberts</w:t>
-      </w:r>
-      <w:r>
-        <w:t xml:space="preserve"> operator is:</w:t>
+        <w:t>The parameter to the Roberts operator is:</w:t>
       </w:r>
     </w:p>
     <w:p>
@@ -9128,11 +9824,15 @@
       </w:r>
     </w:p>
     <w:p>
+      <w:r>
+        <w:t>The experiment lo output is the rows, columns, components, and format of the input and output images.</w:t>
+      </w:r>
+    </w:p>
+    <w:p>
       <w:pPr>
         <w:pStyle w:val="Heading3"/>
       </w:pPr>
       <w:r>
-        <w:lastRenderedPageBreak/>
         <w:t>filter-edge-</w:t>
       </w:r>
       <w:proofErr w:type="spellStart"/>
@@ -9146,13 +9846,7 @@
     </w:p>
     <w:p>
       <w:r>
-        <w:t xml:space="preserve">The </w:t>
-      </w:r>
-      <w:r>
-        <w:t>Sobel</w:t>
-      </w:r>
-      <w:r>
-        <w:t xml:space="preserve"> edge operator convolves the image with kernels with orientations corresponding to 0 or 90 degrees as follows:</w:t>
+        <w:t>The Sobel edge operator convolves the image with kernels with orientations corresponding to 0 or 90 degrees as follows:</w:t>
       </w:r>
     </w:p>
     <w:tbl>
@@ -9522,6 +10216,11 @@
       </w:r>
     </w:p>
     <w:p>
+      <w:r>
+        <w:t>The experiment lo output is the rows, columns, components, and format of the input and output images.</w:t>
+      </w:r>
+    </w:p>
+    <w:p>
       <w:pPr>
         <w:pStyle w:val="Heading3"/>
       </w:pPr>
@@ -9531,19 +10230,7 @@
     </w:p>
     <w:p>
       <w:r>
-        <w:t xml:space="preserve">The create </w:t>
-      </w:r>
-      <w:r>
-        <w:t>image histogram</w:t>
-      </w:r>
-      <w:r>
-        <w:t xml:space="preserve"> operator creates a </w:t>
-      </w:r>
-      <w:r>
-        <w:t xml:space="preserve">histogram for an image </w:t>
-      </w:r>
-      <w:r>
-        <w:t xml:space="preserve">and stores it in binary or text format as described in section </w:t>
+        <w:t xml:space="preserve">The create image histogram operator creates a histogram for an image and stores it in binary or text format as described in section </w:t>
       </w:r>
       <w:r>
         <w:fldChar w:fldCharType="begin"/>
@@ -9576,11 +10263,11 @@
         <w:tblLook w:val="04A0" w:firstRow="1" w:lastRow="0" w:firstColumn="1" w:lastColumn="0" w:noHBand="0" w:noVBand="1"/>
       </w:tblPr>
       <w:tblGrid>
-        <w:gridCol w:w="1680"/>
+        <w:gridCol w:w="1654"/>
         <w:gridCol w:w="412"/>
         <w:gridCol w:w="1329"/>
-        <w:gridCol w:w="2806"/>
-        <w:gridCol w:w="3123"/>
+        <w:gridCol w:w="2973"/>
+        <w:gridCol w:w="2982"/>
       </w:tblGrid>
       <w:tr>
         <w:trPr>
@@ -9700,7 +10387,7 @@
               <w:cnfStyle w:val="000000100000" w:firstRow="0" w:lastRow="0" w:firstColumn="0" w:lastColumn="0" w:oddVBand="0" w:evenVBand="0" w:oddHBand="1" w:evenHBand="0" w:firstRowFirstColumn="0" w:firstRowLastColumn="0" w:lastRowFirstColumn="0" w:lastRowLastColumn="0"/>
             </w:pPr>
             <w:r>
-              <w:t>“binary” for or “jpeg” for binary or J</w:t>
+              <w:t>“binary” for or “jpeg” for binary or JPEG</w:t>
             </w:r>
           </w:p>
         </w:tc>
@@ -9752,13 +10439,7 @@
               <w:cnfStyle w:val="000000000000" w:firstRow="0" w:lastRow="0" w:firstColumn="0" w:lastColumn="0" w:oddVBand="0" w:evenVBand="0" w:oddHBand="0" w:evenHBand="0" w:firstRowFirstColumn="0" w:firstRowLastColumn="0" w:lastRowFirstColumn="0" w:lastRowLastColumn="0"/>
             </w:pPr>
             <w:r>
-              <w:t>“</w:t>
-            </w:r>
-            <w:r>
-              <w:t>histogram</w:t>
-            </w:r>
-            <w:r>
-              <w:t>”</w:t>
+              <w:t>“histogram”</w:t>
             </w:r>
           </w:p>
         </w:tc>
@@ -9793,22 +10474,7 @@
     <w:p/>
     <w:p>
       <w:r>
-        <w:t>The parameter</w:t>
-      </w:r>
-      <w:r>
-        <w:t>s</w:t>
-      </w:r>
-      <w:r>
-        <w:t xml:space="preserve"> to the create </w:t>
-      </w:r>
-      <w:r>
-        <w:t>image histogram</w:t>
-      </w:r>
-      <w:r>
-        <w:t xml:space="preserve"> operator </w:t>
-      </w:r>
-      <w:r>
-        <w:t>are</w:t>
+        <w:t>The parameters to the create image histogram operator are</w:t>
       </w:r>
     </w:p>
     <w:tbl>
@@ -9835,6 +10501,7 @@
               <w:pStyle w:val="NoSpacing"/>
             </w:pPr>
             <w:r>
+              <w:lastRenderedPageBreak/>
               <w:t>parameter</w:t>
             </w:r>
           </w:p>
@@ -9983,6 +10650,28 @@
     </w:tbl>
     <w:p/>
     <w:p>
+      <w:r>
+        <w:t xml:space="preserve">The experiment log output is the histogram </w:t>
+      </w:r>
+      <w:proofErr w:type="spellStart"/>
+      <w:r>
+        <w:t>min_count</w:t>
+      </w:r>
+      <w:proofErr w:type="spellEnd"/>
+      <w:r>
+        <w:t xml:space="preserve">, </w:t>
+      </w:r>
+      <w:proofErr w:type="spellStart"/>
+      <w:r>
+        <w:t>max_count</w:t>
+      </w:r>
+      <w:proofErr w:type="spellEnd"/>
+      <w:r>
+        <w:t>, mean, and standard deviation.</w:t>
+      </w:r>
+    </w:p>
+    <w:p/>
+    <w:p>
       <w:pPr>
         <w:pStyle w:val="Heading3"/>
       </w:pPr>
@@ -9997,10 +10686,7 @@
     </w:p>
     <w:p>
       <w:r>
-        <w:t xml:space="preserve">The </w:t>
-      </w:r>
-      <w:r>
-        <w:t xml:space="preserve">create Hough accumulator operator creates a Hough accumulator and stores it in binary or text format as described in section </w:t>
+        <w:t xml:space="preserve">The create Hough accumulator operator creates a Hough accumulator and stores it in binary or text format as described in section </w:t>
       </w:r>
       <w:r>
         <w:fldChar w:fldCharType="begin"/>
@@ -10052,7 +10738,6 @@
           </w:tcPr>
           <w:p>
             <w:r>
-              <w:lastRenderedPageBreak/>
               <w:t>Descriptor type</w:t>
             </w:r>
           </w:p>
@@ -10160,16 +10845,7 @@
               <w:cnfStyle w:val="000000100000" w:firstRow="0" w:lastRow="0" w:firstColumn="0" w:lastColumn="0" w:oddVBand="0" w:evenVBand="0" w:oddHBand="1" w:evenHBand="0" w:firstRowFirstColumn="0" w:firstRowLastColumn="0" w:lastRowFirstColumn="0" w:lastRowLastColumn="0"/>
             </w:pPr>
             <w:r>
-              <w:t xml:space="preserve">“binary” </w:t>
-            </w:r>
-            <w:r>
-              <w:t xml:space="preserve">for </w:t>
-            </w:r>
-            <w:r>
-              <w:t>or “jpeg”</w:t>
-            </w:r>
-            <w:r>
-              <w:t xml:space="preserve"> for binary or JPEG</w:t>
+              <w:t>“binary” for or “jpeg” for binary or JPEG</w:t>
             </w:r>
           </w:p>
         </w:tc>
@@ -10242,10 +10918,7 @@
               <w:cnfStyle w:val="000000000000" w:firstRow="0" w:lastRow="0" w:firstColumn="0" w:lastColumn="0" w:oddVBand="0" w:evenVBand="0" w:oddHBand="0" w:evenHBand="0" w:firstRowFirstColumn="0" w:firstRowLastColumn="0" w:lastRowFirstColumn="0" w:lastRowLastColumn="0"/>
             </w:pPr>
             <w:r>
-              <w:t>“binary”</w:t>
-            </w:r>
-            <w:r>
-              <w:t xml:space="preserve"> or “text”</w:t>
+              <w:t>“binary” or “text”</w:t>
             </w:r>
           </w:p>
         </w:tc>
@@ -10258,10 +10931,7 @@
               <w:cnfStyle w:val="000000000000" w:firstRow="0" w:lastRow="0" w:firstColumn="0" w:lastColumn="0" w:oddVBand="0" w:evenVBand="0" w:oddHBand="0" w:evenHBand="0" w:firstRowFirstColumn="0" w:firstRowLastColumn="0" w:lastRowFirstColumn="0" w:lastRowLastColumn="0"/>
             </w:pPr>
             <w:r>
-              <w:t>usually “bin”</w:t>
-            </w:r>
-            <w:r>
-              <w:t xml:space="preserve"> for binary, “txt” for text</w:t>
+              <w:t>usually “bin” for binary, “txt” for text</w:t>
             </w:r>
           </w:p>
         </w:tc>
@@ -10308,60 +10978,33 @@
         <w:t>degrees</w:t>
       </w:r>
       <w:r>
-        <w:t xml:space="preserve">” is </w:t>
-      </w:r>
-      <w:r>
-        <w:t>the increment for the Hough accumulator angle</w:t>
-      </w:r>
+        <w:t xml:space="preserve">” is the increment for the Hough accumulator angle. The number of angles are 180 / </w:t>
+      </w:r>
+      <w:proofErr w:type="spellStart"/>
+      <w:r>
+        <w:t>theta_inc</w:t>
+      </w:r>
+      <w:proofErr w:type="spellEnd"/>
       <w:r>
         <w:t>.</w:t>
       </w:r>
-      <w:r>
-        <w:t xml:space="preserve"> The number of angles are 180 / </w:t>
-      </w:r>
+    </w:p>
+    <w:p>
+      <w:pPr>
+        <w:pStyle w:val="Heading3"/>
+      </w:pPr>
       <w:proofErr w:type="spellStart"/>
       <w:r>
-        <w:t>theta_inc</w:t>
+        <w:t>hough</w:t>
       </w:r>
       <w:proofErr w:type="spellEnd"/>
       <w:r>
-        <w:t>.</w:t>
-      </w:r>
-    </w:p>
-    <w:p>
-      <w:pPr>
-        <w:pStyle w:val="Heading3"/>
-      </w:pPr>
-      <w:proofErr w:type="spellStart"/>
-      <w:r>
-        <w:t>hough</w:t>
-      </w:r>
-      <w:proofErr w:type="spellEnd"/>
-      <w:r>
         <w:t>-draw-line Operator</w:t>
       </w:r>
     </w:p>
     <w:p>
       <w:r>
-        <w:t xml:space="preserve">The Hough </w:t>
-      </w:r>
-      <w:r>
-        <w:t xml:space="preserve">draw line </w:t>
-      </w:r>
-      <w:r>
-        <w:t xml:space="preserve">operator </w:t>
-      </w:r>
-      <w:r>
-        <w:t xml:space="preserve">draws a line segment corresponding to a Hough accumulator (rho, theta) bin in an image </w:t>
-      </w:r>
-      <w:r>
-        <w:t xml:space="preserve">and stores </w:t>
-      </w:r>
-      <w:r>
-        <w:t xml:space="preserve">the image </w:t>
-      </w:r>
-      <w:r>
-        <w:t>in binary or text format.</w:t>
+        <w:t>The Hough draw line operator draws a line segment corresponding to a Hough accumulator (rho, theta) bin in an image and stores the image in binary or text format.</w:t>
       </w:r>
     </w:p>
     <w:p>
@@ -10500,10 +11143,7 @@
               <w:cnfStyle w:val="000000100000" w:firstRow="0" w:lastRow="0" w:firstColumn="0" w:lastColumn="0" w:oddVBand="0" w:evenVBand="0" w:oddHBand="1" w:evenHBand="0" w:firstRowFirstColumn="0" w:firstRowLastColumn="0" w:lastRowFirstColumn="0" w:lastRowLastColumn="0"/>
             </w:pPr>
             <w:r>
-              <w:t>“binary” for or “jpeg” for binary or J</w:t>
-            </w:r>
-            <w:r>
-              <w:t>PEG</w:t>
+              <w:t>“binary” for or “jpeg” for binary or JPEG</w:t>
             </w:r>
           </w:p>
         </w:tc>
@@ -10590,31 +11230,7 @@
     <w:p/>
     <w:p>
       <w:r>
-        <w:t>The parameter</w:t>
-      </w:r>
-      <w:r>
-        <w:t>s</w:t>
-      </w:r>
-      <w:r>
-        <w:t xml:space="preserve"> to the </w:t>
-      </w:r>
-      <w:r>
-        <w:t>draw</w:t>
-      </w:r>
-      <w:r>
-        <w:t xml:space="preserve"> Hough </w:t>
-      </w:r>
-      <w:r>
-        <w:t xml:space="preserve">line </w:t>
-      </w:r>
-      <w:r>
-        <w:t xml:space="preserve">operator </w:t>
-      </w:r>
-      <w:r>
-        <w:t>are</w:t>
-      </w:r>
-      <w:r>
-        <w:t>:</w:t>
+        <w:t>The parameters to the draw Hough line operator are:</w:t>
       </w:r>
     </w:p>
     <w:tbl>
@@ -10630,6 +11246,8 @@
       <w:tr>
         <w:trPr>
           <w:cnfStyle w:val="100000000000" w:firstRow="1" w:lastRow="0" w:firstColumn="0" w:lastColumn="0" w:oddVBand="0" w:evenVBand="0" w:oddHBand="0" w:evenHBand="0" w:firstRowFirstColumn="0" w:firstRowLastColumn="0" w:lastRowFirstColumn="0" w:lastRowLastColumn="0"/>
+          <w:cantSplit/>
+          <w:tblHeader/>
         </w:trPr>
         <w:tc>
           <w:tcPr>
@@ -10687,13 +11305,7 @@
               <w:cnfStyle w:val="000000100000" w:firstRow="0" w:lastRow="0" w:firstColumn="0" w:lastColumn="0" w:oddVBand="0" w:evenVBand="0" w:oddHBand="1" w:evenHBand="0" w:firstRowFirstColumn="0" w:firstRowLastColumn="0" w:lastRowFirstColumn="0" w:lastRowLastColumn="0"/>
             </w:pPr>
             <w:r>
-              <w:t>T</w:t>
-            </w:r>
-            <w:r>
-              <w:t>he increment for the Hough accumulator angle</w:t>
-            </w:r>
-            <w:r>
-              <w:t xml:space="preserve"> in degrees.</w:t>
+              <w:t>The increment for the Hough accumulator angle in degrees.</w:t>
             </w:r>
           </w:p>
         </w:tc>
@@ -10733,19 +11345,7 @@
               <w:cnfStyle w:val="000000000000" w:firstRow="0" w:lastRow="0" w:firstColumn="0" w:lastColumn="0" w:oddVBand="0" w:evenVBand="0" w:oddHBand="0" w:evenHBand="0" w:firstRowFirstColumn="0" w:firstRowLastColumn="0" w:lastRowFirstColumn="0" w:lastRowLastColumn="0"/>
             </w:pPr>
             <w:r>
-              <w:t>For conversion of input binary images to JPEG output images, t</w:t>
-            </w:r>
-            <w:r>
-              <w:t xml:space="preserve">he minimum </w:t>
-            </w:r>
-            <w:r>
-              <w:t xml:space="preserve">pixel </w:t>
-            </w:r>
-            <w:r>
-              <w:t xml:space="preserve">value </w:t>
-            </w:r>
-            <w:r>
-              <w:t xml:space="preserve">of the input image that maps to 0 in the output </w:t>
+              <w:t xml:space="preserve">For conversion of input binary images to JPEG output images, the minimum pixel value of the input image that maps to 0 in the output </w:t>
             </w:r>
             <w:proofErr w:type="spellStart"/>
             <w:r>
@@ -10781,6 +11381,7 @@
                 <w:b w:val="0"/>
                 <w:bCs w:val="0"/>
               </w:rPr>
+              <w:lastRenderedPageBreak/>
               <w:t>max_value</w:t>
             </w:r>
             <w:proofErr w:type="spellEnd"/>
@@ -10796,19 +11397,7 @@
               <w:cnfStyle w:val="000000100000" w:firstRow="0" w:lastRow="0" w:firstColumn="0" w:lastColumn="0" w:oddVBand="0" w:evenVBand="0" w:oddHBand="1" w:evenHBand="0" w:firstRowFirstColumn="0" w:firstRowLastColumn="0" w:lastRowFirstColumn="0" w:lastRowLastColumn="0"/>
             </w:pPr>
             <w:r>
-              <w:t>For conversion of input binary images to JPEG output images, the m</w:t>
-            </w:r>
-            <w:r>
-              <w:t>ax</w:t>
-            </w:r>
-            <w:r>
-              <w:t xml:space="preserve">imum pixel value of the input image that maps to </w:t>
-            </w:r>
-            <w:r>
-              <w:t>255</w:t>
-            </w:r>
-            <w:r>
-              <w:t xml:space="preserve"> in the output </w:t>
+              <w:t xml:space="preserve">For conversion of input binary images to JPEG output images, the maximum pixel value of the input image that maps to 255 in the output </w:t>
             </w:r>
             <w:proofErr w:type="spellStart"/>
             <w:r>
@@ -10816,13 +11405,7 @@
             </w:r>
             <w:proofErr w:type="spellEnd"/>
             <w:r>
-              <w:t xml:space="preserve"> JPEG image. Defaults to the m</w:t>
-            </w:r>
-            <w:r>
-              <w:t>ax</w:t>
-            </w:r>
-            <w:r>
-              <w:t>imum pixel value in the input image if omitted.</w:t>
+              <w:t xml:space="preserve"> JPEG image. Defaults to the maximum pixel value in the input image if omitted.</w:t>
             </w:r>
           </w:p>
         </w:tc>
@@ -10830,6 +11413,43 @@
     </w:tbl>
     <w:p/>
     <w:p>
+      <w:r>
+        <w:t xml:space="preserve">The experiment log output is the Hough accumulator </w:t>
+      </w:r>
+      <w:proofErr w:type="spellStart"/>
+      <w:r>
+        <w:t>nthetas</w:t>
+      </w:r>
+      <w:proofErr w:type="spellEnd"/>
+      <w:r>
+        <w:t xml:space="preserve">, </w:t>
+      </w:r>
+      <w:proofErr w:type="spellStart"/>
+      <w:r>
+        <w:t>max_rho</w:t>
+      </w:r>
+      <w:proofErr w:type="spellEnd"/>
+      <w:r>
+        <w:t xml:space="preserve">, </w:t>
+      </w:r>
+      <w:proofErr w:type="spellStart"/>
+      <w:r>
+        <w:t>min_count</w:t>
+      </w:r>
+      <w:proofErr w:type="spellEnd"/>
+      <w:r>
+        <w:t xml:space="preserve"> and </w:t>
+      </w:r>
+      <w:proofErr w:type="spellStart"/>
+      <w:r>
+        <w:t>max_count</w:t>
+      </w:r>
+      <w:proofErr w:type="spellEnd"/>
+      <w:r>
+        <w:t>.</w:t>
+      </w:r>
+    </w:p>
+    <w:p>
       <w:pPr>
         <w:pStyle w:val="Heading3"/>
       </w:pPr>
@@ -10839,25 +11459,7 @@
     </w:p>
     <w:p>
       <w:r>
-        <w:t xml:space="preserve">The </w:t>
-      </w:r>
-      <w:r>
-        <w:t>transform intensity map</w:t>
-      </w:r>
-      <w:r>
-        <w:t xml:space="preserve"> operator </w:t>
-      </w:r>
-      <w:r>
-        <w:t>maps the pixel value range of the input image to the pixel value range of the output image</w:t>
-      </w:r>
-      <w:r>
-        <w:t>.</w:t>
-      </w:r>
-      <w:r>
-        <w:t xml:space="preserve"> </w:t>
-      </w:r>
-      <w:r>
-        <w:t>The mapping of input to output intensity values are determined as follows.</w:t>
+        <w:t>The transform intensity map operator maps the pixel value range of the input image to the pixel value range of the output image. The mapping of input to output intensity values are determined as follows.</w:t>
       </w:r>
     </w:p>
     <w:p>
@@ -10896,7 +11498,7 @@
         <w:pStyle w:val="code"/>
       </w:pPr>
       <w:r>
-        <w:t xml:space="preserve">else if input value &gt; </w:t>
+        <w:t xml:space="preserve">else if input value &gt;= </w:t>
       </w:r>
       <w:proofErr w:type="spellStart"/>
       <w:r>
@@ -11016,7 +11618,43 @@
       </w:r>
     </w:p>
     <w:p/>
-    <w:p/>
+    <w:p>
+      <w:r>
+        <w:t xml:space="preserve">This operator can threshold images by specifying </w:t>
+      </w:r>
+      <w:proofErr w:type="spellStart"/>
+      <w:r>
+        <w:t>lower_in</w:t>
+      </w:r>
+      <w:proofErr w:type="spellEnd"/>
+      <w:r>
+        <w:t xml:space="preserve"> = </w:t>
+      </w:r>
+      <w:proofErr w:type="spellStart"/>
+      <w:r>
+        <w:t>upper_in</w:t>
+      </w:r>
+      <w:proofErr w:type="spellEnd"/>
+      <w:r>
+        <w:t xml:space="preserve"> = threshold value. </w:t>
+      </w:r>
+      <w:proofErr w:type="spellStart"/>
+      <w:r>
+        <w:t>Lower_out</w:t>
+      </w:r>
+      <w:proofErr w:type="spellEnd"/>
+      <w:r>
+        <w:t xml:space="preserve"> then is the output pixel value for input pixel values &lt; threshold, and </w:t>
+      </w:r>
+      <w:proofErr w:type="spellStart"/>
+      <w:r>
+        <w:t>upper_out</w:t>
+      </w:r>
+      <w:proofErr w:type="spellEnd"/>
+      <w:r>
+        <w:t xml:space="preserve"> is the output pixel value for input pixel values &gt;= threshold. </w:t>
+      </w:r>
+    </w:p>
     <w:p>
       <w:r>
         <w:t>The operator takes the following data descriptors:</w:t>
@@ -11240,7 +11878,7 @@
     <w:p/>
     <w:p>
       <w:r>
-        <w:t>The parameters to the draw Hough line operator are:</w:t>
+        <w:t>The parameters to the draw transform intensity map operator are:</w:t>
       </w:r>
     </w:p>
     <w:tbl>
@@ -11313,13 +11951,7 @@
               <w:cnfStyle w:val="000000100000" w:firstRow="0" w:lastRow="0" w:firstColumn="0" w:lastColumn="0" w:oddVBand="0" w:evenVBand="0" w:oddHBand="1" w:evenHBand="0" w:firstRowFirstColumn="0" w:firstRowLastColumn="0" w:lastRowFirstColumn="0" w:lastRowLastColumn="0"/>
             </w:pPr>
             <w:r>
-              <w:t xml:space="preserve">The </w:t>
-            </w:r>
-            <w:r>
-              <w:t xml:space="preserve">lower </w:t>
-            </w:r>
-            <w:r>
-              <w:t>mapped pixel value of the input image</w:t>
+              <w:t>The lower mapped pixel value of the input image</w:t>
             </w:r>
           </w:p>
         </w:tc>
@@ -11333,10 +11965,7 @@
           <w:p>
             <w:proofErr w:type="spellStart"/>
             <w:r>
-              <w:t>upper</w:t>
-            </w:r>
-            <w:r>
-              <w:t>_in</w:t>
+              <w:t>upper_in</w:t>
             </w:r>
             <w:proofErr w:type="spellEnd"/>
           </w:p>
@@ -11368,10 +11997,7 @@
           <w:p>
             <w:proofErr w:type="spellStart"/>
             <w:r>
-              <w:t>lower_</w:t>
-            </w:r>
-            <w:r>
-              <w:t>out</w:t>
+              <w:t>lower_out</w:t>
             </w:r>
             <w:proofErr w:type="spellEnd"/>
           </w:p>
@@ -11386,13 +12012,7 @@
               <w:cnfStyle w:val="000000100000" w:firstRow="0" w:lastRow="0" w:firstColumn="0" w:lastColumn="0" w:oddVBand="0" w:evenVBand="0" w:oddHBand="1" w:evenHBand="0" w:firstRowFirstColumn="0" w:firstRowLastColumn="0" w:lastRowFirstColumn="0" w:lastRowLastColumn="0"/>
             </w:pPr>
             <w:r>
-              <w:t xml:space="preserve">The lower mapped pixel value of the </w:t>
-            </w:r>
-            <w:r>
-              <w:t>output</w:t>
-            </w:r>
-            <w:r>
-              <w:t xml:space="preserve"> image</w:t>
+              <w:t>The lower mapped pixel value of the output image</w:t>
             </w:r>
           </w:p>
         </w:tc>
@@ -11422,15 +12042,762 @@
             </w:pPr>
             <w:r>
               <w:t>The upper mapped pixel value of the output image</w:t>
+            </w:r>
+          </w:p>
+        </w:tc>
+      </w:tr>
+    </w:tbl>
+    <w:p>
+      <w:pPr>
+        <w:pStyle w:val="NoSpacing"/>
+      </w:pPr>
+    </w:p>
+    <w:p>
+      <w:pPr>
+        <w:pStyle w:val="Heading3"/>
+      </w:pPr>
+      <w:r>
+        <w:t>transform-image-copy Operator</w:t>
+      </w:r>
+    </w:p>
+    <w:p>
+      <w:r>
+        <w:t xml:space="preserve">The transform image copy operator copies image data and components from input to output images. The function of the operator depends on whether input and output images are grayscale or color. </w:t>
+      </w:r>
+    </w:p>
+    <w:tbl>
+      <w:tblPr>
+        <w:tblStyle w:val="TableGrid"/>
+        <w:tblW w:w="0" w:type="auto"/>
+        <w:tblLook w:val="04A0" w:firstRow="1" w:lastRow="0" w:firstColumn="1" w:lastColumn="0" w:noHBand="0" w:noVBand="1"/>
+      </w:tblPr>
+      <w:tblGrid>
+        <w:gridCol w:w="923"/>
+        <w:gridCol w:w="1207"/>
+        <w:gridCol w:w="3020"/>
+        <w:gridCol w:w="4205"/>
+      </w:tblGrid>
+      <w:tr>
+        <w:tc>
+          <w:tcPr>
+            <w:tcW w:w="0" w:type="auto"/>
+            <w:tcBorders>
+              <w:top w:val="nil"/>
+              <w:left w:val="nil"/>
+              <w:bottom w:val="nil"/>
+              <w:right w:val="nil"/>
+            </w:tcBorders>
+          </w:tcPr>
+          <w:p/>
+        </w:tc>
+        <w:tc>
+          <w:tcPr>
+            <w:tcW w:w="0" w:type="auto"/>
+            <w:tcBorders>
+              <w:top w:val="nil"/>
+              <w:left w:val="nil"/>
+              <w:bottom w:val="nil"/>
+            </w:tcBorders>
+          </w:tcPr>
+          <w:p/>
+        </w:tc>
+        <w:tc>
+          <w:tcPr>
+            <w:tcW w:w="0" w:type="auto"/>
+            <w:gridSpan w:val="2"/>
+          </w:tcPr>
+          <w:p>
+            <w:r>
+              <w:t>Output Image</w:t>
+            </w:r>
+          </w:p>
+        </w:tc>
+      </w:tr>
+      <w:tr>
+        <w:tc>
+          <w:tcPr>
+            <w:tcW w:w="0" w:type="auto"/>
+            <w:tcBorders>
+              <w:top w:val="nil"/>
+              <w:left w:val="nil"/>
+              <w:right w:val="nil"/>
+            </w:tcBorders>
+          </w:tcPr>
+          <w:p/>
+        </w:tc>
+        <w:tc>
+          <w:tcPr>
+            <w:tcW w:w="0" w:type="auto"/>
+            <w:tcBorders>
+              <w:top w:val="nil"/>
+              <w:left w:val="nil"/>
+            </w:tcBorders>
+          </w:tcPr>
+          <w:p/>
+        </w:tc>
+        <w:tc>
+          <w:tcPr>
+            <w:tcW w:w="0" w:type="auto"/>
+          </w:tcPr>
+          <w:p>
+            <w:r>
+              <w:t>Grayscale</w:t>
+            </w:r>
+          </w:p>
+        </w:tc>
+        <w:tc>
+          <w:tcPr>
+            <w:tcW w:w="0" w:type="auto"/>
+          </w:tcPr>
+          <w:p>
+            <w:r>
+              <w:t>Color</w:t>
+            </w:r>
+          </w:p>
+        </w:tc>
+      </w:tr>
+      <w:tr>
+        <w:tc>
+          <w:tcPr>
+            <w:tcW w:w="0" w:type="auto"/>
+            <w:vMerge w:val="restart"/>
+          </w:tcPr>
+          <w:p>
+            <w:r>
+              <w:lastRenderedPageBreak/>
+              <w:t>Input Image</w:t>
+            </w:r>
+          </w:p>
+        </w:tc>
+        <w:tc>
+          <w:tcPr>
+            <w:tcW w:w="0" w:type="auto"/>
+          </w:tcPr>
+          <w:p>
+            <w:r>
+              <w:t>Grayscale</w:t>
+            </w:r>
+          </w:p>
+        </w:tc>
+        <w:tc>
+          <w:tcPr>
+            <w:tcW w:w="0" w:type="auto"/>
+          </w:tcPr>
+          <w:p>
+            <w:r>
+              <w:t>Copy the input image to the output image</w:t>
+            </w:r>
+          </w:p>
+        </w:tc>
+        <w:tc>
+          <w:tcPr>
+            <w:tcW w:w="0" w:type="auto"/>
+          </w:tcPr>
+          <w:p>
+            <w:pPr>
+              <w:pStyle w:val="tablebullet"/>
+              <w:rPr>
+                <w:sz w:val="20"/>
+                <w:szCs w:val="20"/>
+              </w:rPr>
+            </w:pPr>
+            <w:r>
+              <w:rPr>
+                <w:sz w:val="20"/>
+                <w:szCs w:val="20"/>
+              </w:rPr>
+              <w:t xml:space="preserve">Copy the input image to the component of the output image specified by the </w:t>
+            </w:r>
+            <w:proofErr w:type="spellStart"/>
+            <w:r>
+              <w:rPr>
+                <w:sz w:val="20"/>
+                <w:szCs w:val="20"/>
+              </w:rPr>
+              <w:t>out_component</w:t>
+            </w:r>
+            <w:proofErr w:type="spellEnd"/>
+            <w:r>
+              <w:rPr>
+                <w:sz w:val="20"/>
+                <w:szCs w:val="20"/>
+              </w:rPr>
+              <w:t xml:space="preserve"> parameter. </w:t>
+            </w:r>
+          </w:p>
+          <w:p>
+            <w:pPr>
+              <w:pStyle w:val="tablebullet"/>
+              <w:rPr>
+                <w:sz w:val="20"/>
+                <w:szCs w:val="20"/>
+              </w:rPr>
+            </w:pPr>
+            <w:r>
+              <w:rPr>
+                <w:sz w:val="20"/>
+                <w:szCs w:val="20"/>
+              </w:rPr>
+              <w:t xml:space="preserve">Copy the image to the first component of the output image if the </w:t>
+            </w:r>
+            <w:proofErr w:type="spellStart"/>
+            <w:r>
+              <w:rPr>
+                <w:sz w:val="20"/>
+                <w:szCs w:val="20"/>
+              </w:rPr>
+              <w:t>out_component</w:t>
+            </w:r>
+            <w:proofErr w:type="spellEnd"/>
+            <w:r>
+              <w:rPr>
+                <w:sz w:val="20"/>
+                <w:szCs w:val="20"/>
+              </w:rPr>
+              <w:t xml:space="preserve"> parameter is omitted.</w:t>
+            </w:r>
+          </w:p>
+        </w:tc>
+      </w:tr>
+      <w:tr>
+        <w:tc>
+          <w:tcPr>
+            <w:tcW w:w="0" w:type="auto"/>
+            <w:vMerge/>
+          </w:tcPr>
+          <w:p/>
+        </w:tc>
+        <w:tc>
+          <w:tcPr>
+            <w:tcW w:w="0" w:type="auto"/>
+          </w:tcPr>
+          <w:p>
+            <w:r>
+              <w:t>Color</w:t>
+            </w:r>
+          </w:p>
+        </w:tc>
+        <w:tc>
+          <w:tcPr>
+            <w:tcW w:w="0" w:type="auto"/>
+          </w:tcPr>
+          <w:p>
+            <w:pPr>
+              <w:pStyle w:val="tablebullet"/>
+              <w:rPr>
+                <w:sz w:val="20"/>
+                <w:szCs w:val="20"/>
+              </w:rPr>
+            </w:pPr>
+            <w:r>
+              <w:rPr>
+                <w:sz w:val="20"/>
+                <w:szCs w:val="20"/>
+              </w:rPr>
+              <w:t xml:space="preserve">Copy the component of the input image to the output image specified by the </w:t>
+            </w:r>
+            <w:proofErr w:type="spellStart"/>
+            <w:r>
+              <w:rPr>
+                <w:sz w:val="20"/>
+                <w:szCs w:val="20"/>
+              </w:rPr>
+              <w:t>in_component</w:t>
+            </w:r>
+            <w:proofErr w:type="spellEnd"/>
+            <w:r>
+              <w:rPr>
+                <w:sz w:val="20"/>
+                <w:szCs w:val="20"/>
+              </w:rPr>
+              <w:t xml:space="preserve"> parameter. </w:t>
+            </w:r>
+          </w:p>
+          <w:p>
+            <w:pPr>
+              <w:pStyle w:val="tablebullet"/>
+              <w:rPr>
+                <w:sz w:val="20"/>
+                <w:szCs w:val="20"/>
+              </w:rPr>
+            </w:pPr>
+            <w:r>
+              <w:rPr>
+                <w:sz w:val="20"/>
+                <w:szCs w:val="20"/>
+              </w:rPr>
+              <w:t xml:space="preserve">Copy the first component if the </w:t>
+            </w:r>
+            <w:proofErr w:type="spellStart"/>
+            <w:r>
+              <w:rPr>
+                <w:sz w:val="20"/>
+                <w:szCs w:val="20"/>
+              </w:rPr>
+              <w:t>in_component</w:t>
+            </w:r>
+            <w:proofErr w:type="spellEnd"/>
+            <w:r>
+              <w:rPr>
+                <w:sz w:val="20"/>
+                <w:szCs w:val="20"/>
+              </w:rPr>
+              <w:t xml:space="preserve"> parameter is omitted.</w:t>
+            </w:r>
+          </w:p>
+        </w:tc>
+        <w:tc>
+          <w:tcPr>
+            <w:tcW w:w="0" w:type="auto"/>
+          </w:tcPr>
+          <w:p>
+            <w:r>
+              <w:t xml:space="preserve">Copy from the input image to the output image. There are several variations depending whether the </w:t>
+            </w:r>
+            <w:proofErr w:type="spellStart"/>
+            <w:r>
+              <w:t>in_component</w:t>
+            </w:r>
+            <w:proofErr w:type="spellEnd"/>
+            <w:r>
+              <w:t xml:space="preserve"> or </w:t>
+            </w:r>
+            <w:proofErr w:type="spellStart"/>
+            <w:r>
+              <w:t>out_component</w:t>
+            </w:r>
+            <w:proofErr w:type="spellEnd"/>
+            <w:r>
+              <w:t xml:space="preserve"> parameters are specified.</w:t>
             </w:r>
           </w:p>
         </w:tc>
       </w:tr>
     </w:tbl>
     <w:p/>
+    <w:p>
+      <w:r>
+        <w:t>The behavior when both the input and output images are color are as follows.</w:t>
+      </w:r>
+    </w:p>
+    <w:tbl>
+      <w:tblPr>
+        <w:tblStyle w:val="TableGrid"/>
+        <w:tblW w:w="0" w:type="auto"/>
+        <w:tblLook w:val="04A0" w:firstRow="1" w:lastRow="0" w:firstColumn="1" w:lastColumn="0" w:noHBand="0" w:noVBand="1"/>
+      </w:tblPr>
+      <w:tblGrid>
+        <w:gridCol w:w="1778"/>
+        <w:gridCol w:w="1085"/>
+        <w:gridCol w:w="3324"/>
+        <w:gridCol w:w="3168"/>
+      </w:tblGrid>
+      <w:tr>
+        <w:trPr>
+          <w:cantSplit/>
+        </w:trPr>
+        <w:tc>
+          <w:tcPr>
+            <w:tcW w:w="0" w:type="auto"/>
+            <w:tcBorders>
+              <w:top w:val="nil"/>
+              <w:left w:val="nil"/>
+              <w:bottom w:val="nil"/>
+              <w:right w:val="nil"/>
+            </w:tcBorders>
+          </w:tcPr>
+          <w:p>
+            <w:pPr>
+              <w:keepNext/>
+            </w:pPr>
+          </w:p>
+        </w:tc>
+        <w:tc>
+          <w:tcPr>
+            <w:tcW w:w="0" w:type="auto"/>
+            <w:tcBorders>
+              <w:top w:val="nil"/>
+              <w:left w:val="nil"/>
+              <w:bottom w:val="nil"/>
+            </w:tcBorders>
+          </w:tcPr>
+          <w:p>
+            <w:pPr>
+              <w:keepNext/>
+            </w:pPr>
+          </w:p>
+        </w:tc>
+        <w:tc>
+          <w:tcPr>
+            <w:tcW w:w="0" w:type="auto"/>
+            <w:gridSpan w:val="2"/>
+          </w:tcPr>
+          <w:p>
+            <w:pPr>
+              <w:keepNext/>
+              <w:jc w:val="center"/>
+            </w:pPr>
+            <w:proofErr w:type="spellStart"/>
+            <w:r>
+              <w:t>out_component</w:t>
+            </w:r>
+            <w:proofErr w:type="spellEnd"/>
+            <w:r>
+              <w:t xml:space="preserve"> parameter</w:t>
+            </w:r>
+          </w:p>
+        </w:tc>
+      </w:tr>
+      <w:tr>
+        <w:trPr>
+          <w:cantSplit/>
+        </w:trPr>
+        <w:tc>
+          <w:tcPr>
+            <w:tcW w:w="0" w:type="auto"/>
+            <w:tcBorders>
+              <w:top w:val="nil"/>
+              <w:left w:val="nil"/>
+              <w:right w:val="nil"/>
+            </w:tcBorders>
+          </w:tcPr>
+          <w:p>
+            <w:pPr>
+              <w:keepNext/>
+            </w:pPr>
+          </w:p>
+        </w:tc>
+        <w:tc>
+          <w:tcPr>
+            <w:tcW w:w="0" w:type="auto"/>
+            <w:tcBorders>
+              <w:top w:val="nil"/>
+              <w:left w:val="nil"/>
+            </w:tcBorders>
+          </w:tcPr>
+          <w:p>
+            <w:pPr>
+              <w:keepNext/>
+            </w:pPr>
+          </w:p>
+        </w:tc>
+        <w:tc>
+          <w:tcPr>
+            <w:tcW w:w="0" w:type="auto"/>
+          </w:tcPr>
+          <w:p>
+            <w:pPr>
+              <w:keepNext/>
+            </w:pPr>
+            <w:r>
+              <w:t>specified</w:t>
+            </w:r>
+          </w:p>
+        </w:tc>
+        <w:tc>
+          <w:tcPr>
+            <w:tcW w:w="0" w:type="auto"/>
+          </w:tcPr>
+          <w:p>
+            <w:pPr>
+              <w:keepNext/>
+            </w:pPr>
+            <w:r>
+              <w:t>omitted</w:t>
+            </w:r>
+          </w:p>
+        </w:tc>
+      </w:tr>
+      <w:tr>
+        <w:trPr>
+          <w:cantSplit/>
+        </w:trPr>
+        <w:tc>
+          <w:tcPr>
+            <w:tcW w:w="0" w:type="auto"/>
+            <w:vMerge w:val="restart"/>
+          </w:tcPr>
+          <w:p>
+            <w:pPr>
+              <w:keepNext/>
+            </w:pPr>
+            <w:proofErr w:type="spellStart"/>
+            <w:r>
+              <w:t>in_component</w:t>
+            </w:r>
+            <w:proofErr w:type="spellEnd"/>
+            <w:r>
+              <w:t xml:space="preserve"> parameter</w:t>
+            </w:r>
+          </w:p>
+        </w:tc>
+        <w:tc>
+          <w:tcPr>
+            <w:tcW w:w="0" w:type="auto"/>
+          </w:tcPr>
+          <w:p>
+            <w:pPr>
+              <w:keepNext/>
+            </w:pPr>
+            <w:r>
+              <w:t xml:space="preserve">specified </w:t>
+            </w:r>
+          </w:p>
+        </w:tc>
+        <w:tc>
+          <w:tcPr>
+            <w:tcW w:w="0" w:type="auto"/>
+          </w:tcPr>
+          <w:p>
+            <w:pPr>
+              <w:keepNext/>
+            </w:pPr>
+            <w:r>
+              <w:t xml:space="preserve">Copy the </w:t>
+            </w:r>
+            <w:proofErr w:type="spellStart"/>
+            <w:r>
+              <w:t>in_component</w:t>
+            </w:r>
+            <w:proofErr w:type="spellEnd"/>
+            <w:r>
+              <w:t xml:space="preserve"> component from the input image to the </w:t>
+            </w:r>
+            <w:proofErr w:type="spellStart"/>
+            <w:r>
+              <w:t>out_component</w:t>
+            </w:r>
+            <w:proofErr w:type="spellEnd"/>
+            <w:r>
+              <w:t xml:space="preserve"> component of the output image</w:t>
+            </w:r>
+          </w:p>
+        </w:tc>
+        <w:tc>
+          <w:tcPr>
+            <w:tcW w:w="0" w:type="auto"/>
+          </w:tcPr>
+          <w:p>
+            <w:pPr>
+              <w:keepNext/>
+            </w:pPr>
+            <w:r>
+              <w:t xml:space="preserve">Copy the </w:t>
+            </w:r>
+            <w:proofErr w:type="spellStart"/>
+            <w:r>
+              <w:t>in_component</w:t>
+            </w:r>
+            <w:proofErr w:type="spellEnd"/>
+            <w:r>
+              <w:t xml:space="preserve"> component from the input image to the </w:t>
+            </w:r>
+            <w:proofErr w:type="spellStart"/>
+            <w:r>
+              <w:t>in_component</w:t>
+            </w:r>
+            <w:proofErr w:type="spellEnd"/>
+            <w:r>
+              <w:t xml:space="preserve"> component of the output image</w:t>
+            </w:r>
+          </w:p>
+        </w:tc>
+      </w:tr>
+      <w:tr>
+        <w:trPr>
+          <w:cantSplit/>
+        </w:trPr>
+        <w:tc>
+          <w:tcPr>
+            <w:tcW w:w="0" w:type="auto"/>
+            <w:vMerge/>
+          </w:tcPr>
+          <w:p>
+            <w:pPr>
+              <w:keepNext/>
+            </w:pPr>
+          </w:p>
+        </w:tc>
+        <w:tc>
+          <w:tcPr>
+            <w:tcW w:w="0" w:type="auto"/>
+          </w:tcPr>
+          <w:p>
+            <w:pPr>
+              <w:keepNext/>
+            </w:pPr>
+            <w:r>
+              <w:t>omitted</w:t>
+            </w:r>
+          </w:p>
+        </w:tc>
+        <w:tc>
+          <w:tcPr>
+            <w:tcW w:w="0" w:type="auto"/>
+          </w:tcPr>
+          <w:p>
+            <w:pPr>
+              <w:keepNext/>
+            </w:pPr>
+            <w:r>
+              <w:t xml:space="preserve">Copy the </w:t>
+            </w:r>
+            <w:proofErr w:type="spellStart"/>
+            <w:r>
+              <w:t>out_component</w:t>
+            </w:r>
+            <w:proofErr w:type="spellEnd"/>
+            <w:r>
+              <w:t xml:space="preserve"> component from the input image to the </w:t>
+            </w:r>
+            <w:proofErr w:type="spellStart"/>
+            <w:r>
+              <w:t>out_component</w:t>
+            </w:r>
+            <w:proofErr w:type="spellEnd"/>
+            <w:r>
+              <w:t xml:space="preserve"> component of the output image</w:t>
+            </w:r>
+          </w:p>
+        </w:tc>
+        <w:tc>
+          <w:tcPr>
+            <w:tcW w:w="0" w:type="auto"/>
+          </w:tcPr>
+          <w:p>
+            <w:pPr>
+              <w:keepNext/>
+            </w:pPr>
+            <w:r>
+              <w:t>Copy all components from the input image to the output image</w:t>
+            </w:r>
+          </w:p>
+        </w:tc>
+      </w:tr>
+    </w:tbl>
+    <w:p/>
+    <w:p>
+      <w:r>
+        <w:t>If the input image data descriptor is omitted, an empty output image is created. The parameters to the draw transform image copy operator are:</w:t>
+      </w:r>
+    </w:p>
+    <w:tbl>
+      <w:tblPr>
+        <w:tblStyle w:val="PlainTable1"/>
+        <w:tblW w:w="0" w:type="auto"/>
+        <w:tblLook w:val="04A0" w:firstRow="1" w:lastRow="0" w:firstColumn="1" w:lastColumn="0" w:noHBand="0" w:noVBand="1"/>
+      </w:tblPr>
+      <w:tblGrid>
+        <w:gridCol w:w="1866"/>
+        <w:gridCol w:w="7484"/>
+      </w:tblGrid>
+      <w:tr>
+        <w:trPr>
+          <w:cnfStyle w:val="100000000000" w:firstRow="1" w:lastRow="0" w:firstColumn="0" w:lastColumn="0" w:oddVBand="0" w:evenVBand="0" w:oddHBand="0" w:evenHBand="0" w:firstRowFirstColumn="0" w:firstRowLastColumn="0" w:lastRowFirstColumn="0" w:lastRowLastColumn="0"/>
+        </w:trPr>
+        <w:tc>
+          <w:tcPr>
+            <w:cnfStyle w:val="001000000000" w:firstRow="0" w:lastRow="0" w:firstColumn="1" w:lastColumn="0" w:oddVBand="0" w:evenVBand="0" w:oddHBand="0" w:evenHBand="0" w:firstRowFirstColumn="0" w:firstRowLastColumn="0" w:lastRowFirstColumn="0" w:lastRowLastColumn="0"/>
+            <w:tcW w:w="0" w:type="auto"/>
+          </w:tcPr>
+          <w:p>
+            <w:pPr>
+              <w:pStyle w:val="NoSpacing"/>
+            </w:pPr>
+            <w:r>
+              <w:t>parameter</w:t>
+            </w:r>
+          </w:p>
+        </w:tc>
+        <w:tc>
+          <w:tcPr>
+            <w:tcW w:w="0" w:type="auto"/>
+          </w:tcPr>
+          <w:p>
+            <w:pPr>
+              <w:pStyle w:val="NoSpacing"/>
+              <w:cnfStyle w:val="100000000000" w:firstRow="1" w:lastRow="0" w:firstColumn="0" w:lastColumn="0" w:oddVBand="0" w:evenVBand="0" w:oddHBand="0" w:evenHBand="0" w:firstRowFirstColumn="0" w:firstRowLastColumn="0" w:lastRowFirstColumn="0" w:lastRowLastColumn="0"/>
+            </w:pPr>
+            <w:r>
+              <w:t>description</w:t>
+            </w:r>
+          </w:p>
+        </w:tc>
+      </w:tr>
+      <w:tr>
+        <w:trPr>
+          <w:cnfStyle w:val="000000100000" w:firstRow="0" w:lastRow="0" w:firstColumn="0" w:lastColumn="0" w:oddVBand="0" w:evenVBand="0" w:oddHBand="1" w:evenHBand="0" w:firstRowFirstColumn="0" w:firstRowLastColumn="0" w:lastRowFirstColumn="0" w:lastRowLastColumn="0"/>
+        </w:trPr>
+        <w:tc>
+          <w:tcPr>
+            <w:cnfStyle w:val="001000000000" w:firstRow="0" w:lastRow="0" w:firstColumn="1" w:lastColumn="0" w:oddVBand="0" w:evenVBand="0" w:oddHBand="0" w:evenHBand="0" w:firstRowFirstColumn="0" w:firstRowLastColumn="0" w:lastRowFirstColumn="0" w:lastRowLastColumn="0"/>
+            <w:tcW w:w="0" w:type="auto"/>
+          </w:tcPr>
+          <w:p>
+            <w:proofErr w:type="spellStart"/>
+            <w:r>
+              <w:t>in_component</w:t>
+            </w:r>
+            <w:proofErr w:type="spellEnd"/>
+          </w:p>
+        </w:tc>
+        <w:tc>
+          <w:tcPr>
+            <w:tcW w:w="0" w:type="auto"/>
+          </w:tcPr>
+          <w:p>
+            <w:pPr>
+              <w:pStyle w:val="NoSpacing"/>
+              <w:cnfStyle w:val="000000100000" w:firstRow="0" w:lastRow="0" w:firstColumn="0" w:lastColumn="0" w:oddVBand="0" w:evenVBand="0" w:oddHBand="1" w:evenHBand="0" w:firstRowFirstColumn="0" w:firstRowLastColumn="0" w:lastRowFirstColumn="0" w:lastRowLastColumn="0"/>
+            </w:pPr>
+            <w:r>
+              <w:t>The component of the input image to copy, if specified</w:t>
+            </w:r>
+          </w:p>
+        </w:tc>
+      </w:tr>
+      <w:tr>
+        <w:tc>
+          <w:tcPr>
+            <w:cnfStyle w:val="001000000000" w:firstRow="0" w:lastRow="0" w:firstColumn="1" w:lastColumn="0" w:oddVBand="0" w:evenVBand="0" w:oddHBand="0" w:evenHBand="0" w:firstRowFirstColumn="0" w:firstRowLastColumn="0" w:lastRowFirstColumn="0" w:lastRowLastColumn="0"/>
+            <w:tcW w:w="0" w:type="auto"/>
+          </w:tcPr>
+          <w:p>
+            <w:proofErr w:type="spellStart"/>
+            <w:r>
+              <w:t>out_component</w:t>
+            </w:r>
+            <w:proofErr w:type="spellEnd"/>
+          </w:p>
+        </w:tc>
+        <w:tc>
+          <w:tcPr>
+            <w:tcW w:w="0" w:type="auto"/>
+          </w:tcPr>
+          <w:p>
+            <w:pPr>
+              <w:pStyle w:val="NoSpacing"/>
+              <w:cnfStyle w:val="000000000000" w:firstRow="0" w:lastRow="0" w:firstColumn="0" w:lastColumn="0" w:oddVBand="0" w:evenVBand="0" w:oddHBand="0" w:evenHBand="0" w:firstRowFirstColumn="0" w:firstRowLastColumn="0" w:lastRowFirstColumn="0" w:lastRowLastColumn="0"/>
+            </w:pPr>
+            <w:r>
+              <w:t>The component of the output image to copy from the input image, if specified</w:t>
+            </w:r>
+          </w:p>
+        </w:tc>
+      </w:tr>
+    </w:tbl>
+    <w:p/>
+    <w:p>
+      <w:r>
+        <w:t>The experiment lo output is the rows, columns, components, and format of the input and output images.</w:t>
+      </w:r>
+    </w:p>
+    <w:p/>
+    <w:p/>
+    <w:p/>
     <w:sectPr>
-      <w:headerReference w:type="default" r:id="rId9"/>
-      <w:footerReference w:type="first" r:id="rId10"/>
+      <w:headerReference w:type="default" r:id="rId15"/>
+      <w:footerReference w:type="first" r:id="rId16"/>
       <w:pgSz w:w="12240" w:h="15840" w:code="1"/>
       <w:pgMar w:top="1440" w:right="1440" w:bottom="1440" w:left="1440" w:header="720" w:footer="720" w:gutter="0"/>
       <w:cols w:space="720"/>
@@ -11972,6 +13339,119 @@
     </w:lvl>
   </w:abstractNum>
   <w:abstractNum w:abstractNumId="3" w15:restartNumberingAfterBreak="0">
+    <w:nsid w:val="100E29A7"/>
+    <w:multiLevelType w:val="hybridMultilevel"/>
+    <w:tmpl w:val="636A6D2E"/>
+    <w:lvl w:ilvl="0" w:tplc="04090001">
+      <w:start w:val="1"/>
+      <w:numFmt w:val="bullet"/>
+      <w:lvlText w:val=""/>
+      <w:lvlJc w:val="left"/>
+      <w:pPr>
+        <w:ind w:left="720" w:hanging="360"/>
+      </w:pPr>
+      <w:rPr>
+        <w:rFonts w:ascii="Symbol" w:hAnsi="Symbol" w:hint="default"/>
+      </w:rPr>
+    </w:lvl>
+    <w:lvl w:ilvl="1" w:tplc="04090003" w:tentative="1">
+      <w:start w:val="1"/>
+      <w:numFmt w:val="bullet"/>
+      <w:lvlText w:val="o"/>
+      <w:lvlJc w:val="left"/>
+      <w:pPr>
+        <w:ind w:left="1440" w:hanging="360"/>
+      </w:pPr>
+      <w:rPr>
+        <w:rFonts w:ascii="Courier New" w:hAnsi="Courier New" w:cs="Courier New" w:hint="default"/>
+      </w:rPr>
+    </w:lvl>
+    <w:lvl w:ilvl="2" w:tplc="04090005" w:tentative="1">
+      <w:start w:val="1"/>
+      <w:numFmt w:val="bullet"/>
+      <w:lvlText w:val=""/>
+      <w:lvlJc w:val="left"/>
+      <w:pPr>
+        <w:ind w:left="2160" w:hanging="360"/>
+      </w:pPr>
+      <w:rPr>
+        <w:rFonts w:ascii="Wingdings" w:hAnsi="Wingdings" w:hint="default"/>
+      </w:rPr>
+    </w:lvl>
+    <w:lvl w:ilvl="3" w:tplc="04090001" w:tentative="1">
+      <w:start w:val="1"/>
+      <w:numFmt w:val="bullet"/>
+      <w:lvlText w:val=""/>
+      <w:lvlJc w:val="left"/>
+      <w:pPr>
+        <w:ind w:left="2880" w:hanging="360"/>
+      </w:pPr>
+      <w:rPr>
+        <w:rFonts w:ascii="Symbol" w:hAnsi="Symbol" w:hint="default"/>
+      </w:rPr>
+    </w:lvl>
+    <w:lvl w:ilvl="4" w:tplc="04090003" w:tentative="1">
+      <w:start w:val="1"/>
+      <w:numFmt w:val="bullet"/>
+      <w:lvlText w:val="o"/>
+      <w:lvlJc w:val="left"/>
+      <w:pPr>
+        <w:ind w:left="3600" w:hanging="360"/>
+      </w:pPr>
+      <w:rPr>
+        <w:rFonts w:ascii="Courier New" w:hAnsi="Courier New" w:cs="Courier New" w:hint="default"/>
+      </w:rPr>
+    </w:lvl>
+    <w:lvl w:ilvl="5" w:tplc="04090005" w:tentative="1">
+      <w:start w:val="1"/>
+      <w:numFmt w:val="bullet"/>
+      <w:lvlText w:val=""/>
+      <w:lvlJc w:val="left"/>
+      <w:pPr>
+        <w:ind w:left="4320" w:hanging="360"/>
+      </w:pPr>
+      <w:rPr>
+        <w:rFonts w:ascii="Wingdings" w:hAnsi="Wingdings" w:hint="default"/>
+      </w:rPr>
+    </w:lvl>
+    <w:lvl w:ilvl="6" w:tplc="04090001" w:tentative="1">
+      <w:start w:val="1"/>
+      <w:numFmt w:val="bullet"/>
+      <w:lvlText w:val=""/>
+      <w:lvlJc w:val="left"/>
+      <w:pPr>
+        <w:ind w:left="5040" w:hanging="360"/>
+      </w:pPr>
+      <w:rPr>
+        <w:rFonts w:ascii="Symbol" w:hAnsi="Symbol" w:hint="default"/>
+      </w:rPr>
+    </w:lvl>
+    <w:lvl w:ilvl="7" w:tplc="04090003" w:tentative="1">
+      <w:start w:val="1"/>
+      <w:numFmt w:val="bullet"/>
+      <w:lvlText w:val="o"/>
+      <w:lvlJc w:val="left"/>
+      <w:pPr>
+        <w:ind w:left="5760" w:hanging="360"/>
+      </w:pPr>
+      <w:rPr>
+        <w:rFonts w:ascii="Courier New" w:hAnsi="Courier New" w:cs="Courier New" w:hint="default"/>
+      </w:rPr>
+    </w:lvl>
+    <w:lvl w:ilvl="8" w:tplc="04090005" w:tentative="1">
+      <w:start w:val="1"/>
+      <w:numFmt w:val="bullet"/>
+      <w:lvlText w:val=""/>
+      <w:lvlJc w:val="left"/>
+      <w:pPr>
+        <w:ind w:left="6480" w:hanging="360"/>
+      </w:pPr>
+      <w:rPr>
+        <w:rFonts w:ascii="Wingdings" w:hAnsi="Wingdings" w:hint="default"/>
+      </w:rPr>
+    </w:lvl>
+  </w:abstractNum>
+  <w:abstractNum w:abstractNumId="4" w15:restartNumberingAfterBreak="0">
     <w:nsid w:val="12337025"/>
     <w:multiLevelType w:val="multilevel"/>
     <w:tmpl w:val="08F4C528"/>
@@ -12120,7 +13600,7 @@
       </w:rPr>
     </w:lvl>
   </w:abstractNum>
-  <w:abstractNum w:abstractNumId="4" w15:restartNumberingAfterBreak="0">
+  <w:abstractNum w:abstractNumId="5" w15:restartNumberingAfterBreak="0">
     <w:nsid w:val="14455461"/>
     <w:multiLevelType w:val="multilevel"/>
     <w:tmpl w:val="B11CF126"/>
@@ -12269,7 +13749,7 @@
       </w:rPr>
     </w:lvl>
   </w:abstractNum>
-  <w:abstractNum w:abstractNumId="5" w15:restartNumberingAfterBreak="0">
+  <w:abstractNum w:abstractNumId="6" w15:restartNumberingAfterBreak="0">
     <w:nsid w:val="16BC63D0"/>
     <w:multiLevelType w:val="hybridMultilevel"/>
     <w:tmpl w:val="62F6E5F4"/>
@@ -12381,7 +13861,7 @@
       </w:rPr>
     </w:lvl>
   </w:abstractNum>
-  <w:abstractNum w:abstractNumId="6" w15:restartNumberingAfterBreak="0">
+  <w:abstractNum w:abstractNumId="7" w15:restartNumberingAfterBreak="0">
     <w:nsid w:val="1A14152B"/>
     <w:multiLevelType w:val="hybridMultilevel"/>
     <w:tmpl w:val="628E6EDA"/>
@@ -12495,7 +13975,7 @@
       </w:rPr>
     </w:lvl>
   </w:abstractNum>
-  <w:abstractNum w:abstractNumId="7" w15:restartNumberingAfterBreak="0">
+  <w:abstractNum w:abstractNumId="8" w15:restartNumberingAfterBreak="0">
     <w:nsid w:val="1BE84423"/>
     <w:multiLevelType w:val="multilevel"/>
     <w:tmpl w:val="7288634E"/>
@@ -12644,7 +14124,7 @@
       </w:rPr>
     </w:lvl>
   </w:abstractNum>
-  <w:abstractNum w:abstractNumId="8" w15:restartNumberingAfterBreak="0">
+  <w:abstractNum w:abstractNumId="9" w15:restartNumberingAfterBreak="0">
     <w:nsid w:val="21E57545"/>
     <w:multiLevelType w:val="multilevel"/>
     <w:tmpl w:val="57C0EAD2"/>
@@ -12793,7 +14273,7 @@
       </w:rPr>
     </w:lvl>
   </w:abstractNum>
-  <w:abstractNum w:abstractNumId="9" w15:restartNumberingAfterBreak="0">
+  <w:abstractNum w:abstractNumId="10" w15:restartNumberingAfterBreak="0">
     <w:nsid w:val="2E6F021B"/>
     <w:multiLevelType w:val="hybridMultilevel"/>
     <w:tmpl w:val="FC840550"/>
@@ -12906,7 +14386,7 @@
       </w:rPr>
     </w:lvl>
   </w:abstractNum>
-  <w:abstractNum w:abstractNumId="10" w15:restartNumberingAfterBreak="0">
+  <w:abstractNum w:abstractNumId="11" w15:restartNumberingAfterBreak="0">
     <w:nsid w:val="30C11414"/>
     <w:multiLevelType w:val="hybridMultilevel"/>
     <w:tmpl w:val="0F84921E"/>
@@ -13019,7 +14499,7 @@
       </w:rPr>
     </w:lvl>
   </w:abstractNum>
-  <w:abstractNum w:abstractNumId="11" w15:restartNumberingAfterBreak="0">
+  <w:abstractNum w:abstractNumId="12" w15:restartNumberingAfterBreak="0">
     <w:nsid w:val="375C0357"/>
     <w:multiLevelType w:val="multilevel"/>
     <w:tmpl w:val="80E6886C"/>
@@ -13168,7 +14648,7 @@
       </w:rPr>
     </w:lvl>
   </w:abstractNum>
-  <w:abstractNum w:abstractNumId="12" w15:restartNumberingAfterBreak="0">
+  <w:abstractNum w:abstractNumId="13" w15:restartNumberingAfterBreak="0">
     <w:nsid w:val="4805304A"/>
     <w:multiLevelType w:val="multilevel"/>
     <w:tmpl w:val="A87C279A"/>
@@ -13317,7 +14797,7 @@
       </w:rPr>
     </w:lvl>
   </w:abstractNum>
-  <w:abstractNum w:abstractNumId="13" w15:restartNumberingAfterBreak="0">
+  <w:abstractNum w:abstractNumId="14" w15:restartNumberingAfterBreak="0">
     <w:nsid w:val="49E805AF"/>
     <w:multiLevelType w:val="multilevel"/>
     <w:tmpl w:val="7BA86696"/>
@@ -13466,7 +14946,7 @@
       </w:rPr>
     </w:lvl>
   </w:abstractNum>
-  <w:abstractNum w:abstractNumId="14" w15:restartNumberingAfterBreak="0">
+  <w:abstractNum w:abstractNumId="15" w15:restartNumberingAfterBreak="0">
     <w:nsid w:val="4D6D164E"/>
     <w:multiLevelType w:val="multilevel"/>
     <w:tmpl w:val="04090025"/>
@@ -13497,7 +14977,7 @@
       <w:lvlText w:val="%1.%2.%3"/>
       <w:lvlJc w:val="left"/>
       <w:pPr>
-        <w:ind w:left="720" w:hanging="720"/>
+        <w:ind w:left="1890" w:hanging="720"/>
       </w:pPr>
     </w:lvl>
     <w:lvl w:ilvl="3">
@@ -13561,7 +15041,7 @@
       </w:pPr>
     </w:lvl>
   </w:abstractNum>
-  <w:abstractNum w:abstractNumId="15" w15:restartNumberingAfterBreak="0">
+  <w:abstractNum w:abstractNumId="16" w15:restartNumberingAfterBreak="0">
     <w:nsid w:val="51AD2221"/>
     <w:multiLevelType w:val="hybridMultilevel"/>
     <w:tmpl w:val="1DD28594"/>
@@ -13647,7 +15127,7 @@
       </w:pPr>
     </w:lvl>
   </w:abstractNum>
-  <w:abstractNum w:abstractNumId="16" w15:restartNumberingAfterBreak="0">
+  <w:abstractNum w:abstractNumId="17" w15:restartNumberingAfterBreak="0">
     <w:nsid w:val="6CC05501"/>
     <w:multiLevelType w:val="multilevel"/>
     <w:tmpl w:val="7CF0847E"/>
@@ -13796,7 +15276,7 @@
       </w:rPr>
     </w:lvl>
   </w:abstractNum>
-  <w:abstractNum w:abstractNumId="17" w15:restartNumberingAfterBreak="0">
+  <w:abstractNum w:abstractNumId="18" w15:restartNumberingAfterBreak="0">
     <w:nsid w:val="6E866A20"/>
     <w:multiLevelType w:val="multilevel"/>
     <w:tmpl w:val="25E66C12"/>
@@ -13945,7 +15425,7 @@
       </w:rPr>
     </w:lvl>
   </w:abstractNum>
-  <w:abstractNum w:abstractNumId="18" w15:restartNumberingAfterBreak="0">
+  <w:abstractNum w:abstractNumId="19" w15:restartNumberingAfterBreak="0">
     <w:nsid w:val="714956CB"/>
     <w:multiLevelType w:val="hybridMultilevel"/>
     <w:tmpl w:val="65DE813A"/>
@@ -14034,7 +15514,7 @@
       </w:pPr>
     </w:lvl>
   </w:abstractNum>
-  <w:abstractNum w:abstractNumId="19" w15:restartNumberingAfterBreak="0">
+  <w:abstractNum w:abstractNumId="20" w15:restartNumberingAfterBreak="0">
     <w:nsid w:val="77E136CD"/>
     <w:multiLevelType w:val="hybridMultilevel"/>
     <w:tmpl w:val="2B42CD50"/>
@@ -14147,7 +15627,7 @@
       </w:rPr>
     </w:lvl>
   </w:abstractNum>
-  <w:abstractNum w:abstractNumId="20" w15:restartNumberingAfterBreak="0">
+  <w:abstractNum w:abstractNumId="21" w15:restartNumberingAfterBreak="0">
     <w:nsid w:val="788134B7"/>
     <w:multiLevelType w:val="multilevel"/>
     <w:tmpl w:val="09D6DBE8"/>
@@ -14296,7 +15776,7 @@
       </w:rPr>
     </w:lvl>
   </w:abstractNum>
-  <w:abstractNum w:abstractNumId="21" w15:restartNumberingAfterBreak="0">
+  <w:abstractNum w:abstractNumId="22" w15:restartNumberingAfterBreak="0">
     <w:nsid w:val="7A7363B7"/>
     <w:multiLevelType w:val="hybridMultilevel"/>
     <w:tmpl w:val="3E20B930"/>
@@ -14409,7 +15889,7 @@
       </w:rPr>
     </w:lvl>
   </w:abstractNum>
-  <w:abstractNum w:abstractNumId="22" w15:restartNumberingAfterBreak="0">
+  <w:abstractNum w:abstractNumId="23" w15:restartNumberingAfterBreak="0">
     <w:nsid w:val="7EA272B7"/>
     <w:multiLevelType w:val="multilevel"/>
     <w:tmpl w:val="74764F84"/>
@@ -14559,73 +16039,76 @@
     </w:lvl>
   </w:abstractNum>
   <w:num w:numId="1" w16cid:durableId="754984328">
-    <w:abstractNumId w:val="8"/>
+    <w:abstractNumId w:val="9"/>
   </w:num>
   <w:num w:numId="2" w16cid:durableId="1132988642">
-    <w:abstractNumId w:val="3"/>
+    <w:abstractNumId w:val="4"/>
   </w:num>
   <w:num w:numId="3" w16cid:durableId="105777014">
     <w:abstractNumId w:val="0"/>
   </w:num>
   <w:num w:numId="4" w16cid:durableId="1803110485">
-    <w:abstractNumId w:val="11"/>
+    <w:abstractNumId w:val="12"/>
   </w:num>
   <w:num w:numId="5" w16cid:durableId="2050491461">
     <w:abstractNumId w:val="1"/>
   </w:num>
   <w:num w:numId="6" w16cid:durableId="184246392">
-    <w:abstractNumId w:val="22"/>
+    <w:abstractNumId w:val="23"/>
   </w:num>
   <w:num w:numId="7" w16cid:durableId="1160776178">
-    <w:abstractNumId w:val="16"/>
+    <w:abstractNumId w:val="17"/>
   </w:num>
   <w:num w:numId="8" w16cid:durableId="470053298">
-    <w:abstractNumId w:val="7"/>
+    <w:abstractNumId w:val="8"/>
   </w:num>
   <w:num w:numId="9" w16cid:durableId="1144735110">
-    <w:abstractNumId w:val="4"/>
+    <w:abstractNumId w:val="5"/>
   </w:num>
   <w:num w:numId="10" w16cid:durableId="1777870936">
-    <w:abstractNumId w:val="20"/>
+    <w:abstractNumId w:val="21"/>
   </w:num>
   <w:num w:numId="11" w16cid:durableId="833449146">
-    <w:abstractNumId w:val="17"/>
+    <w:abstractNumId w:val="18"/>
   </w:num>
   <w:num w:numId="12" w16cid:durableId="1185828505">
-    <w:abstractNumId w:val="12"/>
+    <w:abstractNumId w:val="13"/>
   </w:num>
   <w:num w:numId="13" w16cid:durableId="523789550">
+    <w:abstractNumId w:val="15"/>
+  </w:num>
+  <w:num w:numId="14" w16cid:durableId="131096712">
+    <w:abstractNumId w:val="6"/>
+  </w:num>
+  <w:num w:numId="15" w16cid:durableId="1145584530">
     <w:abstractNumId w:val="14"/>
   </w:num>
-  <w:num w:numId="14" w16cid:durableId="131096712">
-    <w:abstractNumId w:val="5"/>
-  </w:num>
-  <w:num w:numId="15" w16cid:durableId="1145584530">
-    <w:abstractNumId w:val="13"/>
-  </w:num>
   <w:num w:numId="16" w16cid:durableId="542526670">
-    <w:abstractNumId w:val="6"/>
+    <w:abstractNumId w:val="7"/>
   </w:num>
   <w:num w:numId="17" w16cid:durableId="971904754">
     <w:abstractNumId w:val="2"/>
   </w:num>
   <w:num w:numId="18" w16cid:durableId="2116553210">
-    <w:abstractNumId w:val="21"/>
+    <w:abstractNumId w:val="22"/>
   </w:num>
   <w:num w:numId="19" w16cid:durableId="1598557645">
+    <w:abstractNumId w:val="11"/>
+  </w:num>
+  <w:num w:numId="20" w16cid:durableId="171145109">
+    <w:abstractNumId w:val="16"/>
+  </w:num>
+  <w:num w:numId="21" w16cid:durableId="1924216879">
+    <w:abstractNumId w:val="19"/>
+  </w:num>
+  <w:num w:numId="22" w16cid:durableId="24016312">
+    <w:abstractNumId w:val="20"/>
+  </w:num>
+  <w:num w:numId="23" w16cid:durableId="268894592">
     <w:abstractNumId w:val="10"/>
   </w:num>
-  <w:num w:numId="20" w16cid:durableId="171145109">
-    <w:abstractNumId w:val="15"/>
-  </w:num>
-  <w:num w:numId="21" w16cid:durableId="1924216879">
-    <w:abstractNumId w:val="18"/>
-  </w:num>
-  <w:num w:numId="22" w16cid:durableId="24016312">
-    <w:abstractNumId w:val="19"/>
-  </w:num>
-  <w:num w:numId="23" w16cid:durableId="268894592">
-    <w:abstractNumId w:val="9"/>
+  <w:num w:numId="24" w16cid:durableId="1507162310">
+    <w:abstractNumId w:val="3"/>
   </w:num>
 </w:numbering>
 </file>
@@ -15096,6 +16579,7 @@
         <w:numId w:val="13"/>
       </w:numPr>
       <w:spacing w:before="40" w:after="0"/>
+      <w:ind w:left="720"/>
       <w:outlineLvl w:val="2"/>
     </w:pPr>
     <w:rPr>
@@ -15950,6 +17434,23 @@
       <w:rFonts w:ascii="Arial" w:hAnsi="Arial"/>
     </w:rPr>
   </w:style>
+  <w:style w:type="paragraph" w:customStyle="1" w:styleId="Normalafterlist">
+    <w:name w:val="Normal after list"/>
+    <w:basedOn w:val="Normal"/>
+    <w:link w:val="NormalafterlistChar"/>
+    <w:qFormat/>
+    <w:pPr>
+      <w:spacing w:before="160"/>
+    </w:pPr>
+  </w:style>
+  <w:style w:type="character" w:customStyle="1" w:styleId="NormalafterlistChar">
+    <w:name w:val="Normal after list Char"/>
+    <w:basedOn w:val="DefaultParagraphFont"/>
+    <w:link w:val="Normalafterlist"/>
+    <w:rPr>
+      <w:rFonts w:ascii="Arial" w:hAnsi="Arial"/>
+    </w:rPr>
+  </w:style>
 </w:styles>
 </file>
 

--- a/workbench.docx
+++ b/workbench.docx
@@ -501,15 +501,7 @@
         <w:pStyle w:val="NoSpacing"/>
       </w:pPr>
       <w:r>
-        <w:t xml:space="preserve">    </w:t>
-      </w:r>
-      <w:proofErr w:type="spellStart"/>
-      <w:r>
-        <w:t>Histogramming</w:t>
-      </w:r>
-      <w:proofErr w:type="spellEnd"/>
-      <w:r>
-        <w:t xml:space="preserve"> pixel values</w:t>
+        <w:t xml:space="preserve">    Histogramming pixel values</w:t>
       </w:r>
     </w:p>
     <w:p>
@@ -517,15 +509,7 @@
         <w:pStyle w:val="NoSpacing"/>
       </w:pPr>
       <w:r>
-        <w:t xml:space="preserve">    </w:t>
-      </w:r>
-      <w:proofErr w:type="spellStart"/>
-      <w:r>
-        <w:t>Histgramming</w:t>
-      </w:r>
-      <w:proofErr w:type="spellEnd"/>
-      <w:r>
-        <w:t xml:space="preserve"> feature values</w:t>
+        <w:t xml:space="preserve">    Histgramming feature values</w:t>
       </w:r>
     </w:p>
     <w:p>
@@ -533,13 +517,8 @@
         <w:pStyle w:val="NoSpacing"/>
       </w:pPr>
       <w:r>
-        <w:t xml:space="preserve">    Histogram </w:t>
-      </w:r>
-      <w:proofErr w:type="spellStart"/>
-      <w:r>
-        <w:t>equilization</w:t>
-      </w:r>
-      <w:proofErr w:type="spellEnd"/>
+        <w:t xml:space="preserve">    Histogram equilization</w:t>
+      </w:r>
     </w:p>
     <w:p>
       <w:pPr>
@@ -752,25 +731,15 @@
         </w:numPr>
       </w:pPr>
       <w:hyperlink r:id="rId11" w:history="1">
-        <w:proofErr w:type="spellStart"/>
         <w:r>
           <w:rPr>
             <w:rStyle w:val="Hyperlink"/>
           </w:rPr>
           <w:t>ImageMagick</w:t>
         </w:r>
-        <w:proofErr w:type="spellEnd"/>
       </w:hyperlink>
       <w:r>
-        <w:t xml:space="preserve"> performs image operations using command line operations. </w:t>
-      </w:r>
-      <w:proofErr w:type="spellStart"/>
-      <w:r>
-        <w:t>CVWorkbench</w:t>
-      </w:r>
-      <w:proofErr w:type="spellEnd"/>
-      <w:r>
-        <w:t xml:space="preserve"> runs image processing operations in a similar way, but uses JSON to make scripts easier to write and change.</w:t>
+        <w:t xml:space="preserve"> performs image operations using command line operations. CVWorkbench runs image processing operations in a similar way, but uses JSON to make scripts easier to write and change.</w:t>
       </w:r>
     </w:p>
     <w:p>
@@ -793,27 +762,23 @@
         <w:t xml:space="preserve">, </w:t>
       </w:r>
       <w:hyperlink r:id="rId13" w:history="1">
-        <w:proofErr w:type="spellStart"/>
         <w:r>
           <w:rPr>
             <w:rStyle w:val="Hyperlink"/>
           </w:rPr>
           <w:t>CVIPTools</w:t>
         </w:r>
-        <w:proofErr w:type="spellEnd"/>
       </w:hyperlink>
       <w:r>
         <w:t xml:space="preserve">, and </w:t>
       </w:r>
       <w:hyperlink r:id="rId14" w:history="1">
-        <w:proofErr w:type="spellStart"/>
         <w:r>
           <w:rPr>
             <w:rStyle w:val="Hyperlink"/>
           </w:rPr>
           <w:t>NIP2</w:t>
         </w:r>
-        <w:proofErr w:type="spellEnd"/>
       </w:hyperlink>
       <w:r>
         <w:t xml:space="preserve"> are interactive programs to perform computer vision operations manually. CV Workbench uses scripts to make running series of image processing operations easier and more reliable.</w:t>
@@ -829,7 +794,13 @@
     </w:p>
     <w:p>
       <w:r>
-        <w:t>Each data type has its own additional parameters. The data types supported are:</w:t>
+        <w:t xml:space="preserve">Each data type has its own additional parameters. The data types supported </w:t>
+      </w:r>
+      <w:r>
+        <w:t>in the current release</w:t>
+      </w:r>
+      <w:r>
+        <w:t xml:space="preserve"> are:</w:t>
       </w:r>
     </w:p>
     <w:p>
@@ -865,7 +836,7 @@
         </w:numPr>
       </w:pPr>
       <w:r>
-        <w:t>Hough data</w:t>
+        <w:t>Hough accumulator data</w:t>
       </w:r>
     </w:p>
     <w:p>
@@ -877,24 +848,7 @@
         </w:numPr>
       </w:pPr>
       <w:r>
-        <w:t>Features</w:t>
-      </w:r>
-    </w:p>
-    <w:p>
-      <w:pPr>
-        <w:pStyle w:val="ListParagraph"/>
-        <w:numPr>
-          <w:ilvl w:val="0"/>
-          <w:numId w:val="22"/>
-        </w:numPr>
-      </w:pPr>
-      <w:r>
-        <w:t>Regions</w:t>
-      </w:r>
-    </w:p>
-    <w:p>
-      <w:r>
-        <w:t xml:space="preserve">Only images, histograms, and Hough data are supported in the current release. </w:t>
+        <w:t>Hough peaks</w:t>
       </w:r>
     </w:p>
     <w:p>
@@ -907,15 +861,7 @@
     </w:p>
     <w:p>
       <w:r>
-        <w:t xml:space="preserve">Images are a matrix of pixel values consists of one or more components. Grayscale images have one component value per pixel, color images have three </w:t>
-      </w:r>
-      <w:proofErr w:type="spellStart"/>
-      <w:r>
-        <w:t>RGB</w:t>
-      </w:r>
-      <w:proofErr w:type="spellEnd"/>
-      <w:r>
-        <w:t xml:space="preserve"> component values. Each component pixel value is stored as one of three binary formats. OpenCV “depth” codes are used to describe the binary formats.</w:t>
+        <w:t>Images are a matrix of pixel values consists of one or more components. Grayscale images have one component value per pixel, color images have three RGB component values. Each component pixel value is stored as one of three binary formats. OpenCV “depth” codes are used to describe the binary formats.</w:t>
       </w:r>
     </w:p>
     <w:tbl>
@@ -993,7 +939,6 @@
                 <w:bCs w:val="0"/>
               </w:rPr>
             </w:pPr>
-            <w:proofErr w:type="spellStart"/>
             <w:r>
               <w:rPr>
                 <w:b w:val="0"/>
@@ -1001,7 +946,6 @@
               </w:rPr>
               <w:t>CV_8U</w:t>
             </w:r>
-            <w:proofErr w:type="spellEnd"/>
           </w:p>
         </w:tc>
         <w:tc>
@@ -1047,7 +991,6 @@
                 <w:bCs w:val="0"/>
               </w:rPr>
             </w:pPr>
-            <w:proofErr w:type="spellStart"/>
             <w:r>
               <w:rPr>
                 <w:b w:val="0"/>
@@ -1055,7 +998,6 @@
               </w:rPr>
               <w:t>CV_32S</w:t>
             </w:r>
-            <w:proofErr w:type="spellEnd"/>
           </w:p>
         </w:tc>
         <w:tc>
@@ -1068,13 +1010,8 @@
               <w:cnfStyle w:val="000000000000" w:firstRow="0" w:lastRow="0" w:firstColumn="0" w:lastColumn="0" w:oddVBand="0" w:evenVBand="0" w:oddHBand="0" w:evenHBand="0" w:firstRowFirstColumn="0" w:firstRowLastColumn="0" w:lastRowFirstColumn="0" w:lastRowLastColumn="0"/>
             </w:pPr>
             <w:r>
-              <w:t>INT_MIN..</w:t>
-            </w:r>
-            <w:proofErr w:type="spellStart"/>
-            <w:r>
-              <w:t>INT_MAX</w:t>
-            </w:r>
-            <w:proofErr w:type="spellEnd"/>
+              <w:t>INT_MIN..INT_MAX</w:t>
+            </w:r>
           </w:p>
         </w:tc>
         <w:tc>
@@ -1109,7 +1046,6 @@
                 <w:bCs w:val="0"/>
               </w:rPr>
             </w:pPr>
-            <w:proofErr w:type="spellStart"/>
             <w:r>
               <w:rPr>
                 <w:b w:val="0"/>
@@ -1117,7 +1053,6 @@
               </w:rPr>
               <w:t>CV_32F</w:t>
             </w:r>
-            <w:proofErr w:type="spellEnd"/>
           </w:p>
         </w:tc>
         <w:tc>
@@ -1130,13 +1065,8 @@
               <w:cnfStyle w:val="000000100000" w:firstRow="0" w:lastRow="0" w:firstColumn="0" w:lastColumn="0" w:oddVBand="0" w:evenVBand="0" w:oddHBand="1" w:evenHBand="0" w:firstRowFirstColumn="0" w:firstRowLastColumn="0" w:lastRowFirstColumn="0" w:lastRowLastColumn="0"/>
             </w:pPr>
             <w:r>
-              <w:t>FLT_MIN..</w:t>
-            </w:r>
-            <w:proofErr w:type="spellStart"/>
-            <w:r>
-              <w:t>FLT_MAX</w:t>
-            </w:r>
-            <w:proofErr w:type="spellEnd"/>
+              <w:t>FLT_MIN..FLT_MAX</w:t>
+            </w:r>
           </w:p>
         </w:tc>
         <w:tc>
@@ -1165,119 +1095,7 @@
         <w:pStyle w:val="NoSpacing"/>
       </w:pPr>
       <w:r>
-        <w:t xml:space="preserve">Input and output JPEG images use </w:t>
-      </w:r>
-      <w:proofErr w:type="spellStart"/>
-      <w:r>
-        <w:t>CV_8U</w:t>
-      </w:r>
-      <w:proofErr w:type="spellEnd"/>
-      <w:r>
-        <w:t xml:space="preserve"> pixel values. All internally generated images use either </w:t>
-      </w:r>
-      <w:proofErr w:type="spellStart"/>
-      <w:r>
-        <w:t>CV_32S</w:t>
-      </w:r>
-      <w:proofErr w:type="spellEnd"/>
-      <w:r>
-        <w:t xml:space="preserve"> or </w:t>
-      </w:r>
-      <w:proofErr w:type="spellStart"/>
-      <w:r>
-        <w:t>CV_32F</w:t>
-      </w:r>
-      <w:proofErr w:type="spellEnd"/>
-      <w:r>
-        <w:t xml:space="preserve"> values as defined by the operator. </w:t>
-      </w:r>
-      <w:proofErr w:type="spellStart"/>
-      <w:r>
-        <w:t>CV_32S</w:t>
-      </w:r>
-      <w:proofErr w:type="spellEnd"/>
-      <w:r>
-        <w:t xml:space="preserve"> and </w:t>
-      </w:r>
-      <w:proofErr w:type="spellStart"/>
-      <w:r>
-        <w:t>CV_32F</w:t>
-      </w:r>
-      <w:proofErr w:type="spellEnd"/>
-      <w:r>
-        <w:t xml:space="preserve"> images may be used interchangeably without having to specify the depth in operators. </w:t>
-      </w:r>
-      <w:proofErr w:type="spellStart"/>
-      <w:r>
-        <w:t>CV_8U</w:t>
-      </w:r>
-      <w:proofErr w:type="spellEnd"/>
-      <w:r>
-        <w:t xml:space="preserve"> pixel values are 0 to 255 and are copied directly into </w:t>
-      </w:r>
-      <w:proofErr w:type="spellStart"/>
-      <w:r>
-        <w:t>CV_32S</w:t>
-      </w:r>
-      <w:proofErr w:type="spellEnd"/>
-      <w:r>
-        <w:t xml:space="preserve"> and </w:t>
-      </w:r>
-      <w:proofErr w:type="spellStart"/>
-      <w:r>
-        <w:t>CV_32F</w:t>
-      </w:r>
-      <w:proofErr w:type="spellEnd"/>
-      <w:r>
-        <w:t xml:space="preserve"> images. Converting </w:t>
-      </w:r>
-      <w:proofErr w:type="spellStart"/>
-      <w:r>
-        <w:t>CV_32S</w:t>
-      </w:r>
-      <w:proofErr w:type="spellEnd"/>
-      <w:r>
-        <w:t xml:space="preserve"> and </w:t>
-      </w:r>
-      <w:proofErr w:type="spellStart"/>
-      <w:r>
-        <w:t>CV_32F</w:t>
-      </w:r>
-      <w:proofErr w:type="spellEnd"/>
-      <w:r>
-        <w:t xml:space="preserve"> images to </w:t>
-      </w:r>
-      <w:proofErr w:type="spellStart"/>
-      <w:r>
-        <w:t>CV_8U</w:t>
-      </w:r>
-      <w:proofErr w:type="spellEnd"/>
-      <w:r>
-        <w:t xml:space="preserve"> JPEG images requires mapping the 32-bit pixel values to unsigned 8-bit values. The "transform-intensity-map" operator can convert </w:t>
-      </w:r>
-      <w:proofErr w:type="spellStart"/>
-      <w:r>
-        <w:t>CV_32S</w:t>
-      </w:r>
-      <w:proofErr w:type="spellEnd"/>
-      <w:r>
-        <w:t xml:space="preserve"> and </w:t>
-      </w:r>
-      <w:proofErr w:type="spellStart"/>
-      <w:r>
-        <w:t>CV_32F</w:t>
-      </w:r>
-      <w:proofErr w:type="spellEnd"/>
-      <w:r>
-        <w:t xml:space="preserve"> pixel values to </w:t>
-      </w:r>
-      <w:proofErr w:type="spellStart"/>
-      <w:r>
-        <w:t>CV_8U</w:t>
-      </w:r>
-      <w:proofErr w:type="spellEnd"/>
-      <w:r>
-        <w:t xml:space="preserve"> and store them as JPEG images.</w:t>
+        <w:t>Input and output JPEG images use CV_8U pixel values. All internally generated images use either CV_32S or CV_32F values as defined by the operator. CV_32S and CV_32F images may be used interchangeably without having to specify the depth in operators. CV_8U pixel values are 0 to 255 and are copied directly into CV_32S and CV_32F images. Converting CV_32S and CV_32F images to CV_8U JPEG images requires mapping the 32-bit pixel values to unsigned 8-bit values. The "transform-intensity-map" operator can convert CV_32S and CV_32F pixel values to CV_8U and store them as JPEG images.</w:t>
       </w:r>
     </w:p>
     <w:p>
@@ -1290,15 +1108,7 @@
         <w:pStyle w:val="NoSpacing"/>
       </w:pPr>
       <w:r>
-        <w:t xml:space="preserve">The binary image data files are defined by the workbench and have the following format. Color </w:t>
-      </w:r>
-      <w:proofErr w:type="spellStart"/>
-      <w:r>
-        <w:t>RGB</w:t>
-      </w:r>
-      <w:proofErr w:type="spellEnd"/>
-      <w:r>
-        <w:t xml:space="preserve"> pixels are stored as three consecutive pixel values for each component. The first pixel value is red, the second green, and the last a blue pixel value.</w:t>
+        <w:t>The binary image data files are defined by the workbench and have the following format. Color RGB pixels are stored as three consecutive pixel values for each component. The first pixel value is red, the second green, and the last a blue pixel value.</w:t>
       </w:r>
     </w:p>
     <w:p>
@@ -1331,7 +1141,6 @@
               <w:pStyle w:val="NoSpacing"/>
             </w:pPr>
             <w:r>
-              <w:lastRenderedPageBreak/>
               <w:t>Field</w:t>
             </w:r>
           </w:p>
@@ -1439,6 +1248,7 @@
                 <w:b w:val="0"/>
                 <w:bCs w:val="0"/>
               </w:rPr>
+              <w:lastRenderedPageBreak/>
               <w:t>cols</w:t>
             </w:r>
           </w:p>
@@ -1586,21 +1396,12 @@
                 <w:szCs w:val="20"/>
               </w:rPr>
             </w:pPr>
-            <w:proofErr w:type="spellStart"/>
             <w:r>
               <w:rPr>
                 <w:sz w:val="20"/>
                 <w:szCs w:val="20"/>
               </w:rPr>
-              <w:t>CV_8U</w:t>
-            </w:r>
-            <w:proofErr w:type="spellEnd"/>
-            <w:r>
-              <w:rPr>
-                <w:sz w:val="20"/>
-                <w:szCs w:val="20"/>
-              </w:rPr>
-              <w:t xml:space="preserve"> has value 0</w:t>
+              <w:t>CV_8U has value 0</w:t>
             </w:r>
           </w:p>
           <w:p>
@@ -1612,43 +1413,25 @@
                 <w:szCs w:val="20"/>
               </w:rPr>
             </w:pPr>
-            <w:proofErr w:type="spellStart"/>
             <w:r>
               <w:rPr>
                 <w:sz w:val="20"/>
                 <w:szCs w:val="20"/>
               </w:rPr>
-              <w:t>CV_32S</w:t>
-            </w:r>
-            <w:proofErr w:type="spellEnd"/>
+              <w:t>CV_32S has value 1</w:t>
+            </w:r>
+          </w:p>
+          <w:p>
+            <w:pPr>
+              <w:pStyle w:val="tablebullet"/>
+              <w:cnfStyle w:val="000000000000" w:firstRow="0" w:lastRow="0" w:firstColumn="0" w:lastColumn="0" w:oddVBand="0" w:evenVBand="0" w:oddHBand="0" w:evenHBand="0" w:firstRowFirstColumn="0" w:firstRowLastColumn="0" w:lastRowFirstColumn="0" w:lastRowLastColumn="0"/>
+            </w:pPr>
             <w:r>
               <w:rPr>
                 <w:sz w:val="20"/>
                 <w:szCs w:val="20"/>
               </w:rPr>
-              <w:t xml:space="preserve"> has value 1</w:t>
-            </w:r>
-          </w:p>
-          <w:p>
-            <w:pPr>
-              <w:pStyle w:val="tablebullet"/>
-              <w:cnfStyle w:val="000000000000" w:firstRow="0" w:lastRow="0" w:firstColumn="0" w:lastColumn="0" w:oddVBand="0" w:evenVBand="0" w:oddHBand="0" w:evenHBand="0" w:firstRowFirstColumn="0" w:firstRowLastColumn="0" w:lastRowFirstColumn="0" w:lastRowLastColumn="0"/>
-            </w:pPr>
-            <w:proofErr w:type="spellStart"/>
-            <w:r>
-              <w:rPr>
-                <w:sz w:val="20"/>
-                <w:szCs w:val="20"/>
-              </w:rPr>
-              <w:t>CV_32F</w:t>
-            </w:r>
-            <w:proofErr w:type="spellEnd"/>
-            <w:r>
-              <w:rPr>
-                <w:sz w:val="20"/>
-                <w:szCs w:val="20"/>
-              </w:rPr>
-              <w:t xml:space="preserve"> has value 2</w:t>
+              <w:t>CV_32F has value 2</w:t>
             </w:r>
           </w:p>
         </w:tc>
@@ -1703,31 +1486,7 @@
               <w:cnfStyle w:val="000000100000" w:firstRow="0" w:lastRow="0" w:firstColumn="0" w:lastColumn="0" w:oddVBand="0" w:evenVBand="0" w:oddHBand="1" w:evenHBand="0" w:firstRowFirstColumn="0" w:firstRowLastColumn="0" w:lastRowFirstColumn="0" w:lastRowLastColumn="0"/>
             </w:pPr>
             <w:r>
-              <w:t xml:space="preserve">Each value is </w:t>
-            </w:r>
-            <w:proofErr w:type="spellStart"/>
-            <w:r>
-              <w:t>CV_8U</w:t>
-            </w:r>
-            <w:proofErr w:type="spellEnd"/>
-            <w:r>
-              <w:t xml:space="preserve">, </w:t>
-            </w:r>
-            <w:proofErr w:type="spellStart"/>
-            <w:r>
-              <w:t>CV_32S</w:t>
-            </w:r>
-            <w:proofErr w:type="spellEnd"/>
-            <w:r>
-              <w:t xml:space="preserve">, or </w:t>
-            </w:r>
-            <w:proofErr w:type="spellStart"/>
-            <w:r>
-              <w:t>CV_32F</w:t>
-            </w:r>
-            <w:proofErr w:type="spellEnd"/>
-            <w:r>
-              <w:t xml:space="preserve"> as specified by the depth.</w:t>
+              <w:t>Each value is CV_8U, CV_32S, or CV_32F as specified by the depth.</w:t>
             </w:r>
           </w:p>
         </w:tc>
@@ -1762,13 +1521,8 @@
         <w:pStyle w:val="code"/>
       </w:pPr>
       <w:r>
-        <w:t xml:space="preserve">if value &lt; </w:t>
-      </w:r>
-      <w:proofErr w:type="spellStart"/>
-      <w:r>
-        <w:t>min_value</w:t>
-      </w:r>
-      <w:proofErr w:type="spellEnd"/>
+        <w:t>if value &lt; min_value</w:t>
+      </w:r>
     </w:p>
     <w:p>
       <w:pPr>
@@ -1784,13 +1538,8 @@
         <w:pStyle w:val="code"/>
       </w:pPr>
       <w:r>
-        <w:t xml:space="preserve">else if value &gt; </w:t>
-      </w:r>
-      <w:proofErr w:type="spellStart"/>
-      <w:r>
-        <w:t>max_value</w:t>
-      </w:r>
-      <w:proofErr w:type="spellEnd"/>
+        <w:t>else if value &gt; max_value</w:t>
+      </w:r>
     </w:p>
     <w:p>
       <w:pPr>
@@ -1815,39 +1564,7 @@
         <w:ind w:firstLine="720"/>
       </w:pPr>
       <w:r>
-        <w:t>bin no. = (</w:t>
-      </w:r>
-      <w:proofErr w:type="spellStart"/>
-      <w:r>
-        <w:t>nbins</w:t>
-      </w:r>
-      <w:proofErr w:type="spellEnd"/>
-      <w:r>
-        <w:t xml:space="preserve"> – 1) * round((value – </w:t>
-      </w:r>
-      <w:proofErr w:type="spellStart"/>
-      <w:r>
-        <w:t>min_value</w:t>
-      </w:r>
-      <w:proofErr w:type="spellEnd"/>
-      <w:r>
-        <w:t>) / (</w:t>
-      </w:r>
-      <w:proofErr w:type="spellStart"/>
-      <w:r>
-        <w:t>max_value</w:t>
-      </w:r>
-      <w:proofErr w:type="spellEnd"/>
-      <w:r>
-        <w:t xml:space="preserve"> – </w:t>
-      </w:r>
-      <w:proofErr w:type="spellStart"/>
-      <w:r>
-        <w:t>min_value</w:t>
-      </w:r>
-      <w:proofErr w:type="spellEnd"/>
-      <w:r>
-        <w:t>))</w:t>
+        <w:t>bin no. = round((no. bins – 1) * (value – min_value) / (max_value – min_value))</w:t>
       </w:r>
     </w:p>
     <w:p>
@@ -1953,7 +1670,6 @@
                 <w:bCs w:val="0"/>
               </w:rPr>
             </w:pPr>
-            <w:proofErr w:type="spellStart"/>
             <w:r>
               <w:rPr>
                 <w:b w:val="0"/>
@@ -1961,7 +1677,6 @@
               </w:rPr>
               <w:t>nbins</w:t>
             </w:r>
-            <w:proofErr w:type="spellEnd"/>
           </w:p>
         </w:tc>
         <w:tc>
@@ -2007,7 +1722,6 @@
                 <w:bCs w:val="0"/>
               </w:rPr>
             </w:pPr>
-            <w:proofErr w:type="spellStart"/>
             <w:r>
               <w:rPr>
                 <w:b w:val="0"/>
@@ -2015,7 +1729,6 @@
               </w:rPr>
               <w:t>min_value</w:t>
             </w:r>
-            <w:proofErr w:type="spellEnd"/>
           </w:p>
         </w:tc>
         <w:tc>
@@ -2064,7 +1777,6 @@
                 <w:bCs w:val="0"/>
               </w:rPr>
             </w:pPr>
-            <w:proofErr w:type="spellStart"/>
             <w:r>
               <w:rPr>
                 <w:b w:val="0"/>
@@ -2072,7 +1784,6 @@
               </w:rPr>
               <w:t>max_value</w:t>
             </w:r>
-            <w:proofErr w:type="spellEnd"/>
           </w:p>
         </w:tc>
         <w:tc>
@@ -2118,7 +1829,6 @@
                 <w:bCs w:val="0"/>
               </w:rPr>
             </w:pPr>
-            <w:proofErr w:type="spellStart"/>
             <w:r>
               <w:rPr>
                 <w:b w:val="0"/>
@@ -2126,7 +1836,6 @@
               </w:rPr>
               <w:t>min_count</w:t>
             </w:r>
-            <w:proofErr w:type="spellEnd"/>
           </w:p>
         </w:tc>
         <w:tc>
@@ -2175,7 +1884,6 @@
                 <w:bCs w:val="0"/>
               </w:rPr>
             </w:pPr>
-            <w:proofErr w:type="spellStart"/>
             <w:r>
               <w:rPr>
                 <w:b w:val="0"/>
@@ -2183,7 +1891,6 @@
               </w:rPr>
               <w:t>max_count</w:t>
             </w:r>
-            <w:proofErr w:type="spellEnd"/>
           </w:p>
         </w:tc>
         <w:tc>
@@ -2468,7 +2175,6 @@
                 <w:b w:val="0"/>
                 <w:bCs w:val="0"/>
               </w:rPr>
-              <w:lastRenderedPageBreak/>
               <w:t>histogram data</w:t>
             </w:r>
           </w:p>
@@ -2527,7 +2233,6 @@
         </w:rPr>
         <w:t>output-</w:t>
       </w:r>
-      <w:proofErr w:type="spellStart"/>
       <w:r>
         <w:rPr>
           <w:i/>
@@ -2536,11 +2241,7 @@
         <w:t>filename</w:t>
       </w:r>
       <w:r>
-        <w:t>.txt</w:t>
-      </w:r>
-      <w:proofErr w:type="spellEnd"/>
-      <w:r>
-        <w:t xml:space="preserve"> is generated with each histogram bin stored as a record with the format:</w:t>
+        <w:t>.txt is generated with each histogram bin stored as a record with the format:</w:t>
       </w:r>
     </w:p>
     <w:p>
@@ -2576,73 +2277,16 @@
           <w:sz w:val="20"/>
           <w:szCs w:val="20"/>
         </w:rPr>
-        <w:t xml:space="preserve">  </w:t>
-      </w:r>
-      <w:proofErr w:type="spellStart"/>
-      <w:r>
+        <w:t xml:space="preserve">  min_value + bin no. * (max_value - min_value) / nbins</w:t>
+      </w:r>
+    </w:p>
+    <w:p>
+      <w:pPr>
+        <w:pStyle w:val="code"/>
         <w:rPr>
           <w:sz w:val="20"/>
           <w:szCs w:val="20"/>
         </w:rPr>
-        <w:t>min_value</w:t>
-      </w:r>
-      <w:proofErr w:type="spellEnd"/>
-      <w:r>
-        <w:rPr>
-          <w:sz w:val="20"/>
-          <w:szCs w:val="20"/>
-        </w:rPr>
-        <w:t xml:space="preserve"> + bin no. * (</w:t>
-      </w:r>
-      <w:proofErr w:type="spellStart"/>
-      <w:r>
-        <w:rPr>
-          <w:sz w:val="20"/>
-          <w:szCs w:val="20"/>
-        </w:rPr>
-        <w:t>max_value</w:t>
-      </w:r>
-      <w:proofErr w:type="spellEnd"/>
-      <w:r>
-        <w:rPr>
-          <w:sz w:val="20"/>
-          <w:szCs w:val="20"/>
-        </w:rPr>
-        <w:t xml:space="preserve"> - </w:t>
-      </w:r>
-      <w:proofErr w:type="spellStart"/>
-      <w:r>
-        <w:rPr>
-          <w:sz w:val="20"/>
-          <w:szCs w:val="20"/>
-        </w:rPr>
-        <w:t>min_value</w:t>
-      </w:r>
-      <w:proofErr w:type="spellEnd"/>
-      <w:r>
-        <w:rPr>
-          <w:sz w:val="20"/>
-          <w:szCs w:val="20"/>
-        </w:rPr>
-        <w:t xml:space="preserve">) / </w:t>
-      </w:r>
-      <w:proofErr w:type="spellStart"/>
-      <w:r>
-        <w:rPr>
-          <w:sz w:val="20"/>
-          <w:szCs w:val="20"/>
-        </w:rPr>
-        <w:t>nbins</w:t>
-      </w:r>
-      <w:proofErr w:type="spellEnd"/>
-    </w:p>
-    <w:p>
-      <w:pPr>
-        <w:pStyle w:val="code"/>
-        <w:rPr>
-          <w:sz w:val="20"/>
-          <w:szCs w:val="20"/>
-        </w:rPr>
       </w:pPr>
     </w:p>
     <w:p>
@@ -2656,7 +2300,6 @@
         </w:rPr>
         <w:t>output-</w:t>
       </w:r>
-      <w:proofErr w:type="spellStart"/>
       <w:r>
         <w:rPr>
           <w:i/>
@@ -2665,11 +2308,7 @@
         <w:t>filename.</w:t>
       </w:r>
       <w:r>
-        <w:t>gp</w:t>
-      </w:r>
-      <w:proofErr w:type="spellEnd"/>
-      <w:r>
-        <w:t xml:space="preserve"> is generated to display the histogram as:</w:t>
+        <w:t>gp is generated to display the histogram as:</w:t>
       </w:r>
     </w:p>
     <w:p>
@@ -2706,7 +2345,6 @@
         </w:rPr>
         <w:t xml:space="preserve">  plot './</w:t>
       </w:r>
-      <w:proofErr w:type="spellStart"/>
       <w:r>
         <w:rPr>
           <w:i/>
@@ -2714,40 +2352,14 @@
           <w:sz w:val="18"/>
           <w:szCs w:val="18"/>
         </w:rPr>
-        <w:t>ouput</w:t>
-      </w:r>
-      <w:proofErr w:type="spellEnd"/>
-      <w:r>
-        <w:rPr>
-          <w:i/>
-          <w:iCs/>
+        <w:t>ouput-filename</w:t>
+      </w:r>
+      <w:r>
+        <w:rPr>
           <w:sz w:val="18"/>
           <w:szCs w:val="18"/>
         </w:rPr>
-        <w:t>-filename</w:t>
-      </w:r>
-      <w:r>
-        <w:rPr>
-          <w:sz w:val="18"/>
-          <w:szCs w:val="18"/>
-        </w:rPr>
-        <w:t xml:space="preserve"> ' using </w:t>
-      </w:r>
-      <w:proofErr w:type="spellStart"/>
-      <w:r>
-        <w:rPr>
-          <w:sz w:val="18"/>
-          <w:szCs w:val="18"/>
-        </w:rPr>
-        <w:t>2:xtic</w:t>
-      </w:r>
-      <w:proofErr w:type="spellEnd"/>
-      <w:r>
-        <w:rPr>
-          <w:sz w:val="18"/>
-          <w:szCs w:val="18"/>
-        </w:rPr>
-        <w:t>(1)</w:t>
+        <w:t xml:space="preserve"> ' using 2:xtic(1)</w:t>
       </w:r>
     </w:p>
     <w:p>
@@ -2818,7 +2430,6 @@
         </w:rPr>
         <w:t>-</w:t>
       </w:r>
-      <w:proofErr w:type="spellStart"/>
       <w:r>
         <w:rPr>
           <w:i/>
@@ -2835,7 +2446,6 @@
         </w:rPr>
         <w:t>gp</w:t>
       </w:r>
-      <w:proofErr w:type="spellEnd"/>
     </w:p>
     <w:p>
       <w:pPr>
@@ -2897,15 +2507,7 @@
           <w:sz w:val="20"/>
           <w:szCs w:val="20"/>
         </w:rPr>
-        <w:t xml:space="preserve">  no. rho values = sqrt(image </w:t>
-      </w:r>
-      <w:proofErr w:type="spellStart"/>
-      <w:r>
-        <w:rPr>
-          <w:sz w:val="20"/>
-          <w:szCs w:val="20"/>
-        </w:rPr>
-        <w:t>rows</w:t>
+        <w:t xml:space="preserve">  no. rho values = sqrt(image rows</w:t>
       </w:r>
       <w:r>
         <w:rPr>
@@ -2915,21 +2517,12 @@
         </w:rPr>
         <w:t>2</w:t>
       </w:r>
-      <w:proofErr w:type="spellEnd"/>
       <w:r>
         <w:rPr>
           <w:sz w:val="20"/>
           <w:szCs w:val="20"/>
         </w:rPr>
-        <w:t xml:space="preserve"> + image </w:t>
-      </w:r>
-      <w:proofErr w:type="spellStart"/>
-      <w:r>
-        <w:rPr>
-          <w:sz w:val="20"/>
-          <w:szCs w:val="20"/>
-        </w:rPr>
-        <w:t>columns</w:t>
+        <w:t xml:space="preserve"> + image columns</w:t>
       </w:r>
       <w:r>
         <w:rPr>
@@ -2939,7 +2532,6 @@
         </w:rPr>
         <w:t>2</w:t>
       </w:r>
-      <w:proofErr w:type="spellEnd"/>
       <w:r>
         <w:rPr>
           <w:sz w:val="20"/>
@@ -2983,15 +2575,7 @@
     </w:p>
     <w:p>
       <w:r>
-        <w:t xml:space="preserve">Statistics of the </w:t>
-      </w:r>
-      <w:proofErr w:type="spellStart"/>
-      <w:r>
-        <w:t>hough</w:t>
-      </w:r>
-      <w:proofErr w:type="spellEnd"/>
-      <w:r>
-        <w:t xml:space="preserve"> accumulator, including the count, and the minimum and maximum counts for all bins, are stored. The binary Hough accumulator data files are defined by the workbench, and have the following format:</w:t>
+        <w:t>Statistics of the hough accumulator, including the count, and the minimum and maximum counts for all bins, are stored. The binary Hough accumulator data files are defined by the workbench, and have the following format:</w:t>
       </w:r>
     </w:p>
     <w:p>
@@ -3076,7 +2660,6 @@
                 <w:bCs w:val="0"/>
               </w:rPr>
             </w:pPr>
-            <w:proofErr w:type="spellStart"/>
             <w:r>
               <w:rPr>
                 <w:b w:val="0"/>
@@ -3084,7 +2667,6 @@
               </w:rPr>
               <w:t>theta_inc</w:t>
             </w:r>
-            <w:proofErr w:type="spellEnd"/>
           </w:p>
         </w:tc>
         <w:tc>
@@ -3130,7 +2712,6 @@
                 <w:bCs w:val="0"/>
               </w:rPr>
             </w:pPr>
-            <w:proofErr w:type="spellStart"/>
             <w:r>
               <w:rPr>
                 <w:b w:val="0"/>
@@ -3138,7 +2719,6 @@
               </w:rPr>
               <w:t>nthetas</w:t>
             </w:r>
-            <w:proofErr w:type="spellEnd"/>
           </w:p>
         </w:tc>
         <w:tc>
@@ -3165,13 +2745,8 @@
               <w:cnfStyle w:val="000000000000" w:firstRow="0" w:lastRow="0" w:firstColumn="0" w:lastColumn="0" w:oddVBand="0" w:evenVBand="0" w:oddHBand="0" w:evenHBand="0" w:firstRowFirstColumn="0" w:firstRowLastColumn="0" w:lastRowFirstColumn="0" w:lastRowLastColumn="0"/>
             </w:pPr>
             <w:r>
-              <w:t xml:space="preserve">The number of angle thetas sampled = 180 / </w:t>
-            </w:r>
-            <w:proofErr w:type="spellStart"/>
-            <w:r>
-              <w:t>theta_inc</w:t>
-            </w:r>
-            <w:proofErr w:type="spellEnd"/>
+              <w:t>The number of angle thetas sampled = 180 / theta_inc</w:t>
+            </w:r>
           </w:p>
         </w:tc>
       </w:tr>
@@ -3192,7 +2767,6 @@
                 <w:bCs w:val="0"/>
               </w:rPr>
             </w:pPr>
-            <w:proofErr w:type="spellStart"/>
             <w:r>
               <w:rPr>
                 <w:b w:val="0"/>
@@ -3200,7 +2774,6 @@
               </w:rPr>
               <w:t>rho_max</w:t>
             </w:r>
-            <w:proofErr w:type="spellEnd"/>
           </w:p>
         </w:tc>
         <w:tc>
@@ -3246,7 +2819,6 @@
                 <w:bCs w:val="0"/>
               </w:rPr>
             </w:pPr>
-            <w:proofErr w:type="spellStart"/>
             <w:r>
               <w:rPr>
                 <w:b w:val="0"/>
@@ -3254,7 +2826,6 @@
               </w:rPr>
               <w:t>min_count</w:t>
             </w:r>
-            <w:proofErr w:type="spellEnd"/>
           </w:p>
         </w:tc>
         <w:tc>
@@ -3303,7 +2874,6 @@
                 <w:bCs w:val="0"/>
               </w:rPr>
             </w:pPr>
-            <w:proofErr w:type="spellStart"/>
             <w:r>
               <w:rPr>
                 <w:b w:val="0"/>
@@ -3311,7 +2881,6 @@
               </w:rPr>
               <w:t>max_count</w:t>
             </w:r>
-            <w:proofErr w:type="spellEnd"/>
           </w:p>
         </w:tc>
         <w:tc>
@@ -3390,15 +2959,7 @@
               <w:cnfStyle w:val="000000000000" w:firstRow="0" w:lastRow="0" w:firstColumn="0" w:lastColumn="0" w:oddVBand="0" w:evenVBand="0" w:oddHBand="0" w:evenHBand="0" w:firstRowFirstColumn="0" w:firstRowLastColumn="0" w:lastRowFirstColumn="0" w:lastRowLastColumn="0"/>
             </w:pPr>
             <w:r>
-              <w:t xml:space="preserve">The mean for the </w:t>
-            </w:r>
-            <w:proofErr w:type="spellStart"/>
-            <w:r>
-              <w:t>hough</w:t>
-            </w:r>
-            <w:proofErr w:type="spellEnd"/>
-            <w:r>
-              <w:t xml:space="preserve"> accumulator</w:t>
+              <w:t>The mean for the hough accumulator</w:t>
             </w:r>
             <w:r>
               <w:t xml:space="preserve"> values</w:t>
@@ -3456,15 +3017,7 @@
               <w:cnfStyle w:val="000000100000" w:firstRow="0" w:lastRow="0" w:firstColumn="0" w:lastColumn="0" w:oddVBand="0" w:evenVBand="0" w:oddHBand="1" w:evenHBand="0" w:firstRowFirstColumn="0" w:firstRowLastColumn="0" w:lastRowFirstColumn="0" w:lastRowLastColumn="0"/>
             </w:pPr>
             <w:r>
-              <w:t xml:space="preserve">The variance for the </w:t>
-            </w:r>
-            <w:proofErr w:type="spellStart"/>
-            <w:r>
-              <w:t>hough</w:t>
-            </w:r>
-            <w:proofErr w:type="spellEnd"/>
-            <w:r>
-              <w:t xml:space="preserve"> accumulator values</w:t>
+              <w:t>The variance for the hough accumulator values</w:t>
             </w:r>
           </w:p>
         </w:tc>
@@ -3516,15 +3069,7 @@
               <w:cnfStyle w:val="000000000000" w:firstRow="0" w:lastRow="0" w:firstColumn="0" w:lastColumn="0" w:oddVBand="0" w:evenVBand="0" w:oddHBand="0" w:evenHBand="0" w:firstRowFirstColumn="0" w:firstRowLastColumn="0" w:lastRowFirstColumn="0" w:lastRowLastColumn="0"/>
             </w:pPr>
             <w:r>
-              <w:t xml:space="preserve">The sample variance for the </w:t>
-            </w:r>
-            <w:proofErr w:type="spellStart"/>
-            <w:r>
-              <w:t>hough</w:t>
-            </w:r>
-            <w:proofErr w:type="spellEnd"/>
-            <w:r>
-              <w:t xml:space="preserve"> accumulator values</w:t>
+              <w:t>The sample variance for the hough accumulator values</w:t>
             </w:r>
           </w:p>
         </w:tc>
@@ -3551,7 +3096,6 @@
                 <w:b w:val="0"/>
                 <w:bCs w:val="0"/>
               </w:rPr>
-              <w:lastRenderedPageBreak/>
               <w:t>standard deviation</w:t>
             </w:r>
           </w:p>
@@ -3580,15 +3124,7 @@
               <w:cnfStyle w:val="000000100000" w:firstRow="0" w:lastRow="0" w:firstColumn="0" w:lastColumn="0" w:oddVBand="0" w:evenVBand="0" w:oddHBand="1" w:evenHBand="0" w:firstRowFirstColumn="0" w:firstRowLastColumn="0" w:lastRowFirstColumn="0" w:lastRowLastColumn="0"/>
             </w:pPr>
             <w:r>
-              <w:t xml:space="preserve">The standard deviation for the </w:t>
-            </w:r>
-            <w:proofErr w:type="spellStart"/>
-            <w:r>
-              <w:t>hough</w:t>
-            </w:r>
-            <w:proofErr w:type="spellEnd"/>
-            <w:r>
-              <w:t xml:space="preserve"> accumulator values</w:t>
+              <w:t>The standard deviation for the hough accumulator values</w:t>
             </w:r>
           </w:p>
         </w:tc>
@@ -3599,6 +3135,7 @@
         <w:pStyle w:val="Heading3"/>
       </w:pPr>
       <w:r>
+        <w:lastRenderedPageBreak/>
         <w:t>Hough accumulator data text file format</w:t>
       </w:r>
     </w:p>
@@ -3616,23 +3153,7 @@
       </w:r>
       <w:r>
         <w:tab/>
-        <w:t>rho values from -</w:t>
-      </w:r>
-      <w:proofErr w:type="spellStart"/>
-      <w:r>
-        <w:t>rho_max</w:t>
-      </w:r>
-      <w:proofErr w:type="spellEnd"/>
-      <w:r>
-        <w:t xml:space="preserve">/2 to </w:t>
-      </w:r>
-      <w:proofErr w:type="spellStart"/>
-      <w:r>
-        <w:t>rho_max</w:t>
-      </w:r>
-      <w:proofErr w:type="spellEnd"/>
-      <w:r>
-        <w:t>/2</w:t>
+        <w:t>rho values from -rho_max/2 to rho_max/2</w:t>
       </w:r>
       <w:r>
         <w:br/>
@@ -3734,7 +3255,6 @@
                 <w:bCs w:val="0"/>
               </w:rPr>
             </w:pPr>
-            <w:proofErr w:type="spellStart"/>
             <w:r>
               <w:rPr>
                 <w:b w:val="0"/>
@@ -3742,7 +3262,6 @@
               </w:rPr>
               <w:t>npeaks</w:t>
             </w:r>
-            <w:proofErr w:type="spellEnd"/>
           </w:p>
         </w:tc>
         <w:tc>
@@ -3806,13 +3325,8 @@
               <w:pStyle w:val="NoSpacing"/>
               <w:cnfStyle w:val="000000000000" w:firstRow="0" w:lastRow="0" w:firstColumn="0" w:lastColumn="0" w:oddVBand="0" w:evenVBand="0" w:oddHBand="0" w:evenHBand="0" w:firstRowFirstColumn="0" w:firstRowLastColumn="0" w:lastRowFirstColumn="0" w:lastRowLastColumn="0"/>
             </w:pPr>
-            <w:proofErr w:type="spellStart"/>
-            <w:r>
-              <w:t>npeaks</w:t>
-            </w:r>
-            <w:proofErr w:type="spellEnd"/>
-            <w:r>
-              <w:t xml:space="preserve"> * 3 32-bit integers</w:t>
+            <w:r>
+              <w:t>npeaks * 3 32-bit integers</w:t>
             </w:r>
           </w:p>
         </w:tc>
@@ -4038,15 +3552,7 @@
         <w:pStyle w:val="code"/>
       </w:pPr>
       <w:r>
-        <w:t xml:space="preserve">        “</w:t>
-      </w:r>
-      <w:proofErr w:type="spellStart"/>
-      <w:r>
-        <w:t>intput</w:t>
-      </w:r>
-      <w:proofErr w:type="spellEnd"/>
-      <w:r>
-        <w:t>-data”: [</w:t>
+        <w:t xml:space="preserve">        “intput-data”: [</w:t>
       </w:r>
     </w:p>
     <w:p>
@@ -4241,7 +3747,6 @@
         <w:pStyle w:val="code"/>
       </w:pPr>
       <w:r>
-        <w:lastRenderedPageBreak/>
         <w:t xml:space="preserve">            "repository": "</w:t>
       </w:r>
       <w:r>
@@ -4284,6 +3789,7 @@
         <w:pStyle w:val="code"/>
       </w:pPr>
       <w:r>
+        <w:lastRenderedPageBreak/>
         <w:t xml:space="preserve">          }</w:t>
       </w:r>
     </w:p>
@@ -4299,21 +3805,12 @@
       <w:r>
         <w:t xml:space="preserve">          "</w:t>
       </w:r>
-      <w:proofErr w:type="spellStart"/>
       <w:r>
         <w:rPr>
           <w:i/>
           <w:iCs/>
         </w:rPr>
-        <w:t>perameter</w:t>
-      </w:r>
-      <w:proofErr w:type="spellEnd"/>
-      <w:r>
-        <w:rPr>
-          <w:i/>
-          <w:iCs/>
-        </w:rPr>
-        <w:t>-name</w:t>
+        <w:t>perameter-name</w:t>
       </w:r>
       <w:r>
         <w:t>": "</w:t>
@@ -4440,7 +3937,6 @@
                 <w:bCs w:val="0"/>
               </w:rPr>
             </w:pPr>
-            <w:proofErr w:type="spellStart"/>
             <w:r>
               <w:rPr>
                 <w:b w:val="0"/>
@@ -4448,7 +3944,6 @@
               </w:rPr>
               <w:t>berkeley_db</w:t>
             </w:r>
-            <w:proofErr w:type="spellEnd"/>
           </w:p>
         </w:tc>
         <w:tc>
@@ -4623,15 +4118,7 @@
         <w:pStyle w:val="code"/>
       </w:pPr>
       <w:r>
-        <w:t xml:space="preserve">      "</w:t>
-      </w:r>
-      <w:proofErr w:type="spellStart"/>
-      <w:r>
-        <w:t>ext</w:t>
-      </w:r>
-      <w:proofErr w:type="spellEnd"/>
-      <w:r>
-        <w:t>": "</w:t>
+        <w:t xml:space="preserve">      "ext": "</w:t>
       </w:r>
       <w:r>
         <w:rPr>
@@ -4664,33 +4151,17 @@
           <w:i/>
           <w:iCs/>
         </w:rPr>
-        <w:t>filename-</w:t>
-      </w:r>
-      <w:proofErr w:type="spellStart"/>
+        <w:t>filename-base</w:t>
+      </w:r>
+      <w:r>
+        <w:t>.</w:t>
+      </w:r>
       <w:r>
         <w:rPr>
           <w:i/>
           <w:iCs/>
         </w:rPr>
-        <w:t>base</w:t>
-      </w:r>
-      <w:r>
-        <w:t>.</w:t>
-      </w:r>
-      <w:r>
-        <w:rPr>
-          <w:i/>
-          <w:iCs/>
-        </w:rPr>
-        <w:t>filename</w:t>
-      </w:r>
-      <w:proofErr w:type="spellEnd"/>
-      <w:r>
-        <w:rPr>
-          <w:i/>
-          <w:iCs/>
-        </w:rPr>
-        <w:t>-extension</w:t>
+        <w:t>filename-extension</w:t>
       </w:r>
       <w:r>
         <w:t xml:space="preserve">". </w:t>
@@ -4779,35 +4250,11 @@
               <w:cnfStyle w:val="000000100000" w:firstRow="0" w:lastRow="0" w:firstColumn="0" w:lastColumn="0" w:oddVBand="0" w:evenVBand="0" w:oddHBand="1" w:evenHBand="0" w:firstRowFirstColumn="0" w:firstRowLastColumn="0" w:lastRowFirstColumn="0" w:lastRowLastColumn="0"/>
             </w:pPr>
             <w:r>
-              <w:t xml:space="preserve">“binary”, for </w:t>
-            </w:r>
-            <w:proofErr w:type="spellStart"/>
-            <w:r>
-              <w:t>CV_32S</w:t>
-            </w:r>
-            <w:proofErr w:type="spellEnd"/>
-            <w:r>
-              <w:t xml:space="preserve"> or </w:t>
-            </w:r>
-            <w:proofErr w:type="spellStart"/>
-            <w:r>
-              <w:t>CV_32S</w:t>
-            </w:r>
-            <w:proofErr w:type="spellEnd"/>
-            <w:r>
-              <w:t xml:space="preserve"> data. The extension should be “bin”.</w:t>
+              <w:t>“binary”, for CV_32S or CV_32S data. The extension should be “bin”.</w:t>
             </w:r>
             <w:r>
               <w:br/>
-              <w:t xml:space="preserve">“jpeg”, for </w:t>
-            </w:r>
-            <w:proofErr w:type="spellStart"/>
-            <w:r>
-              <w:t>CV_8U</w:t>
-            </w:r>
-            <w:proofErr w:type="spellEnd"/>
-            <w:r>
-              <w:t xml:space="preserve"> JPEG images. The extension </w:t>
+              <w:t xml:space="preserve">“jpeg”, for CV_8U JPEG images. The extension </w:t>
             </w:r>
             <w:r>
               <w:t xml:space="preserve">should </w:t>
@@ -4951,7 +4398,6 @@
       <w:r>
         <w:t xml:space="preserve">. The name of the file will be </w:t>
       </w:r>
-      <w:proofErr w:type="spellStart"/>
       <w:r>
         <w:rPr>
           <w:rStyle w:val="codeChar"/>
@@ -4960,7 +4406,6 @@
         </w:rPr>
         <w:t>cv_workbench.log</w:t>
       </w:r>
-      <w:proofErr w:type="spellEnd"/>
       <w:r>
         <w:t xml:space="preserve"> in the directory where the scripts are run. Each script run will log:</w:t>
       </w:r>
@@ -5027,15 +4472,201 @@
     </w:p>
     <w:p>
       <w:r>
-        <w:t>The output from each operator run</w:t>
-      </w:r>
-    </w:p>
+        <w:t>The output from each operator run includes:</w:t>
+      </w:r>
+    </w:p>
+    <w:p>
+      <w:pPr>
+        <w:pStyle w:val="ListParagraph"/>
+        <w:numPr>
+          <w:ilvl w:val="0"/>
+          <w:numId w:val="25"/>
+        </w:numPr>
+      </w:pPr>
+      <w:r>
+        <w:t>The operator name</w:t>
+      </w:r>
+    </w:p>
+    <w:p>
+      <w:pPr>
+        <w:pStyle w:val="ListParagraph"/>
+        <w:numPr>
+          <w:ilvl w:val="0"/>
+          <w:numId w:val="25"/>
+        </w:numPr>
+      </w:pPr>
+      <w:r>
+        <w:lastRenderedPageBreak/>
+        <w:t>Operator input and output data descriptor data</w:t>
+      </w:r>
+    </w:p>
+    <w:p>
+      <w:pPr>
+        <w:pStyle w:val="ListParagraph"/>
+        <w:numPr>
+          <w:ilvl w:val="0"/>
+          <w:numId w:val="25"/>
+        </w:numPr>
+      </w:pPr>
+      <w:r>
+        <w:t>Parameter values used</w:t>
+      </w:r>
+    </w:p>
+    <w:p>
+      <w:r>
+        <w:t>Input and output descriptor data will include standard data for each data type.</w:t>
+      </w:r>
+    </w:p>
+    <w:tbl>
+      <w:tblPr>
+        <w:tblStyle w:val="PlainTable1"/>
+        <w:tblW w:w="0" w:type="auto"/>
+        <w:tblLook w:val="04A0" w:firstRow="1" w:lastRow="0" w:firstColumn="1" w:lastColumn="0" w:noHBand="0" w:noVBand="1"/>
+      </w:tblPr>
+      <w:tblGrid>
+        <w:gridCol w:w="4675"/>
+        <w:gridCol w:w="4675"/>
+      </w:tblGrid>
+      <w:tr>
+        <w:trPr>
+          <w:cnfStyle w:val="100000000000" w:firstRow="1" w:lastRow="0" w:firstColumn="0" w:lastColumn="0" w:oddVBand="0" w:evenVBand="0" w:oddHBand="0" w:evenHBand="0" w:firstRowFirstColumn="0" w:firstRowLastColumn="0" w:lastRowFirstColumn="0" w:lastRowLastColumn="0"/>
+        </w:trPr>
+        <w:tc>
+          <w:tcPr>
+            <w:cnfStyle w:val="001000000000" w:firstRow="0" w:lastRow="0" w:firstColumn="1" w:lastColumn="0" w:oddVBand="0" w:evenVBand="0" w:oddHBand="0" w:evenHBand="0" w:firstRowFirstColumn="0" w:firstRowLastColumn="0" w:lastRowFirstColumn="0" w:lastRowLastColumn="0"/>
+            <w:tcW w:w="4675" w:type="dxa"/>
+          </w:tcPr>
+          <w:p>
+            <w:r>
+              <w:t>Data type</w:t>
+            </w:r>
+          </w:p>
+        </w:tc>
+        <w:tc>
+          <w:tcPr>
+            <w:tcW w:w="4675" w:type="dxa"/>
+          </w:tcPr>
+          <w:p>
+            <w:pPr>
+              <w:cnfStyle w:val="100000000000" w:firstRow="1" w:lastRow="0" w:firstColumn="0" w:lastColumn="0" w:oddVBand="0" w:evenVBand="0" w:oddHBand="0" w:evenHBand="0" w:firstRowFirstColumn="0" w:firstRowLastColumn="0" w:lastRowFirstColumn="0" w:lastRowLastColumn="0"/>
+            </w:pPr>
+            <w:r>
+              <w:t>Data logged</w:t>
+            </w:r>
+          </w:p>
+        </w:tc>
+      </w:tr>
+      <w:tr>
+        <w:trPr>
+          <w:cnfStyle w:val="000000100000" w:firstRow="0" w:lastRow="0" w:firstColumn="0" w:lastColumn="0" w:oddVBand="0" w:evenVBand="0" w:oddHBand="1" w:evenHBand="0" w:firstRowFirstColumn="0" w:firstRowLastColumn="0" w:lastRowFirstColumn="0" w:lastRowLastColumn="0"/>
+        </w:trPr>
+        <w:tc>
+          <w:tcPr>
+            <w:cnfStyle w:val="001000000000" w:firstRow="0" w:lastRow="0" w:firstColumn="1" w:lastColumn="0" w:oddVBand="0" w:evenVBand="0" w:oddHBand="0" w:evenHBand="0" w:firstRowFirstColumn="0" w:firstRowLastColumn="0" w:lastRowFirstColumn="0" w:lastRowLastColumn="0"/>
+            <w:tcW w:w="4675" w:type="dxa"/>
+          </w:tcPr>
+          <w:p>
+            <w:r>
+              <w:t>Image</w:t>
+            </w:r>
+          </w:p>
+        </w:tc>
+        <w:tc>
+          <w:tcPr>
+            <w:tcW w:w="4675" w:type="dxa"/>
+          </w:tcPr>
+          <w:p>
+            <w:pPr>
+              <w:cnfStyle w:val="000000100000" w:firstRow="0" w:lastRow="0" w:firstColumn="0" w:lastColumn="0" w:oddVBand="0" w:evenVBand="0" w:oddHBand="1" w:evenHBand="0" w:firstRowFirstColumn="0" w:firstRowLastColumn="0" w:lastRowFirstColumn="0" w:lastRowLastColumn="0"/>
+            </w:pPr>
+            <w:r>
+              <w:t>rows, columns, components, depth</w:t>
+            </w:r>
+          </w:p>
+        </w:tc>
+      </w:tr>
+      <w:tr>
+        <w:tc>
+          <w:tcPr>
+            <w:cnfStyle w:val="001000000000" w:firstRow="0" w:lastRow="0" w:firstColumn="1" w:lastColumn="0" w:oddVBand="0" w:evenVBand="0" w:oddHBand="0" w:evenHBand="0" w:firstRowFirstColumn="0" w:firstRowLastColumn="0" w:lastRowFirstColumn="0" w:lastRowLastColumn="0"/>
+            <w:tcW w:w="4675" w:type="dxa"/>
+          </w:tcPr>
+          <w:p>
+            <w:r>
+              <w:t>Histogram</w:t>
+            </w:r>
+          </w:p>
+        </w:tc>
+        <w:tc>
+          <w:tcPr>
+            <w:tcW w:w="4675" w:type="dxa"/>
+          </w:tcPr>
+          <w:p>
+            <w:pPr>
+              <w:cnfStyle w:val="000000000000" w:firstRow="0" w:lastRow="0" w:firstColumn="0" w:lastColumn="0" w:oddVBand="0" w:evenVBand="0" w:oddHBand="0" w:evenHBand="0" w:firstRowFirstColumn="0" w:firstRowLastColumn="0" w:lastRowFirstColumn="0" w:lastRowLastColumn="0"/>
+            </w:pPr>
+            <w:r>
+              <w:t xml:space="preserve">no. bins, min value, max value, </w:t>
+            </w:r>
+          </w:p>
+        </w:tc>
+      </w:tr>
+      <w:tr>
+        <w:trPr>
+          <w:cnfStyle w:val="000000100000" w:firstRow="0" w:lastRow="0" w:firstColumn="0" w:lastColumn="0" w:oddVBand="0" w:evenVBand="0" w:oddHBand="1" w:evenHBand="0" w:firstRowFirstColumn="0" w:firstRowLastColumn="0" w:lastRowFirstColumn="0" w:lastRowLastColumn="0"/>
+        </w:trPr>
+        <w:tc>
+          <w:tcPr>
+            <w:cnfStyle w:val="001000000000" w:firstRow="0" w:lastRow="0" w:firstColumn="1" w:lastColumn="0" w:oddVBand="0" w:evenVBand="0" w:oddHBand="0" w:evenHBand="0" w:firstRowFirstColumn="0" w:firstRowLastColumn="0" w:lastRowFirstColumn="0" w:lastRowLastColumn="0"/>
+            <w:tcW w:w="4675" w:type="dxa"/>
+          </w:tcPr>
+          <w:p>
+            <w:r>
+              <w:t>Hough accumulator data</w:t>
+            </w:r>
+          </w:p>
+        </w:tc>
+        <w:tc>
+          <w:tcPr>
+            <w:tcW w:w="4675" w:type="dxa"/>
+          </w:tcPr>
+          <w:p>
+            <w:pPr>
+              <w:cnfStyle w:val="000000100000" w:firstRow="0" w:lastRow="0" w:firstColumn="0" w:lastColumn="0" w:oddVBand="0" w:evenVBand="0" w:oddHBand="1" w:evenHBand="0" w:firstRowFirstColumn="0" w:firstRowLastColumn="0" w:lastRowFirstColumn="0" w:lastRowLastColumn="0"/>
+            </w:pPr>
+          </w:p>
+        </w:tc>
+      </w:tr>
+      <w:tr>
+        <w:tc>
+          <w:tcPr>
+            <w:cnfStyle w:val="001000000000" w:firstRow="0" w:lastRow="0" w:firstColumn="1" w:lastColumn="0" w:oddVBand="0" w:evenVBand="0" w:oddHBand="0" w:evenHBand="0" w:firstRowFirstColumn="0" w:firstRowLastColumn="0" w:lastRowFirstColumn="0" w:lastRowLastColumn="0"/>
+            <w:tcW w:w="4675" w:type="dxa"/>
+          </w:tcPr>
+          <w:p>
+            <w:r>
+              <w:t>Hough peaks</w:t>
+            </w:r>
+          </w:p>
+        </w:tc>
+        <w:tc>
+          <w:tcPr>
+            <w:tcW w:w="4675" w:type="dxa"/>
+          </w:tcPr>
+          <w:p>
+            <w:pPr>
+              <w:cnfStyle w:val="000000000000" w:firstRow="0" w:lastRow="0" w:firstColumn="0" w:lastColumn="0" w:oddVBand="0" w:evenVBand="0" w:oddHBand="0" w:evenHBand="0" w:firstRowFirstColumn="0" w:firstRowLastColumn="0" w:lastRowFirstColumn="0" w:lastRowLastColumn="0"/>
+            </w:pPr>
+          </w:p>
+        </w:tc>
+      </w:tr>
+    </w:tbl>
+    <w:p/>
     <w:p>
       <w:pPr>
         <w:pStyle w:val="Heading2"/>
       </w:pPr>
       <w:r>
-        <w:lastRenderedPageBreak/>
         <w:t>Sample Operator Scripts</w:t>
       </w:r>
     </w:p>
@@ -5111,25 +4742,26 @@
           <w:sz w:val="16"/>
           <w:szCs w:val="16"/>
         </w:rPr>
-        <w:t xml:space="preserve">  "operator": "filter-edge-</w:t>
-      </w:r>
-      <w:proofErr w:type="spellStart"/>
-      <w:r>
+        <w:t xml:space="preserve">  "operator": "filter-edge-sobel",</w:t>
+      </w:r>
+    </w:p>
+    <w:p>
+      <w:pPr>
+        <w:shd w:val="clear" w:color="auto" w:fill="FFFFFF"/>
+        <w:spacing w:after="0" w:line="240" w:lineRule="auto"/>
         <w:rPr>
           <w:rFonts w:ascii="Lucida Console" w:hAnsi="Lucida Console"/>
           <w:sz w:val="16"/>
           <w:szCs w:val="16"/>
         </w:rPr>
-        <w:t>sobel</w:t>
-      </w:r>
-      <w:proofErr w:type="spellEnd"/>
+      </w:pPr>
       <w:r>
         <w:rPr>
           <w:rFonts w:ascii="Lucida Console" w:hAnsi="Lucida Console"/>
           <w:sz w:val="16"/>
           <w:szCs w:val="16"/>
         </w:rPr>
-        <w:t>",</w:t>
+        <w:t xml:space="preserve">  "input-data": [</w:t>
       </w:r>
     </w:p>
     <w:p>
@@ -5148,7 +4780,7 @@
           <w:sz w:val="16"/>
           <w:szCs w:val="16"/>
         </w:rPr>
-        <w:t xml:space="preserve">  "input-data": [</w:t>
+        <w:t xml:space="preserve">    {</w:t>
       </w:r>
     </w:p>
     <w:p>
@@ -5167,7 +4799,7 @@
           <w:sz w:val="16"/>
           <w:szCs w:val="16"/>
         </w:rPr>
-        <w:t xml:space="preserve">    {</w:t>
+        <w:t xml:space="preserve">      "id": 1,</w:t>
       </w:r>
     </w:p>
     <w:p>
@@ -5186,7 +4818,7 @@
           <w:sz w:val="16"/>
           <w:szCs w:val="16"/>
         </w:rPr>
-        <w:t xml:space="preserve">      "id": 1,</w:t>
+        <w:t xml:space="preserve">      "type": "image",</w:t>
       </w:r>
     </w:p>
     <w:p>
@@ -5205,7 +4837,7 @@
           <w:sz w:val="16"/>
           <w:szCs w:val="16"/>
         </w:rPr>
-        <w:t xml:space="preserve">      "type": "image",</w:t>
+        <w:t xml:space="preserve">      "repository": "filesystem",</w:t>
       </w:r>
     </w:p>
     <w:p>
@@ -5224,7 +4856,7 @@
           <w:sz w:val="16"/>
           <w:szCs w:val="16"/>
         </w:rPr>
-        <w:t xml:space="preserve">      "repository": "filesystem",</w:t>
+        <w:t xml:space="preserve">      "format": "jpeg",</w:t>
       </w:r>
     </w:p>
     <w:p>
@@ -5243,7 +4875,7 @@
           <w:sz w:val="16"/>
           <w:szCs w:val="16"/>
         </w:rPr>
-        <w:t xml:space="preserve">      "format": "jpeg",</w:t>
+        <w:t xml:space="preserve">      "directory": ".",</w:t>
       </w:r>
     </w:p>
     <w:p>
@@ -5262,7 +4894,7 @@
           <w:sz w:val="16"/>
           <w:szCs w:val="16"/>
         </w:rPr>
-        <w:t xml:space="preserve">      "directory": ".",</w:t>
+        <w:t xml:space="preserve">      "filename": "square45-90_gray",</w:t>
       </w:r>
     </w:p>
     <w:p>
@@ -5281,25 +4913,26 @@
           <w:sz w:val="16"/>
           <w:szCs w:val="16"/>
         </w:rPr>
-        <w:t xml:space="preserve">      "filename": "</w:t>
-      </w:r>
-      <w:proofErr w:type="spellStart"/>
-      <w:r>
+        <w:t xml:space="preserve">      "ext": "jpg"</w:t>
+      </w:r>
+    </w:p>
+    <w:p>
+      <w:pPr>
+        <w:shd w:val="clear" w:color="auto" w:fill="FFFFFF"/>
+        <w:spacing w:after="0" w:line="240" w:lineRule="auto"/>
         <w:rPr>
           <w:rFonts w:ascii="Lucida Console" w:hAnsi="Lucida Console"/>
           <w:sz w:val="16"/>
           <w:szCs w:val="16"/>
         </w:rPr>
-        <w:t>square45-90_gray</w:t>
-      </w:r>
-      <w:proofErr w:type="spellEnd"/>
+      </w:pPr>
       <w:r>
         <w:rPr>
           <w:rFonts w:ascii="Lucida Console" w:hAnsi="Lucida Console"/>
           <w:sz w:val="16"/>
           <w:szCs w:val="16"/>
         </w:rPr>
-        <w:t>",</w:t>
+        <w:t xml:space="preserve">    }</w:t>
       </w:r>
     </w:p>
     <w:p>
@@ -5318,25 +4951,26 @@
           <w:sz w:val="16"/>
           <w:szCs w:val="16"/>
         </w:rPr>
-        <w:t xml:space="preserve">      "</w:t>
-      </w:r>
-      <w:proofErr w:type="spellStart"/>
-      <w:r>
+        <w:t xml:space="preserve">  ],</w:t>
+      </w:r>
+    </w:p>
+    <w:p>
+      <w:pPr>
+        <w:shd w:val="clear" w:color="auto" w:fill="FFFFFF"/>
+        <w:spacing w:after="0" w:line="240" w:lineRule="auto"/>
         <w:rPr>
           <w:rFonts w:ascii="Lucida Console" w:hAnsi="Lucida Console"/>
           <w:sz w:val="16"/>
           <w:szCs w:val="16"/>
         </w:rPr>
-        <w:t>ext</w:t>
-      </w:r>
-      <w:proofErr w:type="spellEnd"/>
+      </w:pPr>
       <w:r>
         <w:rPr>
           <w:rFonts w:ascii="Lucida Console" w:hAnsi="Lucida Console"/>
           <w:sz w:val="16"/>
           <w:szCs w:val="16"/>
         </w:rPr>
-        <w:t>": "jpg"</w:t>
+        <w:t xml:space="preserve">  "output-data": [</w:t>
       </w:r>
     </w:p>
     <w:p>
@@ -5355,7 +4989,7 @@
           <w:sz w:val="16"/>
           <w:szCs w:val="16"/>
         </w:rPr>
-        <w:t xml:space="preserve">    }</w:t>
+        <w:t xml:space="preserve">    {</w:t>
       </w:r>
     </w:p>
     <w:p>
@@ -5374,7 +5008,7 @@
           <w:sz w:val="16"/>
           <w:szCs w:val="16"/>
         </w:rPr>
-        <w:t xml:space="preserve">  ],</w:t>
+        <w:t xml:space="preserve">      "id": 1,</w:t>
       </w:r>
     </w:p>
     <w:p>
@@ -5393,7 +5027,7 @@
           <w:sz w:val="16"/>
           <w:szCs w:val="16"/>
         </w:rPr>
-        <w:t xml:space="preserve">  "output-data": [</w:t>
+        <w:t xml:space="preserve">      "type": "image",</w:t>
       </w:r>
     </w:p>
     <w:p>
@@ -5412,7 +5046,7 @@
           <w:sz w:val="16"/>
           <w:szCs w:val="16"/>
         </w:rPr>
-        <w:t xml:space="preserve">    {</w:t>
+        <w:t xml:space="preserve">      "repository": "filesystem",</w:t>
       </w:r>
     </w:p>
     <w:p>
@@ -5431,7 +5065,7 @@
           <w:sz w:val="16"/>
           <w:szCs w:val="16"/>
         </w:rPr>
-        <w:t xml:space="preserve">      "id": 1,</w:t>
+        <w:t xml:space="preserve">      "format": "binary",</w:t>
       </w:r>
     </w:p>
     <w:p>
@@ -5450,7 +5084,7 @@
           <w:sz w:val="16"/>
           <w:szCs w:val="16"/>
         </w:rPr>
-        <w:t xml:space="preserve">      "type": "image",</w:t>
+        <w:t xml:space="preserve">      "directory": ".",</w:t>
       </w:r>
     </w:p>
     <w:p>
@@ -5469,7 +5103,7 @@
           <w:sz w:val="16"/>
           <w:szCs w:val="16"/>
         </w:rPr>
-        <w:t xml:space="preserve">      "repository": "filesystem",</w:t>
+        <w:t xml:space="preserve">      "filename": "square45-90_sobel_gray",</w:t>
       </w:r>
     </w:p>
     <w:p>
@@ -5488,100 +5122,7 @@
           <w:sz w:val="16"/>
           <w:szCs w:val="16"/>
         </w:rPr>
-        <w:t xml:space="preserve">      "format": "binary",</w:t>
-      </w:r>
-    </w:p>
-    <w:p>
-      <w:pPr>
-        <w:shd w:val="clear" w:color="auto" w:fill="FFFFFF"/>
-        <w:spacing w:after="0" w:line="240" w:lineRule="auto"/>
-        <w:rPr>
-          <w:rFonts w:ascii="Lucida Console" w:hAnsi="Lucida Console"/>
-          <w:sz w:val="16"/>
-          <w:szCs w:val="16"/>
-        </w:rPr>
-      </w:pPr>
-      <w:r>
-        <w:rPr>
-          <w:rFonts w:ascii="Lucida Console" w:hAnsi="Lucida Console"/>
-          <w:sz w:val="16"/>
-          <w:szCs w:val="16"/>
-        </w:rPr>
-        <w:t xml:space="preserve">      "directory": ".",</w:t>
-      </w:r>
-    </w:p>
-    <w:p>
-      <w:pPr>
-        <w:shd w:val="clear" w:color="auto" w:fill="FFFFFF"/>
-        <w:spacing w:after="0" w:line="240" w:lineRule="auto"/>
-        <w:rPr>
-          <w:rFonts w:ascii="Lucida Console" w:hAnsi="Lucida Console"/>
-          <w:sz w:val="16"/>
-          <w:szCs w:val="16"/>
-        </w:rPr>
-      </w:pPr>
-      <w:r>
-        <w:rPr>
-          <w:rFonts w:ascii="Lucida Console" w:hAnsi="Lucida Console"/>
-          <w:sz w:val="16"/>
-          <w:szCs w:val="16"/>
-        </w:rPr>
-        <w:t xml:space="preserve">      "filename": "</w:t>
-      </w:r>
-      <w:proofErr w:type="spellStart"/>
-      <w:r>
-        <w:rPr>
-          <w:rFonts w:ascii="Lucida Console" w:hAnsi="Lucida Console"/>
-          <w:sz w:val="16"/>
-          <w:szCs w:val="16"/>
-        </w:rPr>
-        <w:t>square45-90_sobel_gray</w:t>
-      </w:r>
-      <w:proofErr w:type="spellEnd"/>
-      <w:r>
-        <w:rPr>
-          <w:rFonts w:ascii="Lucida Console" w:hAnsi="Lucida Console"/>
-          <w:sz w:val="16"/>
-          <w:szCs w:val="16"/>
-        </w:rPr>
-        <w:t>",</w:t>
-      </w:r>
-    </w:p>
-    <w:p>
-      <w:pPr>
-        <w:shd w:val="clear" w:color="auto" w:fill="FFFFFF"/>
-        <w:spacing w:after="0" w:line="240" w:lineRule="auto"/>
-        <w:rPr>
-          <w:rFonts w:ascii="Lucida Console" w:hAnsi="Lucida Console"/>
-          <w:sz w:val="16"/>
-          <w:szCs w:val="16"/>
-        </w:rPr>
-      </w:pPr>
-      <w:r>
-        <w:rPr>
-          <w:rFonts w:ascii="Lucida Console" w:hAnsi="Lucida Console"/>
-          <w:sz w:val="16"/>
-          <w:szCs w:val="16"/>
-        </w:rPr>
-        <w:t xml:space="preserve">      "</w:t>
-      </w:r>
-      <w:proofErr w:type="spellStart"/>
-      <w:r>
-        <w:rPr>
-          <w:rFonts w:ascii="Lucida Console" w:hAnsi="Lucida Console"/>
-          <w:sz w:val="16"/>
-          <w:szCs w:val="16"/>
-        </w:rPr>
-        <w:t>ext</w:t>
-      </w:r>
-      <w:proofErr w:type="spellEnd"/>
-      <w:r>
-        <w:rPr>
-          <w:rFonts w:ascii="Lucida Console" w:hAnsi="Lucida Console"/>
-          <w:sz w:val="16"/>
-          <w:szCs w:val="16"/>
-        </w:rPr>
-        <w:t>": "bin"</w:t>
+        <w:t xml:space="preserve">      "ext": "bin"</w:t>
       </w:r>
     </w:p>
     <w:p>
@@ -5821,15 +5362,7 @@
               <w:pStyle w:val="code"/>
             </w:pPr>
             <w:r>
-              <w:t xml:space="preserve">  "operator": "filter-edge-</w:t>
-            </w:r>
-            <w:proofErr w:type="spellStart"/>
-            <w:r>
-              <w:t>sobel</w:t>
-            </w:r>
-            <w:proofErr w:type="spellEnd"/>
-            <w:r>
-              <w:t>",</w:t>
+              <w:t xml:space="preserve">  "operator": "filter-edge-sobel",</w:t>
             </w:r>
           </w:p>
         </w:tc>
@@ -5910,15 +5443,7 @@
               <w:pStyle w:val="code"/>
             </w:pPr>
             <w:r>
-              <w:t xml:space="preserve">      "filename": "</w:t>
-            </w:r>
-            <w:proofErr w:type="spellStart"/>
-            <w:r>
-              <w:t>square45-90_gray</w:t>
-            </w:r>
-            <w:proofErr w:type="spellEnd"/>
-            <w:r>
-              <w:t>",</w:t>
+              <w:t xml:space="preserve">      "filename": "square45-90_gray",</w:t>
             </w:r>
           </w:p>
           <w:p>
@@ -5926,15 +5451,7 @@
               <w:pStyle w:val="code"/>
             </w:pPr>
             <w:r>
-              <w:t xml:space="preserve">      "</w:t>
-            </w:r>
-            <w:proofErr w:type="spellStart"/>
-            <w:r>
-              <w:t>ext</w:t>
-            </w:r>
-            <w:proofErr w:type="spellEnd"/>
-            <w:r>
-              <w:t>": "jpg"</w:t>
+              <w:t xml:space="preserve">      "ext": "jpg"</w:t>
             </w:r>
           </w:p>
           <w:p>
@@ -5965,23 +5482,7 @@
           </w:tcPr>
           <w:p>
             <w:r>
-              <w:t xml:space="preserve">The input data for the operator is a </w:t>
-            </w:r>
-            <w:proofErr w:type="spellStart"/>
-            <w:r>
-              <w:t>CV_8U</w:t>
-            </w:r>
-            <w:proofErr w:type="spellEnd"/>
-            <w:r>
-              <w:t xml:space="preserve"> JPEG image file named </w:t>
-            </w:r>
-            <w:proofErr w:type="spellStart"/>
-            <w:r>
-              <w:t>square45-90_gray.jpg</w:t>
-            </w:r>
-            <w:proofErr w:type="spellEnd"/>
-            <w:r>
-              <w:t xml:space="preserve"> in the current directory</w:t>
+              <w:t>The input data for the operator is a CV_8U JPEG image file named square45-90_gray.jpg in the current directory</w:t>
             </w:r>
           </w:p>
         </w:tc>
@@ -5996,6 +5497,7 @@
               <w:pStyle w:val="code"/>
             </w:pPr>
             <w:r>
+              <w:lastRenderedPageBreak/>
               <w:t xml:space="preserve">  "output-data": [</w:t>
             </w:r>
           </w:p>
@@ -6052,15 +5554,7 @@
               <w:pStyle w:val="code"/>
             </w:pPr>
             <w:r>
-              <w:t xml:space="preserve">      "filename": "</w:t>
-            </w:r>
-            <w:proofErr w:type="spellStart"/>
-            <w:r>
-              <w:t>square45-90_sobel_gray</w:t>
-            </w:r>
-            <w:proofErr w:type="spellEnd"/>
-            <w:r>
-              <w:t>",</w:t>
+              <w:t xml:space="preserve">      "filename": "square45-90_sobel_gray",</w:t>
             </w:r>
           </w:p>
           <w:p>
@@ -6068,15 +5562,7 @@
               <w:pStyle w:val="code"/>
             </w:pPr>
             <w:r>
-              <w:t xml:space="preserve">      "</w:t>
-            </w:r>
-            <w:proofErr w:type="spellStart"/>
-            <w:r>
-              <w:t>ext</w:t>
-            </w:r>
-            <w:proofErr w:type="spellEnd"/>
-            <w:r>
-              <w:t>": "bin"</w:t>
+              <w:t xml:space="preserve">      "ext": "bin"</w:t>
             </w:r>
           </w:p>
           <w:p>
@@ -6102,31 +5588,7 @@
           </w:tcPr>
           <w:p>
             <w:r>
-              <w:t xml:space="preserve">The input data for the operator is a </w:t>
-            </w:r>
-            <w:proofErr w:type="spellStart"/>
-            <w:r>
-              <w:t>CV_32S</w:t>
-            </w:r>
-            <w:proofErr w:type="spellEnd"/>
-            <w:r>
-              <w:t xml:space="preserve"> binary image file named </w:t>
-            </w:r>
-            <w:proofErr w:type="spellStart"/>
-            <w:r>
-              <w:t>square45-90_sobel_gray.bin</w:t>
-            </w:r>
-            <w:proofErr w:type="spellEnd"/>
-            <w:r>
-              <w:t xml:space="preserve"> in the current directory. The Sobel operator defines that the image is </w:t>
-            </w:r>
-            <w:proofErr w:type="spellStart"/>
-            <w:r>
-              <w:t>CV_32S</w:t>
-            </w:r>
-            <w:proofErr w:type="spellEnd"/>
-            <w:r>
-              <w:t>.</w:t>
+              <w:t>The input data for the operator is a CV_32S binary image file named square45-90_sobel_gray.bin in the current directory. The Sobel operator defines that the image is CV_32S.</w:t>
             </w:r>
           </w:p>
         </w:tc>
@@ -6225,53 +5687,12 @@
         <w:pStyle w:val="Heading3"/>
       </w:pPr>
       <w:r>
-        <w:lastRenderedPageBreak/>
         <w:t xml:space="preserve">Image Intensity Map Operator script experiment step </w:t>
       </w:r>
     </w:p>
     <w:p>
       <w:r>
-        <w:t xml:space="preserve">A sample script experiment step specifying mapping image intensities for an input binary </w:t>
-      </w:r>
-      <w:proofErr w:type="spellStart"/>
-      <w:r>
-        <w:t>CV_32S</w:t>
-      </w:r>
-      <w:proofErr w:type="spellEnd"/>
-      <w:r>
-        <w:t xml:space="preserve"> or </w:t>
-      </w:r>
-      <w:proofErr w:type="spellStart"/>
-      <w:r>
-        <w:t>CV_32F</w:t>
-      </w:r>
-      <w:proofErr w:type="spellEnd"/>
-      <w:r>
-        <w:t xml:space="preserve"> image to a </w:t>
-      </w:r>
-      <w:proofErr w:type="spellStart"/>
-      <w:r>
-        <w:t>CV_8U</w:t>
-      </w:r>
-      <w:proofErr w:type="spellEnd"/>
-      <w:r>
-        <w:t xml:space="preserve"> JPEG output image is this. The operator detects that the input image is in either a </w:t>
-      </w:r>
-      <w:proofErr w:type="spellStart"/>
-      <w:r>
-        <w:t>CV_32S</w:t>
-      </w:r>
-      <w:proofErr w:type="spellEnd"/>
-      <w:r>
-        <w:t xml:space="preserve"> or </w:t>
-      </w:r>
-      <w:proofErr w:type="spellStart"/>
-      <w:r>
-        <w:t>CV_32F</w:t>
-      </w:r>
-      <w:proofErr w:type="spellEnd"/>
-      <w:r>
-        <w:t xml:space="preserve"> format, it handles either one. </w:t>
+        <w:t xml:space="preserve">A sample script experiment step specifying mapping image intensities for an input binary CV_32S or CV_32F image to a CV_8U JPEG output image is this. The operator detects that the input image is in either a CV_32S or CV_32F format, it handles either one. </w:t>
       </w:r>
     </w:p>
     <w:p>
@@ -6480,25 +5901,26 @@
           <w:sz w:val="16"/>
           <w:szCs w:val="16"/>
         </w:rPr>
-        <w:t xml:space="preserve">      "filename": "</w:t>
-      </w:r>
-      <w:proofErr w:type="spellStart"/>
-      <w:r>
+        <w:t xml:space="preserve">      "filename": "square45-90_sobel_gray",</w:t>
+      </w:r>
+    </w:p>
+    <w:p>
+      <w:pPr>
+        <w:shd w:val="clear" w:color="auto" w:fill="FFFFFF"/>
+        <w:spacing w:after="0" w:line="240" w:lineRule="auto"/>
         <w:rPr>
           <w:rFonts w:ascii="Lucida Console" w:hAnsi="Lucida Console"/>
           <w:sz w:val="16"/>
           <w:szCs w:val="16"/>
         </w:rPr>
-        <w:t>square45-90_sobel_gray</w:t>
-      </w:r>
-      <w:proofErr w:type="spellEnd"/>
+      </w:pPr>
       <w:r>
         <w:rPr>
           <w:rFonts w:ascii="Lucida Console" w:hAnsi="Lucida Console"/>
           <w:sz w:val="16"/>
           <w:szCs w:val="16"/>
         </w:rPr>
-        <w:t>",</w:t>
+        <w:t xml:space="preserve">      "ext": "bin"</w:t>
       </w:r>
     </w:p>
     <w:p>
@@ -6517,25 +5939,26 @@
           <w:sz w:val="16"/>
           <w:szCs w:val="16"/>
         </w:rPr>
-        <w:t xml:space="preserve">      "</w:t>
-      </w:r>
-      <w:proofErr w:type="spellStart"/>
-      <w:r>
+        <w:t xml:space="preserve">    }</w:t>
+      </w:r>
+    </w:p>
+    <w:p>
+      <w:pPr>
+        <w:shd w:val="clear" w:color="auto" w:fill="FFFFFF"/>
+        <w:spacing w:after="0" w:line="240" w:lineRule="auto"/>
         <w:rPr>
           <w:rFonts w:ascii="Lucida Console" w:hAnsi="Lucida Console"/>
           <w:sz w:val="16"/>
           <w:szCs w:val="16"/>
         </w:rPr>
-        <w:t>ext</w:t>
-      </w:r>
-      <w:proofErr w:type="spellEnd"/>
+      </w:pPr>
       <w:r>
         <w:rPr>
           <w:rFonts w:ascii="Lucida Console" w:hAnsi="Lucida Console"/>
           <w:sz w:val="16"/>
           <w:szCs w:val="16"/>
         </w:rPr>
-        <w:t>": "bin"</w:t>
+        <w:t xml:space="preserve">  ],</w:t>
       </w:r>
     </w:p>
     <w:p>
@@ -6554,7 +5977,7 @@
           <w:sz w:val="16"/>
           <w:szCs w:val="16"/>
         </w:rPr>
-        <w:t xml:space="preserve">    }</w:t>
+        <w:t xml:space="preserve">  "output-data": [</w:t>
       </w:r>
     </w:p>
     <w:p>
@@ -6573,7 +5996,7 @@
           <w:sz w:val="16"/>
           <w:szCs w:val="16"/>
         </w:rPr>
-        <w:t xml:space="preserve">  ],</w:t>
+        <w:t xml:space="preserve">    {</w:t>
       </w:r>
     </w:p>
     <w:p>
@@ -6592,7 +6015,7 @@
           <w:sz w:val="16"/>
           <w:szCs w:val="16"/>
         </w:rPr>
-        <w:t xml:space="preserve">  "output-data": [</w:t>
+        <w:t xml:space="preserve">      "id": 1,</w:t>
       </w:r>
     </w:p>
     <w:p>
@@ -6611,7 +6034,7 @@
           <w:sz w:val="16"/>
           <w:szCs w:val="16"/>
         </w:rPr>
-        <w:t xml:space="preserve">    {</w:t>
+        <w:t xml:space="preserve">      "type": "image",</w:t>
       </w:r>
     </w:p>
     <w:p>
@@ -6630,7 +6053,7 @@
           <w:sz w:val="16"/>
           <w:szCs w:val="16"/>
         </w:rPr>
-        <w:t xml:space="preserve">      "id": 1,</w:t>
+        <w:t xml:space="preserve">      "repository": "filesystem",</w:t>
       </w:r>
     </w:p>
     <w:p>
@@ -6649,7 +6072,7 @@
           <w:sz w:val="16"/>
           <w:szCs w:val="16"/>
         </w:rPr>
-        <w:t xml:space="preserve">      "type": "image",</w:t>
+        <w:t xml:space="preserve">      "format": "jpeg",</w:t>
       </w:r>
     </w:p>
     <w:p>
@@ -6668,7 +6091,7 @@
           <w:sz w:val="16"/>
           <w:szCs w:val="16"/>
         </w:rPr>
-        <w:t xml:space="preserve">      "repository": "filesystem",</w:t>
+        <w:t xml:space="preserve">      "directory": ".",</w:t>
       </w:r>
     </w:p>
     <w:p>
@@ -6687,7 +6110,7 @@
           <w:sz w:val="16"/>
           <w:szCs w:val="16"/>
         </w:rPr>
-        <w:t xml:space="preserve">      "format": "jpeg",</w:t>
+        <w:t xml:space="preserve">      "filename": "square45-90_sobel_gray",</w:t>
       </w:r>
     </w:p>
     <w:p>
@@ -6706,7 +6129,7 @@
           <w:sz w:val="16"/>
           <w:szCs w:val="16"/>
         </w:rPr>
-        <w:t xml:space="preserve">      "directory": ".",</w:t>
+        <w:t xml:space="preserve">      "ext": "jpg"</w:t>
       </w:r>
     </w:p>
     <w:p>
@@ -6725,25 +6148,26 @@
           <w:sz w:val="16"/>
           <w:szCs w:val="16"/>
         </w:rPr>
-        <w:t xml:space="preserve">      "filename": "</w:t>
-      </w:r>
-      <w:proofErr w:type="spellStart"/>
-      <w:r>
+        <w:t xml:space="preserve">    }</w:t>
+      </w:r>
+    </w:p>
+    <w:p>
+      <w:pPr>
+        <w:shd w:val="clear" w:color="auto" w:fill="FFFFFF"/>
+        <w:spacing w:after="0" w:line="240" w:lineRule="auto"/>
         <w:rPr>
           <w:rFonts w:ascii="Lucida Console" w:hAnsi="Lucida Console"/>
           <w:sz w:val="16"/>
           <w:szCs w:val="16"/>
         </w:rPr>
-        <w:t>square45-90_sobel_gray</w:t>
-      </w:r>
-      <w:proofErr w:type="spellEnd"/>
+      </w:pPr>
       <w:r>
         <w:rPr>
           <w:rFonts w:ascii="Lucida Console" w:hAnsi="Lucida Console"/>
           <w:sz w:val="16"/>
           <w:szCs w:val="16"/>
         </w:rPr>
-        <w:t>",</w:t>
+        <w:t xml:space="preserve">  ],</w:t>
       </w:r>
     </w:p>
     <w:p>
@@ -6762,25 +6186,26 @@
           <w:sz w:val="16"/>
           <w:szCs w:val="16"/>
         </w:rPr>
-        <w:t xml:space="preserve">      "</w:t>
-      </w:r>
-      <w:proofErr w:type="spellStart"/>
-      <w:r>
+        <w:t xml:space="preserve">  "parameters": {</w:t>
+      </w:r>
+    </w:p>
+    <w:p>
+      <w:pPr>
+        <w:shd w:val="clear" w:color="auto" w:fill="FFFFFF"/>
+        <w:spacing w:after="0" w:line="240" w:lineRule="auto"/>
         <w:rPr>
           <w:rFonts w:ascii="Lucida Console" w:hAnsi="Lucida Console"/>
           <w:sz w:val="16"/>
           <w:szCs w:val="16"/>
         </w:rPr>
-        <w:t>ext</w:t>
-      </w:r>
-      <w:proofErr w:type="spellEnd"/>
+      </w:pPr>
       <w:r>
         <w:rPr>
           <w:rFonts w:ascii="Lucida Console" w:hAnsi="Lucida Console"/>
           <w:sz w:val="16"/>
           <w:szCs w:val="16"/>
         </w:rPr>
-        <w:t>": "jpg"</w:t>
+        <w:t xml:space="preserve">    "lower_in": "-1020",</w:t>
       </w:r>
     </w:p>
     <w:p>
@@ -6799,7 +6224,7 @@
           <w:sz w:val="16"/>
           <w:szCs w:val="16"/>
         </w:rPr>
-        <w:t xml:space="preserve">    }</w:t>
+        <w:t xml:space="preserve">    "upper_in": "1020",</w:t>
       </w:r>
     </w:p>
     <w:p>
@@ -6818,7 +6243,7 @@
           <w:sz w:val="16"/>
           <w:szCs w:val="16"/>
         </w:rPr>
-        <w:t xml:space="preserve">  ],</w:t>
+        <w:t xml:space="preserve">    "lower_out": "0",</w:t>
       </w:r>
     </w:p>
     <w:p>
@@ -6837,7 +6262,7 @@
           <w:sz w:val="16"/>
           <w:szCs w:val="16"/>
         </w:rPr>
-        <w:t xml:space="preserve">  "parameters": {</w:t>
+        <w:t xml:space="preserve">    "upper_out": "255",</w:t>
       </w:r>
     </w:p>
     <w:p>
@@ -6856,173 +6281,7 @@
           <w:sz w:val="16"/>
           <w:szCs w:val="16"/>
         </w:rPr>
-        <w:t xml:space="preserve">    "</w:t>
-      </w:r>
-      <w:proofErr w:type="spellStart"/>
-      <w:r>
-        <w:rPr>
-          <w:rFonts w:ascii="Lucida Console" w:hAnsi="Lucida Console"/>
-          <w:sz w:val="16"/>
-          <w:szCs w:val="16"/>
-        </w:rPr>
-        <w:t>lower_in</w:t>
-      </w:r>
-      <w:proofErr w:type="spellEnd"/>
-      <w:r>
-        <w:rPr>
-          <w:rFonts w:ascii="Lucida Console" w:hAnsi="Lucida Console"/>
-          <w:sz w:val="16"/>
-          <w:szCs w:val="16"/>
-        </w:rPr>
-        <w:t>": "-1020",</w:t>
-      </w:r>
-    </w:p>
-    <w:p>
-      <w:pPr>
-        <w:shd w:val="clear" w:color="auto" w:fill="FFFFFF"/>
-        <w:spacing w:after="0" w:line="240" w:lineRule="auto"/>
-        <w:rPr>
-          <w:rFonts w:ascii="Lucida Console" w:hAnsi="Lucida Console"/>
-          <w:sz w:val="16"/>
-          <w:szCs w:val="16"/>
-        </w:rPr>
-      </w:pPr>
-      <w:r>
-        <w:rPr>
-          <w:rFonts w:ascii="Lucida Console" w:hAnsi="Lucida Console"/>
-          <w:sz w:val="16"/>
-          <w:szCs w:val="16"/>
-        </w:rPr>
-        <w:t xml:space="preserve">    "</w:t>
-      </w:r>
-      <w:proofErr w:type="spellStart"/>
-      <w:r>
-        <w:rPr>
-          <w:rFonts w:ascii="Lucida Console" w:hAnsi="Lucida Console"/>
-          <w:sz w:val="16"/>
-          <w:szCs w:val="16"/>
-        </w:rPr>
-        <w:t>upper_in</w:t>
-      </w:r>
-      <w:proofErr w:type="spellEnd"/>
-      <w:r>
-        <w:rPr>
-          <w:rFonts w:ascii="Lucida Console" w:hAnsi="Lucida Console"/>
-          <w:sz w:val="16"/>
-          <w:szCs w:val="16"/>
-        </w:rPr>
-        <w:t>": "1020",</w:t>
-      </w:r>
-    </w:p>
-    <w:p>
-      <w:pPr>
-        <w:shd w:val="clear" w:color="auto" w:fill="FFFFFF"/>
-        <w:spacing w:after="0" w:line="240" w:lineRule="auto"/>
-        <w:rPr>
-          <w:rFonts w:ascii="Lucida Console" w:hAnsi="Lucida Console"/>
-          <w:sz w:val="16"/>
-          <w:szCs w:val="16"/>
-        </w:rPr>
-      </w:pPr>
-      <w:r>
-        <w:rPr>
-          <w:rFonts w:ascii="Lucida Console" w:hAnsi="Lucida Console"/>
-          <w:sz w:val="16"/>
-          <w:szCs w:val="16"/>
-        </w:rPr>
-        <w:t xml:space="preserve">    "</w:t>
-      </w:r>
-      <w:proofErr w:type="spellStart"/>
-      <w:r>
-        <w:rPr>
-          <w:rFonts w:ascii="Lucida Console" w:hAnsi="Lucida Console"/>
-          <w:sz w:val="16"/>
-          <w:szCs w:val="16"/>
-        </w:rPr>
-        <w:t>lower_out</w:t>
-      </w:r>
-      <w:proofErr w:type="spellEnd"/>
-      <w:r>
-        <w:rPr>
-          <w:rFonts w:ascii="Lucida Console" w:hAnsi="Lucida Console"/>
-          <w:sz w:val="16"/>
-          <w:szCs w:val="16"/>
-        </w:rPr>
-        <w:t>": "0",</w:t>
-      </w:r>
-    </w:p>
-    <w:p>
-      <w:pPr>
-        <w:shd w:val="clear" w:color="auto" w:fill="FFFFFF"/>
-        <w:spacing w:after="0" w:line="240" w:lineRule="auto"/>
-        <w:rPr>
-          <w:rFonts w:ascii="Lucida Console" w:hAnsi="Lucida Console"/>
-          <w:sz w:val="16"/>
-          <w:szCs w:val="16"/>
-        </w:rPr>
-      </w:pPr>
-      <w:r>
-        <w:rPr>
-          <w:rFonts w:ascii="Lucida Console" w:hAnsi="Lucida Console"/>
-          <w:sz w:val="16"/>
-          <w:szCs w:val="16"/>
-        </w:rPr>
-        <w:t xml:space="preserve">    "</w:t>
-      </w:r>
-      <w:proofErr w:type="spellStart"/>
-      <w:r>
-        <w:rPr>
-          <w:rFonts w:ascii="Lucida Console" w:hAnsi="Lucida Console"/>
-          <w:sz w:val="16"/>
-          <w:szCs w:val="16"/>
-        </w:rPr>
-        <w:t>upper_out</w:t>
-      </w:r>
-      <w:proofErr w:type="spellEnd"/>
-      <w:r>
-        <w:rPr>
-          <w:rFonts w:ascii="Lucida Console" w:hAnsi="Lucida Console"/>
-          <w:sz w:val="16"/>
-          <w:szCs w:val="16"/>
-        </w:rPr>
-        <w:t>": "255",</w:t>
-      </w:r>
-    </w:p>
-    <w:p>
-      <w:pPr>
-        <w:shd w:val="clear" w:color="auto" w:fill="FFFFFF"/>
-        <w:spacing w:after="0" w:line="240" w:lineRule="auto"/>
-        <w:rPr>
-          <w:rFonts w:ascii="Lucida Console" w:hAnsi="Lucida Console"/>
-          <w:sz w:val="16"/>
-          <w:szCs w:val="16"/>
-        </w:rPr>
-      </w:pPr>
-      <w:r>
-        <w:rPr>
-          <w:rFonts w:ascii="Lucida Console" w:hAnsi="Lucida Console"/>
-          <w:sz w:val="16"/>
-          <w:szCs w:val="16"/>
-        </w:rPr>
-        <w:t xml:space="preserve">    "depth": "</w:t>
-      </w:r>
-      <w:proofErr w:type="spellStart"/>
-      <w:r>
-        <w:rPr>
-          <w:rFonts w:ascii="Lucida Console" w:hAnsi="Lucida Console"/>
-          <w:sz w:val="16"/>
-          <w:szCs w:val="16"/>
-        </w:rPr>
-        <w:t>CV_8U</w:t>
-      </w:r>
-      <w:proofErr w:type="spellEnd"/>
-      <w:r>
-        <w:rPr>
-          <w:rFonts w:ascii="Lucida Console" w:hAnsi="Lucida Console"/>
-          <w:sz w:val="16"/>
-          <w:szCs w:val="16"/>
-        </w:rPr>
-        <w:t>"</w:t>
+        <w:t xml:space="preserve">    "depth": "CV_8U"</w:t>
       </w:r>
     </w:p>
     <w:p>
@@ -7239,15 +6498,7 @@
               <w:pStyle w:val="code"/>
             </w:pPr>
             <w:r>
-              <w:t xml:space="preserve">      "filename": "</w:t>
-            </w:r>
-            <w:proofErr w:type="spellStart"/>
-            <w:r>
-              <w:t>square45-90_sobel_gray</w:t>
-            </w:r>
-            <w:proofErr w:type="spellEnd"/>
-            <w:r>
-              <w:t>",</w:t>
+              <w:t xml:space="preserve">      "filename": "square45-90_sobel_gray",</w:t>
             </w:r>
           </w:p>
           <w:p>
@@ -7255,15 +6506,7 @@
               <w:pStyle w:val="code"/>
             </w:pPr>
             <w:r>
-              <w:t xml:space="preserve">      "</w:t>
-            </w:r>
-            <w:proofErr w:type="spellStart"/>
-            <w:r>
-              <w:t>ext</w:t>
-            </w:r>
-            <w:proofErr w:type="spellEnd"/>
-            <w:r>
-              <w:t>": "bin"</w:t>
+              <w:t xml:space="preserve">      "ext": "bin"</w:t>
             </w:r>
           </w:p>
           <w:p>
@@ -7289,39 +6532,7 @@
           </w:tcPr>
           <w:p>
             <w:r>
-              <w:t xml:space="preserve">The input data for the operator is a </w:t>
-            </w:r>
-            <w:proofErr w:type="spellStart"/>
-            <w:r>
-              <w:t>CV_32S</w:t>
-            </w:r>
-            <w:proofErr w:type="spellEnd"/>
-            <w:r>
-              <w:t xml:space="preserve"> or </w:t>
-            </w:r>
-            <w:proofErr w:type="spellStart"/>
-            <w:r>
-              <w:t>CV_32F</w:t>
-            </w:r>
-            <w:proofErr w:type="spellEnd"/>
-            <w:r>
-              <w:t xml:space="preserve"> </w:t>
-            </w:r>
-            <w:proofErr w:type="spellStart"/>
-            <w:r>
-              <w:t>binaryimage</w:t>
-            </w:r>
-            <w:proofErr w:type="spellEnd"/>
-            <w:r>
-              <w:t xml:space="preserve"> file named </w:t>
-            </w:r>
-            <w:proofErr w:type="spellStart"/>
-            <w:r>
-              <w:t>square45-90_gray.bin</w:t>
-            </w:r>
-            <w:proofErr w:type="spellEnd"/>
-            <w:r>
-              <w:t xml:space="preserve"> in the current directory</w:t>
+              <w:t>The input data for the operator is a CV_32S or CV_32F binaryimage file named square45-90_gray.bin in the current directory</w:t>
             </w:r>
           </w:p>
         </w:tc>
@@ -7339,6 +6550,7 @@
               <w:pStyle w:val="code"/>
             </w:pPr>
             <w:r>
+              <w:lastRenderedPageBreak/>
               <w:t xml:space="preserve">  "output-data": [</w:t>
             </w:r>
           </w:p>
@@ -7395,15 +6607,7 @@
               <w:pStyle w:val="code"/>
             </w:pPr>
             <w:r>
-              <w:t xml:space="preserve">      "filename": "</w:t>
-            </w:r>
-            <w:proofErr w:type="spellStart"/>
-            <w:r>
-              <w:t>square45-90_sobel_gray</w:t>
-            </w:r>
-            <w:proofErr w:type="spellEnd"/>
-            <w:r>
-              <w:t>",</w:t>
+              <w:t xml:space="preserve">      "filename": "square45-90_sobel_gray",</w:t>
             </w:r>
           </w:p>
           <w:p>
@@ -7411,15 +6615,7 @@
               <w:pStyle w:val="code"/>
             </w:pPr>
             <w:r>
-              <w:t xml:space="preserve">      "</w:t>
-            </w:r>
-            <w:proofErr w:type="spellStart"/>
-            <w:r>
-              <w:t>ext</w:t>
-            </w:r>
-            <w:proofErr w:type="spellEnd"/>
-            <w:r>
-              <w:t>": "jpg"</w:t>
+              <w:t xml:space="preserve">      "ext": "jpg"</w:t>
             </w:r>
           </w:p>
           <w:p>
@@ -7445,31 +6641,7 @@
           </w:tcPr>
           <w:p>
             <w:r>
-              <w:t xml:space="preserve">The output data for the operator is a </w:t>
-            </w:r>
-            <w:proofErr w:type="spellStart"/>
-            <w:r>
-              <w:t>CV_8U</w:t>
-            </w:r>
-            <w:proofErr w:type="spellEnd"/>
-            <w:r>
-              <w:t xml:space="preserve"> binary JPEG file named </w:t>
-            </w:r>
-            <w:proofErr w:type="spellStart"/>
-            <w:r>
-              <w:t>square45-90_sobel_gray.jpg</w:t>
-            </w:r>
-            <w:proofErr w:type="spellEnd"/>
-            <w:r>
-              <w:t xml:space="preserve"> in the current directory. The </w:t>
-            </w:r>
-            <w:proofErr w:type="spellStart"/>
-            <w:r>
-              <w:t>CV_8U</w:t>
-            </w:r>
-            <w:proofErr w:type="spellEnd"/>
-            <w:r>
-              <w:t xml:space="preserve"> depth is indicated by specifying a JPEG output format.</w:t>
+              <w:t>The output data for the operator is a CV_8U binary JPEG file named square45-90_sobel_gray.jpg in the current directory. The CV_8U depth is indicated by specifying a JPEG output format.</w:t>
             </w:r>
           </w:p>
         </w:tc>
@@ -7487,7 +6659,6 @@
               <w:pStyle w:val="code"/>
             </w:pPr>
             <w:r>
-              <w:lastRenderedPageBreak/>
               <w:t xml:space="preserve">  "parameters": {</w:t>
             </w:r>
           </w:p>
@@ -7496,15 +6667,7 @@
               <w:pStyle w:val="code"/>
             </w:pPr>
             <w:r>
-              <w:t xml:space="preserve">    "</w:t>
-            </w:r>
-            <w:proofErr w:type="spellStart"/>
-            <w:r>
-              <w:t>lower_in</w:t>
-            </w:r>
-            <w:proofErr w:type="spellEnd"/>
-            <w:r>
-              <w:t>": "-1020",</w:t>
+              <w:t xml:space="preserve">    "lower_in": "-1020",</w:t>
             </w:r>
           </w:p>
           <w:p>
@@ -7512,15 +6675,7 @@
               <w:pStyle w:val="code"/>
             </w:pPr>
             <w:r>
-              <w:t xml:space="preserve">    "</w:t>
-            </w:r>
-            <w:proofErr w:type="spellStart"/>
-            <w:r>
-              <w:t>upper_in</w:t>
-            </w:r>
-            <w:proofErr w:type="spellEnd"/>
-            <w:r>
-              <w:t>": "1020",</w:t>
+              <w:t xml:space="preserve">    "upper_in": "1020",</w:t>
             </w:r>
           </w:p>
           <w:p>
@@ -7528,15 +6683,7 @@
               <w:pStyle w:val="code"/>
             </w:pPr>
             <w:r>
-              <w:t xml:space="preserve">    "</w:t>
-            </w:r>
-            <w:proofErr w:type="spellStart"/>
-            <w:r>
-              <w:t>lower_out</w:t>
-            </w:r>
-            <w:proofErr w:type="spellEnd"/>
-            <w:r>
-              <w:t>": "0",</w:t>
+              <w:t xml:space="preserve">    "lower_out": "0",</w:t>
             </w:r>
           </w:p>
           <w:p>
@@ -7544,15 +6691,7 @@
               <w:pStyle w:val="code"/>
             </w:pPr>
             <w:r>
-              <w:t xml:space="preserve">    "</w:t>
-            </w:r>
-            <w:proofErr w:type="spellStart"/>
-            <w:r>
-              <w:t>upper_out</w:t>
-            </w:r>
-            <w:proofErr w:type="spellEnd"/>
-            <w:r>
-              <w:t>": "255"</w:t>
+              <w:t xml:space="preserve">    "upper_out": "255"</w:t>
             </w:r>
           </w:p>
           <w:p>
@@ -7570,55 +6709,7 @@
           </w:tcPr>
           <w:p>
             <w:r>
-              <w:t xml:space="preserve">The script parameter define </w:t>
-            </w:r>
-            <w:proofErr w:type="spellStart"/>
-            <w:r>
-              <w:t>lower_in</w:t>
-            </w:r>
-            <w:proofErr w:type="spellEnd"/>
-            <w:r>
-              <w:t xml:space="preserve">, </w:t>
-            </w:r>
-            <w:proofErr w:type="spellStart"/>
-            <w:r>
-              <w:t>upper_in</w:t>
-            </w:r>
-            <w:proofErr w:type="spellEnd"/>
-            <w:r>
-              <w:t xml:space="preserve">, </w:t>
-            </w:r>
-            <w:proofErr w:type="spellStart"/>
-            <w:r>
-              <w:t>lower_out</w:t>
-            </w:r>
-            <w:proofErr w:type="spellEnd"/>
-            <w:r>
-              <w:t xml:space="preserve">, and </w:t>
-            </w:r>
-            <w:proofErr w:type="spellStart"/>
-            <w:r>
-              <w:t>upper_out</w:t>
-            </w:r>
-            <w:proofErr w:type="spellEnd"/>
-            <w:r>
-              <w:t xml:space="preserve"> intensity mapping parameters. If </w:t>
-            </w:r>
-            <w:proofErr w:type="spellStart"/>
-            <w:r>
-              <w:t>lower_in</w:t>
-            </w:r>
-            <w:proofErr w:type="spellEnd"/>
-            <w:r>
-              <w:t xml:space="preserve"> or </w:t>
-            </w:r>
-            <w:proofErr w:type="spellStart"/>
-            <w:r>
-              <w:t>lower_out</w:t>
-            </w:r>
-            <w:proofErr w:type="spellEnd"/>
-            <w:r>
-              <w:t xml:space="preserve"> are omitted, they default to the lowest input image pixel value or highest input image pixel value.</w:t>
+              <w:t>The script parameter define lower_in, upper_in, lower_out, and upper_out intensity mapping parameters. If lower_in or lower_out are omitted, they default to the lowest input image pixel value or highest input image pixel value.</w:t>
             </w:r>
           </w:p>
           <w:p/>
@@ -8273,47 +7364,7 @@
               <w:cnfStyle w:val="000000000000" w:firstRow="0" w:lastRow="0" w:firstColumn="0" w:lastColumn="0" w:oddVBand="0" w:evenVBand="0" w:oddHBand="0" w:evenHBand="0" w:firstRowFirstColumn="0" w:firstRowLastColumn="0" w:lastRowFirstColumn="0" w:lastRowLastColumn="0"/>
             </w:pPr>
             <w:r>
-              <w:t xml:space="preserve">Map </w:t>
-            </w:r>
-            <w:proofErr w:type="spellStart"/>
-            <w:r>
-              <w:t>CV_32S</w:t>
-            </w:r>
-            <w:proofErr w:type="spellEnd"/>
-            <w:r>
-              <w:t xml:space="preserve"> or </w:t>
-            </w:r>
-            <w:proofErr w:type="spellStart"/>
-            <w:r>
-              <w:t>CV_32F</w:t>
-            </w:r>
-            <w:proofErr w:type="spellEnd"/>
-            <w:r>
-              <w:t xml:space="preserve"> image intensities from an input intensity range to an output intensity range. Output images may be JPEG </w:t>
-            </w:r>
-            <w:proofErr w:type="spellStart"/>
-            <w:r>
-              <w:t>CV_8U</w:t>
-            </w:r>
-            <w:proofErr w:type="spellEnd"/>
-            <w:r>
-              <w:t xml:space="preserve"> images or binary </w:t>
-            </w:r>
-            <w:proofErr w:type="spellStart"/>
-            <w:r>
-              <w:t>CV_32S</w:t>
-            </w:r>
-            <w:proofErr w:type="spellEnd"/>
-            <w:r>
-              <w:t xml:space="preserve"> or </w:t>
-            </w:r>
-            <w:proofErr w:type="spellStart"/>
-            <w:r>
-              <w:t>CV_32F</w:t>
-            </w:r>
-            <w:proofErr w:type="spellEnd"/>
-            <w:r>
-              <w:t xml:space="preserve"> images. </w:t>
+              <w:t xml:space="preserve">Map CV_32S or CV_32F image intensities from an input intensity range to an output intensity range. Output images may be JPEG CV_8U images or binary CV_32S or CV_32F images. </w:t>
             </w:r>
           </w:p>
         </w:tc>
@@ -8632,6 +7683,7 @@
               <w:pStyle w:val="NoSpacing"/>
             </w:pPr>
             <w:r>
+              <w:lastRenderedPageBreak/>
               <w:t>SW</w:t>
             </w:r>
           </w:p>
@@ -8781,7 +7833,6 @@
     <w:p/>
     <w:p>
       <w:r>
-        <w:lastRenderedPageBreak/>
         <w:t>The operator takes the following data descriptors:</w:t>
       </w:r>
     </w:p>
@@ -9046,15 +8097,7 @@
         <w:pStyle w:val="Heading3"/>
       </w:pPr>
       <w:r>
-        <w:t>filter-edge-</w:t>
-      </w:r>
-      <w:proofErr w:type="spellStart"/>
-      <w:r>
-        <w:t>prewitt</w:t>
-      </w:r>
-      <w:proofErr w:type="spellEnd"/>
-      <w:r>
-        <w:t xml:space="preserve"> Operator</w:t>
+        <w:t>filter-edge-prewitt Operator</w:t>
       </w:r>
     </w:p>
     <w:p>
@@ -9438,15 +8481,7 @@
         <w:pStyle w:val="Heading3"/>
       </w:pPr>
       <w:r>
-        <w:t>filter-edge-</w:t>
-      </w:r>
-      <w:proofErr w:type="spellStart"/>
-      <w:r>
-        <w:t>roberts</w:t>
-      </w:r>
-      <w:proofErr w:type="spellEnd"/>
-      <w:r>
-        <w:t xml:space="preserve"> Operator</w:t>
+        <w:t>filter-edge-roberts Operator</w:t>
       </w:r>
     </w:p>
     <w:p>
@@ -9480,6 +8515,7 @@
               <w:pStyle w:val="NoSpacing"/>
             </w:pPr>
             <w:r>
+              <w:lastRenderedPageBreak/>
               <w:t>orientation</w:t>
             </w:r>
           </w:p>
@@ -9728,7 +8764,6 @@
           </w:tcPr>
           <w:p>
             <w:r>
-              <w:lastRenderedPageBreak/>
               <w:t>output</w:t>
             </w:r>
           </w:p>
@@ -9833,15 +8868,7 @@
         <w:pStyle w:val="Heading3"/>
       </w:pPr>
       <w:r>
-        <w:t>filter-edge-</w:t>
-      </w:r>
-      <w:proofErr w:type="spellStart"/>
-      <w:r>
-        <w:t>sobel</w:t>
-      </w:r>
-      <w:proofErr w:type="spellEnd"/>
-      <w:r>
-        <w:t xml:space="preserve"> Operator</w:t>
+        <w:t>filter-edge-sobel Operator</w:t>
       </w:r>
     </w:p>
     <w:p>
@@ -10242,7 +9269,7 @@
         <w:fldChar w:fldCharType="separate"/>
       </w:r>
       <w:r>
-        <w:t>9.3</w:t>
+        <w:t>7.3</w:t>
       </w:r>
       <w:r>
         <w:fldChar w:fldCharType="end"/>
@@ -10348,6 +9375,7 @@
           </w:tcPr>
           <w:p>
             <w:r>
+              <w:lastRenderedPageBreak/>
               <w:t>input</w:t>
             </w:r>
           </w:p>
@@ -10501,7 +9529,6 @@
               <w:pStyle w:val="NoSpacing"/>
             </w:pPr>
             <w:r>
-              <w:lastRenderedPageBreak/>
               <w:t>parameter</w:t>
             </w:r>
           </w:p>
@@ -10538,7 +9565,6 @@
                 <w:bCs w:val="0"/>
               </w:rPr>
             </w:pPr>
-            <w:proofErr w:type="spellStart"/>
             <w:r>
               <w:rPr>
                 <w:b w:val="0"/>
@@ -10546,7 +9572,6 @@
               </w:rPr>
               <w:t>nbins</w:t>
             </w:r>
-            <w:proofErr w:type="spellEnd"/>
           </w:p>
         </w:tc>
         <w:tc>
@@ -10578,7 +9603,6 @@
                 <w:bCs w:val="0"/>
               </w:rPr>
             </w:pPr>
-            <w:proofErr w:type="spellStart"/>
             <w:r>
               <w:rPr>
                 <w:b w:val="0"/>
@@ -10586,7 +9610,6 @@
               </w:rPr>
               <w:t>min_value</w:t>
             </w:r>
-            <w:proofErr w:type="spellEnd"/>
           </w:p>
         </w:tc>
         <w:tc>
@@ -10621,7 +9644,6 @@
                 <w:bCs w:val="0"/>
               </w:rPr>
             </w:pPr>
-            <w:proofErr w:type="spellStart"/>
             <w:r>
               <w:rPr>
                 <w:b w:val="0"/>
@@ -10629,7 +9651,6 @@
               </w:rPr>
               <w:t>max_value</w:t>
             </w:r>
-            <w:proofErr w:type="spellEnd"/>
           </w:p>
         </w:tc>
         <w:tc>
@@ -10651,23 +9672,7 @@
     <w:p/>
     <w:p>
       <w:r>
-        <w:t xml:space="preserve">The experiment log output is the histogram </w:t>
-      </w:r>
-      <w:proofErr w:type="spellStart"/>
-      <w:r>
-        <w:t>min_count</w:t>
-      </w:r>
-      <w:proofErr w:type="spellEnd"/>
-      <w:r>
-        <w:t xml:space="preserve">, </w:t>
-      </w:r>
-      <w:proofErr w:type="spellStart"/>
-      <w:r>
-        <w:t>max_count</w:t>
-      </w:r>
-      <w:proofErr w:type="spellEnd"/>
-      <w:r>
-        <w:t>, mean, and standard deviation.</w:t>
+        <w:t>The experiment log output is the histogram min_count, max_count, mean, and standard deviation.</w:t>
       </w:r>
     </w:p>
     <w:p/>
@@ -10675,13 +9680,8 @@
       <w:pPr>
         <w:pStyle w:val="Heading3"/>
       </w:pPr>
-      <w:proofErr w:type="spellStart"/>
-      <w:r>
-        <w:t>hough</w:t>
-      </w:r>
-      <w:proofErr w:type="spellEnd"/>
-      <w:r>
-        <w:t>-accumulator-create Operator</w:t>
+      <w:r>
+        <w:t>hough-accumulator-create Operator</w:t>
       </w:r>
     </w:p>
     <w:p>
@@ -10698,7 +9698,7 @@
         <w:fldChar w:fldCharType="separate"/>
       </w:r>
       <w:r>
-        <w:t>9.3</w:t>
+        <w:t>7.3</w:t>
       </w:r>
       <w:r>
         <w:fldChar w:fldCharType="end"/>
@@ -10897,15 +9897,7 @@
               <w:cnfStyle w:val="000000000000" w:firstRow="0" w:lastRow="0" w:firstColumn="0" w:lastColumn="0" w:oddVBand="0" w:evenVBand="0" w:oddHBand="0" w:evenHBand="0" w:firstRowFirstColumn="0" w:firstRowLastColumn="0" w:lastRowFirstColumn="0" w:lastRowLastColumn="0"/>
             </w:pPr>
             <w:r>
-              <w:t>“</w:t>
-            </w:r>
-            <w:proofErr w:type="spellStart"/>
-            <w:r>
-              <w:t>hough</w:t>
-            </w:r>
-            <w:proofErr w:type="spellEnd"/>
-            <w:r>
-              <w:t>”</w:t>
+              <w:t>“hough”</w:t>
             </w:r>
           </w:p>
         </w:tc>
@@ -10945,15 +9937,7 @@
     </w:p>
     <w:p>
       <w:r>
-        <w:t>“</w:t>
-      </w:r>
-      <w:proofErr w:type="spellStart"/>
-      <w:r>
-        <w:t>theta_inc</w:t>
-      </w:r>
-      <w:proofErr w:type="spellEnd"/>
-      <w:r>
-        <w:t>”: “</w:t>
+        <w:t>“theta_inc”: “</w:t>
       </w:r>
       <w:r>
         <w:rPr>
@@ -10978,28 +9962,15 @@
         <w:t>degrees</w:t>
       </w:r>
       <w:r>
-        <w:t xml:space="preserve">” is the increment for the Hough accumulator angle. The number of angles are 180 / </w:t>
-      </w:r>
-      <w:proofErr w:type="spellStart"/>
-      <w:r>
-        <w:t>theta_inc</w:t>
-      </w:r>
-      <w:proofErr w:type="spellEnd"/>
-      <w:r>
-        <w:t>.</w:t>
+        <w:t>” is the increment for the Hough accumulator angle. The number of angles are 180 / theta_inc.</w:t>
       </w:r>
     </w:p>
     <w:p>
       <w:pPr>
         <w:pStyle w:val="Heading3"/>
       </w:pPr>
-      <w:proofErr w:type="spellStart"/>
-      <w:r>
-        <w:t>hough</w:t>
-      </w:r>
-      <w:proofErr w:type="spellEnd"/>
-      <w:r>
-        <w:t>-draw-line Operator</w:t>
+      <w:r>
+        <w:t>hough-draw-line Operator</w:t>
       </w:r>
     </w:p>
     <w:p>
@@ -11230,6 +10201,7 @@
     <w:p/>
     <w:p>
       <w:r>
+        <w:lastRenderedPageBreak/>
         <w:t>The parameters to the draw Hough line operator are:</w:t>
       </w:r>
     </w:p>
@@ -11288,11 +10260,9 @@
             <w:tcW w:w="1294" w:type="dxa"/>
           </w:tcPr>
           <w:p>
-            <w:proofErr w:type="spellStart"/>
             <w:r>
               <w:t>theta_inc</w:t>
             </w:r>
-            <w:proofErr w:type="spellEnd"/>
           </w:p>
         </w:tc>
         <w:tc>
@@ -11324,7 +10294,6 @@
                 <w:bCs w:val="0"/>
               </w:rPr>
             </w:pPr>
-            <w:proofErr w:type="spellStart"/>
             <w:r>
               <w:rPr>
                 <w:b w:val="0"/>
@@ -11332,7 +10301,6 @@
               </w:rPr>
               <w:t>min_value</w:t>
             </w:r>
-            <w:proofErr w:type="spellEnd"/>
           </w:p>
         </w:tc>
         <w:tc>
@@ -11345,15 +10313,7 @@
               <w:cnfStyle w:val="000000000000" w:firstRow="0" w:lastRow="0" w:firstColumn="0" w:lastColumn="0" w:oddVBand="0" w:evenVBand="0" w:oddHBand="0" w:evenHBand="0" w:firstRowFirstColumn="0" w:firstRowLastColumn="0" w:lastRowFirstColumn="0" w:lastRowLastColumn="0"/>
             </w:pPr>
             <w:r>
-              <w:t xml:space="preserve">For conversion of input binary images to JPEG output images, the minimum pixel value of the input image that maps to 0 in the output </w:t>
-            </w:r>
-            <w:proofErr w:type="spellStart"/>
-            <w:r>
-              <w:t>CV_8U</w:t>
-            </w:r>
-            <w:proofErr w:type="spellEnd"/>
-            <w:r>
-              <w:t xml:space="preserve"> JPEG image. Defaults to the minimum pixel value in the input image if omitted.</w:t>
+              <w:t>For conversion of input binary images to JPEG output images, the minimum pixel value of the input image that maps to 0 in the output CV_8U JPEG image. Defaults to the minimum pixel value in the input image if omitted.</w:t>
             </w:r>
           </w:p>
         </w:tc>
@@ -11375,16 +10335,13 @@
                 <w:bCs w:val="0"/>
               </w:rPr>
             </w:pPr>
-            <w:proofErr w:type="spellStart"/>
             <w:r>
               <w:rPr>
                 <w:b w:val="0"/>
                 <w:bCs w:val="0"/>
               </w:rPr>
-              <w:lastRenderedPageBreak/>
               <w:t>max_value</w:t>
             </w:r>
-            <w:proofErr w:type="spellEnd"/>
           </w:p>
         </w:tc>
         <w:tc>
@@ -11397,15 +10354,7 @@
               <w:cnfStyle w:val="000000100000" w:firstRow="0" w:lastRow="0" w:firstColumn="0" w:lastColumn="0" w:oddVBand="0" w:evenVBand="0" w:oddHBand="1" w:evenHBand="0" w:firstRowFirstColumn="0" w:firstRowLastColumn="0" w:lastRowFirstColumn="0" w:lastRowLastColumn="0"/>
             </w:pPr>
             <w:r>
-              <w:t xml:space="preserve">For conversion of input binary images to JPEG output images, the maximum pixel value of the input image that maps to 255 in the output </w:t>
-            </w:r>
-            <w:proofErr w:type="spellStart"/>
-            <w:r>
-              <w:t>CV_8U</w:t>
-            </w:r>
-            <w:proofErr w:type="spellEnd"/>
-            <w:r>
-              <w:t xml:space="preserve"> JPEG image. Defaults to the maximum pixel value in the input image if omitted.</w:t>
+              <w:t>For conversion of input binary images to JPEG output images, the maximum pixel value of the input image that maps to 255 in the output CV_8U JPEG image. Defaults to the maximum pixel value in the input image if omitted.</w:t>
             </w:r>
           </w:p>
         </w:tc>
@@ -11414,39 +10363,7 @@
     <w:p/>
     <w:p>
       <w:r>
-        <w:t xml:space="preserve">The experiment log output is the Hough accumulator </w:t>
-      </w:r>
-      <w:proofErr w:type="spellStart"/>
-      <w:r>
-        <w:t>nthetas</w:t>
-      </w:r>
-      <w:proofErr w:type="spellEnd"/>
-      <w:r>
-        <w:t xml:space="preserve">, </w:t>
-      </w:r>
-      <w:proofErr w:type="spellStart"/>
-      <w:r>
-        <w:t>max_rho</w:t>
-      </w:r>
-      <w:proofErr w:type="spellEnd"/>
-      <w:r>
-        <w:t xml:space="preserve">, </w:t>
-      </w:r>
-      <w:proofErr w:type="spellStart"/>
-      <w:r>
-        <w:t>min_count</w:t>
-      </w:r>
-      <w:proofErr w:type="spellEnd"/>
-      <w:r>
-        <w:t xml:space="preserve"> and </w:t>
-      </w:r>
-      <w:proofErr w:type="spellStart"/>
-      <w:r>
-        <w:t>max_count</w:t>
-      </w:r>
-      <w:proofErr w:type="spellEnd"/>
-      <w:r>
-        <w:t>.</w:t>
+        <w:t>The experiment log output is the Hough accumulator nthetas, max_rho, min_count and max_count.</w:t>
       </w:r>
     </w:p>
     <w:p>
@@ -11469,7 +10386,6 @@
       <w:r>
         <w:t xml:space="preserve">if input value &lt; </w:t>
       </w:r>
-      <w:proofErr w:type="spellStart"/>
       <w:r>
         <w:rPr>
           <w:rFonts w:eastAsia="Times New Roman" w:cs="Arial"/>
@@ -11477,7 +10393,6 @@
         </w:rPr>
         <w:t>lower_in</w:t>
       </w:r>
-      <w:proofErr w:type="spellEnd"/>
     </w:p>
     <w:p>
       <w:pPr>
@@ -11485,13 +10400,8 @@
         <w:ind w:firstLine="720"/>
       </w:pPr>
       <w:r>
-        <w:t xml:space="preserve">output value = </w:t>
-      </w:r>
-      <w:proofErr w:type="spellStart"/>
-      <w:r>
-        <w:t>lower_out</w:t>
-      </w:r>
-      <w:proofErr w:type="spellEnd"/>
+        <w:t>output value = lower_out</w:t>
+      </w:r>
     </w:p>
     <w:p>
       <w:pPr>
@@ -11500,7 +10410,6 @@
       <w:r>
         <w:t xml:space="preserve">else if input value &gt;= </w:t>
       </w:r>
-      <w:proofErr w:type="spellStart"/>
       <w:r>
         <w:rPr>
           <w:rFonts w:eastAsia="Times New Roman" w:cs="Arial"/>
@@ -11508,7 +10417,6 @@
         </w:rPr>
         <w:t>upper_in</w:t>
       </w:r>
-      <w:proofErr w:type="spellEnd"/>
     </w:p>
     <w:p>
       <w:pPr>
@@ -11516,13 +10424,8 @@
       </w:pPr>
       <w:r>
         <w:tab/>
-        <w:t xml:space="preserve">output value = </w:t>
-      </w:r>
-      <w:proofErr w:type="spellStart"/>
-      <w:r>
-        <w:t>upper_out</w:t>
-      </w:r>
-      <w:proofErr w:type="spellEnd"/>
+        <w:t>output value = upper_out</w:t>
+      </w:r>
     </w:p>
     <w:p>
       <w:pPr>
@@ -11554,17 +10457,8 @@
       </w:r>
       <w:r>
         <w:tab/>
-        <w:t xml:space="preserve"> </w:t>
-      </w:r>
-      <w:proofErr w:type="spellStart"/>
-      <w:r>
-        <w:t>lower_out</w:t>
-      </w:r>
-      <w:proofErr w:type="spellEnd"/>
-      <w:r>
-        <w:t xml:space="preserve"> + (input value - </w:t>
-      </w:r>
-      <w:proofErr w:type="spellStart"/>
+        <w:t xml:space="preserve"> lower_out + (input value - </w:t>
+      </w:r>
       <w:r>
         <w:rPr>
           <w:rFonts w:eastAsia="Times New Roman" w:cs="Arial"/>
@@ -11572,19 +10466,9 @@
         </w:rPr>
         <w:t>lower_in</w:t>
       </w:r>
-      <w:proofErr w:type="spellEnd"/>
-      <w:r>
-        <w:t>)  (</w:t>
-      </w:r>
-      <w:proofErr w:type="spellStart"/>
-      <w:r>
-        <w:t>upper_out</w:t>
-      </w:r>
-      <w:proofErr w:type="spellEnd"/>
-      <w:r>
-        <w:t xml:space="preserve"> - </w:t>
-      </w:r>
-      <w:proofErr w:type="spellStart"/>
+      <w:r>
+        <w:t xml:space="preserve">)  (upper_out - </w:t>
+      </w:r>
       <w:r>
         <w:rPr>
           <w:rFonts w:eastAsia="Times New Roman" w:cs="Arial"/>
@@ -11592,19 +10476,9 @@
         </w:rPr>
         <w:t>upper_in</w:t>
       </w:r>
-      <w:proofErr w:type="spellEnd"/>
-      <w:r>
-        <w:t>) / (</w:t>
-      </w:r>
-      <w:proofErr w:type="spellStart"/>
-      <w:r>
-        <w:t>lower_out</w:t>
-      </w:r>
-      <w:proofErr w:type="spellEnd"/>
-      <w:r>
-        <w:t xml:space="preserve"> - </w:t>
-      </w:r>
-      <w:proofErr w:type="spellStart"/>
+      <w:r>
+        <w:t xml:space="preserve">) / (lower_out - </w:t>
+      </w:r>
       <w:r>
         <w:rPr>
           <w:rFonts w:eastAsia="Times New Roman" w:cs="Arial"/>
@@ -11612,7 +10486,6 @@
         </w:rPr>
         <w:t>lower_in</w:t>
       </w:r>
-      <w:proofErr w:type="spellEnd"/>
       <w:r>
         <w:t>)</w:t>
       </w:r>
@@ -11620,39 +10493,7 @@
     <w:p/>
     <w:p>
       <w:r>
-        <w:t xml:space="preserve">This operator can threshold images by specifying </w:t>
-      </w:r>
-      <w:proofErr w:type="spellStart"/>
-      <w:r>
-        <w:t>lower_in</w:t>
-      </w:r>
-      <w:proofErr w:type="spellEnd"/>
-      <w:r>
-        <w:t xml:space="preserve"> = </w:t>
-      </w:r>
-      <w:proofErr w:type="spellStart"/>
-      <w:r>
-        <w:t>upper_in</w:t>
-      </w:r>
-      <w:proofErr w:type="spellEnd"/>
-      <w:r>
-        <w:t xml:space="preserve"> = threshold value. </w:t>
-      </w:r>
-      <w:proofErr w:type="spellStart"/>
-      <w:r>
-        <w:t>Lower_out</w:t>
-      </w:r>
-      <w:proofErr w:type="spellEnd"/>
-      <w:r>
-        <w:t xml:space="preserve"> then is the output pixel value for input pixel values &lt; threshold, and </w:t>
-      </w:r>
-      <w:proofErr w:type="spellStart"/>
-      <w:r>
-        <w:t>upper_out</w:t>
-      </w:r>
-      <w:proofErr w:type="spellEnd"/>
-      <w:r>
-        <w:t xml:space="preserve"> is the output pixel value for input pixel values &gt;= threshold. </w:t>
+        <w:t xml:space="preserve">This operator can threshold images by specifying lower_in = upper_in = threshold value. Lower_out then is the output pixel value for input pixel values &lt; threshold, and upper_out is the output pixel value for input pixel values &gt;= threshold. </w:t>
       </w:r>
     </w:p>
     <w:p>
@@ -11934,11 +10775,9 @@
             <w:tcW w:w="0" w:type="auto"/>
           </w:tcPr>
           <w:p>
-            <w:proofErr w:type="spellStart"/>
             <w:r>
               <w:t>lower_in</w:t>
             </w:r>
-            <w:proofErr w:type="spellEnd"/>
           </w:p>
         </w:tc>
         <w:tc>
@@ -11963,11 +10802,9 @@
             <w:tcW w:w="0" w:type="auto"/>
           </w:tcPr>
           <w:p>
-            <w:proofErr w:type="spellStart"/>
             <w:r>
               <w:t>upper_in</w:t>
             </w:r>
-            <w:proofErr w:type="spellEnd"/>
           </w:p>
         </w:tc>
         <w:tc>
@@ -11995,11 +10832,9 @@
             <w:tcW w:w="0" w:type="auto"/>
           </w:tcPr>
           <w:p>
-            <w:proofErr w:type="spellStart"/>
             <w:r>
               <w:t>lower_out</w:t>
             </w:r>
-            <w:proofErr w:type="spellEnd"/>
           </w:p>
         </w:tc>
         <w:tc>
@@ -12024,11 +10859,9 @@
             <w:tcW w:w="0" w:type="auto"/>
           </w:tcPr>
           <w:p>
-            <w:proofErr w:type="spellStart"/>
             <w:r>
               <w:t>upper_out</w:t>
             </w:r>
-            <w:proofErr w:type="spellEnd"/>
           </w:p>
         </w:tc>
         <w:tc>
@@ -12057,6 +10890,7 @@
         <w:pStyle w:val="Heading3"/>
       </w:pPr>
       <w:r>
+        <w:lastRenderedPageBreak/>
         <w:t>transform-image-copy Operator</w:t>
       </w:r>
     </w:p>
@@ -12164,7 +10998,6 @@
           </w:tcPr>
           <w:p>
             <w:r>
-              <w:lastRenderedPageBreak/>
               <w:t>Input Image</w:t>
             </w:r>
           </w:p>
@@ -12206,23 +11039,7 @@
                 <w:sz w:val="20"/>
                 <w:szCs w:val="20"/>
               </w:rPr>
-              <w:t xml:space="preserve">Copy the input image to the component of the output image specified by the </w:t>
-            </w:r>
-            <w:proofErr w:type="spellStart"/>
-            <w:r>
-              <w:rPr>
-                <w:sz w:val="20"/>
-                <w:szCs w:val="20"/>
-              </w:rPr>
-              <w:t>out_component</w:t>
-            </w:r>
-            <w:proofErr w:type="spellEnd"/>
-            <w:r>
-              <w:rPr>
-                <w:sz w:val="20"/>
-                <w:szCs w:val="20"/>
-              </w:rPr>
-              <w:t xml:space="preserve"> parameter. </w:t>
+              <w:t xml:space="preserve">Copy the input image to the component of the output image specified by the out_component parameter. </w:t>
             </w:r>
           </w:p>
           <w:p>
@@ -12238,23 +11055,7 @@
                 <w:sz w:val="20"/>
                 <w:szCs w:val="20"/>
               </w:rPr>
-              <w:t xml:space="preserve">Copy the image to the first component of the output image if the </w:t>
-            </w:r>
-            <w:proofErr w:type="spellStart"/>
-            <w:r>
-              <w:rPr>
-                <w:sz w:val="20"/>
-                <w:szCs w:val="20"/>
-              </w:rPr>
-              <w:t>out_component</w:t>
-            </w:r>
-            <w:proofErr w:type="spellEnd"/>
-            <w:r>
-              <w:rPr>
-                <w:sz w:val="20"/>
-                <w:szCs w:val="20"/>
-              </w:rPr>
-              <w:t xml:space="preserve"> parameter is omitted.</w:t>
+              <w:t>Copy the image to the first component of the output image if the out_component parameter is omitted.</w:t>
             </w:r>
           </w:p>
         </w:tc>
@@ -12294,23 +11095,7 @@
                 <w:sz w:val="20"/>
                 <w:szCs w:val="20"/>
               </w:rPr>
-              <w:t xml:space="preserve">Copy the component of the input image to the output image specified by the </w:t>
-            </w:r>
-            <w:proofErr w:type="spellStart"/>
-            <w:r>
-              <w:rPr>
-                <w:sz w:val="20"/>
-                <w:szCs w:val="20"/>
-              </w:rPr>
-              <w:t>in_component</w:t>
-            </w:r>
-            <w:proofErr w:type="spellEnd"/>
-            <w:r>
-              <w:rPr>
-                <w:sz w:val="20"/>
-                <w:szCs w:val="20"/>
-              </w:rPr>
-              <w:t xml:space="preserve"> parameter. </w:t>
+              <w:t xml:space="preserve">Copy the component of the input image to the output image specified by the in_component parameter. </w:t>
             </w:r>
           </w:p>
           <w:p>
@@ -12326,49 +11111,17 @@
                 <w:sz w:val="20"/>
                 <w:szCs w:val="20"/>
               </w:rPr>
-              <w:t xml:space="preserve">Copy the first component if the </w:t>
-            </w:r>
-            <w:proofErr w:type="spellStart"/>
-            <w:r>
-              <w:rPr>
-                <w:sz w:val="20"/>
-                <w:szCs w:val="20"/>
-              </w:rPr>
-              <w:t>in_component</w:t>
-            </w:r>
-            <w:proofErr w:type="spellEnd"/>
-            <w:r>
-              <w:rPr>
-                <w:sz w:val="20"/>
-                <w:szCs w:val="20"/>
-              </w:rPr>
-              <w:t xml:space="preserve"> parameter is omitted.</w:t>
-            </w:r>
-          </w:p>
-        </w:tc>
-        <w:tc>
-          <w:tcPr>
-            <w:tcW w:w="0" w:type="auto"/>
-          </w:tcPr>
-          <w:p>
-            <w:r>
-              <w:t xml:space="preserve">Copy from the input image to the output image. There are several variations depending whether the </w:t>
-            </w:r>
-            <w:proofErr w:type="spellStart"/>
-            <w:r>
-              <w:t>in_component</w:t>
-            </w:r>
-            <w:proofErr w:type="spellEnd"/>
-            <w:r>
-              <w:t xml:space="preserve"> or </w:t>
-            </w:r>
-            <w:proofErr w:type="spellStart"/>
-            <w:r>
-              <w:t>out_component</w:t>
-            </w:r>
-            <w:proofErr w:type="spellEnd"/>
-            <w:r>
-              <w:t xml:space="preserve"> parameters are specified.</w:t>
+              <w:t>Copy the first component if the in_component parameter is omitted.</w:t>
+            </w:r>
+          </w:p>
+        </w:tc>
+        <w:tc>
+          <w:tcPr>
+            <w:tcW w:w="0" w:type="auto"/>
+          </w:tcPr>
+          <w:p>
+            <w:r>
+              <w:t>Copy from the input image to the output image. There are several variations depending whether the in_component or out_component parameters are specified.</w:t>
             </w:r>
           </w:p>
         </w:tc>
@@ -12437,13 +11190,8 @@
               <w:keepNext/>
               <w:jc w:val="center"/>
             </w:pPr>
-            <w:proofErr w:type="spellStart"/>
-            <w:r>
-              <w:t>out_component</w:t>
-            </w:r>
-            <w:proofErr w:type="spellEnd"/>
-            <w:r>
-              <w:t xml:space="preserve"> parameter</w:t>
+            <w:r>
+              <w:t>out_component parameter</w:t>
             </w:r>
           </w:p>
         </w:tc>
@@ -12521,13 +11269,8 @@
             <w:pPr>
               <w:keepNext/>
             </w:pPr>
-            <w:proofErr w:type="spellStart"/>
-            <w:r>
-              <w:t>in_component</w:t>
-            </w:r>
-            <w:proofErr w:type="spellEnd"/>
-            <w:r>
-              <w:t xml:space="preserve"> parameter</w:t>
+            <w:r>
+              <w:t>in_component parameter</w:t>
             </w:r>
           </w:p>
         </w:tc>
@@ -12553,23 +11296,7 @@
               <w:keepNext/>
             </w:pPr>
             <w:r>
-              <w:t xml:space="preserve">Copy the </w:t>
-            </w:r>
-            <w:proofErr w:type="spellStart"/>
-            <w:r>
-              <w:t>in_component</w:t>
-            </w:r>
-            <w:proofErr w:type="spellEnd"/>
-            <w:r>
-              <w:t xml:space="preserve"> component from the input image to the </w:t>
-            </w:r>
-            <w:proofErr w:type="spellStart"/>
-            <w:r>
-              <w:t>out_component</w:t>
-            </w:r>
-            <w:proofErr w:type="spellEnd"/>
-            <w:r>
-              <w:t xml:space="preserve"> component of the output image</w:t>
+              <w:t>Copy the in_component component from the input image to the out_component component of the output image</w:t>
             </w:r>
           </w:p>
         </w:tc>
@@ -12582,23 +11309,7 @@
               <w:keepNext/>
             </w:pPr>
             <w:r>
-              <w:t xml:space="preserve">Copy the </w:t>
-            </w:r>
-            <w:proofErr w:type="spellStart"/>
-            <w:r>
-              <w:t>in_component</w:t>
-            </w:r>
-            <w:proofErr w:type="spellEnd"/>
-            <w:r>
-              <w:t xml:space="preserve"> component from the input image to the </w:t>
-            </w:r>
-            <w:proofErr w:type="spellStart"/>
-            <w:r>
-              <w:t>in_component</w:t>
-            </w:r>
-            <w:proofErr w:type="spellEnd"/>
-            <w:r>
-              <w:t xml:space="preserve"> component of the output image</w:t>
+              <w:t>Copy the in_component component from the input image to the in_component component of the output image</w:t>
             </w:r>
           </w:p>
         </w:tc>
@@ -12640,23 +11351,7 @@
               <w:keepNext/>
             </w:pPr>
             <w:r>
-              <w:t xml:space="preserve">Copy the </w:t>
-            </w:r>
-            <w:proofErr w:type="spellStart"/>
-            <w:r>
-              <w:t>out_component</w:t>
-            </w:r>
-            <w:proofErr w:type="spellEnd"/>
-            <w:r>
-              <w:t xml:space="preserve"> component from the input image to the </w:t>
-            </w:r>
-            <w:proofErr w:type="spellStart"/>
-            <w:r>
-              <w:t>out_component</w:t>
-            </w:r>
-            <w:proofErr w:type="spellEnd"/>
-            <w:r>
-              <w:t xml:space="preserve"> component of the output image</w:t>
+              <w:t>Copy the out_component component from the input image to the out_component component of the output image</w:t>
             </w:r>
           </w:p>
         </w:tc>
@@ -12734,11 +11429,9 @@
             <w:tcW w:w="0" w:type="auto"/>
           </w:tcPr>
           <w:p>
-            <w:proofErr w:type="spellStart"/>
             <w:r>
               <w:t>in_component</w:t>
             </w:r>
-            <w:proofErr w:type="spellEnd"/>
           </w:p>
         </w:tc>
         <w:tc>
@@ -12763,11 +11456,9 @@
             <w:tcW w:w="0" w:type="auto"/>
           </w:tcPr>
           <w:p>
-            <w:proofErr w:type="spellStart"/>
             <w:r>
               <w:t>out_component</w:t>
             </w:r>
-            <w:proofErr w:type="spellEnd"/>
           </w:p>
         </w:tc>
         <w:tc>
@@ -15628,6 +14319,119 @@
     </w:lvl>
   </w:abstractNum>
   <w:abstractNum w:abstractNumId="21" w15:restartNumberingAfterBreak="0">
+    <w:nsid w:val="78036FDF"/>
+    <w:multiLevelType w:val="hybridMultilevel"/>
+    <w:tmpl w:val="147C3E38"/>
+    <w:lvl w:ilvl="0" w:tplc="04090001">
+      <w:start w:val="1"/>
+      <w:numFmt w:val="bullet"/>
+      <w:lvlText w:val=""/>
+      <w:lvlJc w:val="left"/>
+      <w:pPr>
+        <w:ind w:left="720" w:hanging="360"/>
+      </w:pPr>
+      <w:rPr>
+        <w:rFonts w:ascii="Symbol" w:hAnsi="Symbol" w:hint="default"/>
+      </w:rPr>
+    </w:lvl>
+    <w:lvl w:ilvl="1" w:tplc="04090003" w:tentative="1">
+      <w:start w:val="1"/>
+      <w:numFmt w:val="bullet"/>
+      <w:lvlText w:val="o"/>
+      <w:lvlJc w:val="left"/>
+      <w:pPr>
+        <w:ind w:left="1440" w:hanging="360"/>
+      </w:pPr>
+      <w:rPr>
+        <w:rFonts w:ascii="Courier New" w:hAnsi="Courier New" w:cs="Courier New" w:hint="default"/>
+      </w:rPr>
+    </w:lvl>
+    <w:lvl w:ilvl="2" w:tplc="04090005" w:tentative="1">
+      <w:start w:val="1"/>
+      <w:numFmt w:val="bullet"/>
+      <w:lvlText w:val=""/>
+      <w:lvlJc w:val="left"/>
+      <w:pPr>
+        <w:ind w:left="2160" w:hanging="360"/>
+      </w:pPr>
+      <w:rPr>
+        <w:rFonts w:ascii="Wingdings" w:hAnsi="Wingdings" w:hint="default"/>
+      </w:rPr>
+    </w:lvl>
+    <w:lvl w:ilvl="3" w:tplc="04090001" w:tentative="1">
+      <w:start w:val="1"/>
+      <w:numFmt w:val="bullet"/>
+      <w:lvlText w:val=""/>
+      <w:lvlJc w:val="left"/>
+      <w:pPr>
+        <w:ind w:left="2880" w:hanging="360"/>
+      </w:pPr>
+      <w:rPr>
+        <w:rFonts w:ascii="Symbol" w:hAnsi="Symbol" w:hint="default"/>
+      </w:rPr>
+    </w:lvl>
+    <w:lvl w:ilvl="4" w:tplc="04090003" w:tentative="1">
+      <w:start w:val="1"/>
+      <w:numFmt w:val="bullet"/>
+      <w:lvlText w:val="o"/>
+      <w:lvlJc w:val="left"/>
+      <w:pPr>
+        <w:ind w:left="3600" w:hanging="360"/>
+      </w:pPr>
+      <w:rPr>
+        <w:rFonts w:ascii="Courier New" w:hAnsi="Courier New" w:cs="Courier New" w:hint="default"/>
+      </w:rPr>
+    </w:lvl>
+    <w:lvl w:ilvl="5" w:tplc="04090005" w:tentative="1">
+      <w:start w:val="1"/>
+      <w:numFmt w:val="bullet"/>
+      <w:lvlText w:val=""/>
+      <w:lvlJc w:val="left"/>
+      <w:pPr>
+        <w:ind w:left="4320" w:hanging="360"/>
+      </w:pPr>
+      <w:rPr>
+        <w:rFonts w:ascii="Wingdings" w:hAnsi="Wingdings" w:hint="default"/>
+      </w:rPr>
+    </w:lvl>
+    <w:lvl w:ilvl="6" w:tplc="04090001" w:tentative="1">
+      <w:start w:val="1"/>
+      <w:numFmt w:val="bullet"/>
+      <w:lvlText w:val=""/>
+      <w:lvlJc w:val="left"/>
+      <w:pPr>
+        <w:ind w:left="5040" w:hanging="360"/>
+      </w:pPr>
+      <w:rPr>
+        <w:rFonts w:ascii="Symbol" w:hAnsi="Symbol" w:hint="default"/>
+      </w:rPr>
+    </w:lvl>
+    <w:lvl w:ilvl="7" w:tplc="04090003" w:tentative="1">
+      <w:start w:val="1"/>
+      <w:numFmt w:val="bullet"/>
+      <w:lvlText w:val="o"/>
+      <w:lvlJc w:val="left"/>
+      <w:pPr>
+        <w:ind w:left="5760" w:hanging="360"/>
+      </w:pPr>
+      <w:rPr>
+        <w:rFonts w:ascii="Courier New" w:hAnsi="Courier New" w:cs="Courier New" w:hint="default"/>
+      </w:rPr>
+    </w:lvl>
+    <w:lvl w:ilvl="8" w:tplc="04090005" w:tentative="1">
+      <w:start w:val="1"/>
+      <w:numFmt w:val="bullet"/>
+      <w:lvlText w:val=""/>
+      <w:lvlJc w:val="left"/>
+      <w:pPr>
+        <w:ind w:left="6480" w:hanging="360"/>
+      </w:pPr>
+      <w:rPr>
+        <w:rFonts w:ascii="Wingdings" w:hAnsi="Wingdings" w:hint="default"/>
+      </w:rPr>
+    </w:lvl>
+  </w:abstractNum>
+  <w:abstractNum w:abstractNumId="22" w15:restartNumberingAfterBreak="0">
     <w:nsid w:val="788134B7"/>
     <w:multiLevelType w:val="multilevel"/>
     <w:tmpl w:val="09D6DBE8"/>
@@ -15776,7 +14580,7 @@
       </w:rPr>
     </w:lvl>
   </w:abstractNum>
-  <w:abstractNum w:abstractNumId="22" w15:restartNumberingAfterBreak="0">
+  <w:abstractNum w:abstractNumId="23" w15:restartNumberingAfterBreak="0">
     <w:nsid w:val="7A7363B7"/>
     <w:multiLevelType w:val="hybridMultilevel"/>
     <w:tmpl w:val="3E20B930"/>
@@ -15889,7 +14693,7 @@
       </w:rPr>
     </w:lvl>
   </w:abstractNum>
-  <w:abstractNum w:abstractNumId="23" w15:restartNumberingAfterBreak="0">
+  <w:abstractNum w:abstractNumId="24" w15:restartNumberingAfterBreak="0">
     <w:nsid w:val="7EA272B7"/>
     <w:multiLevelType w:val="multilevel"/>
     <w:tmpl w:val="74764F84"/>
@@ -16054,7 +14858,7 @@
     <w:abstractNumId w:val="1"/>
   </w:num>
   <w:num w:numId="6" w16cid:durableId="184246392">
-    <w:abstractNumId w:val="23"/>
+    <w:abstractNumId w:val="24"/>
   </w:num>
   <w:num w:numId="7" w16cid:durableId="1160776178">
     <w:abstractNumId w:val="17"/>
@@ -16066,7 +14870,7 @@
     <w:abstractNumId w:val="5"/>
   </w:num>
   <w:num w:numId="10" w16cid:durableId="1777870936">
-    <w:abstractNumId w:val="21"/>
+    <w:abstractNumId w:val="22"/>
   </w:num>
   <w:num w:numId="11" w16cid:durableId="833449146">
     <w:abstractNumId w:val="18"/>
@@ -16090,7 +14894,7 @@
     <w:abstractNumId w:val="2"/>
   </w:num>
   <w:num w:numId="18" w16cid:durableId="2116553210">
-    <w:abstractNumId w:val="22"/>
+    <w:abstractNumId w:val="23"/>
   </w:num>
   <w:num w:numId="19" w16cid:durableId="1598557645">
     <w:abstractNumId w:val="11"/>
@@ -16109,6 +14913,9 @@
   </w:num>
   <w:num w:numId="24" w16cid:durableId="1507162310">
     <w:abstractNumId w:val="3"/>
+  </w:num>
+  <w:num w:numId="25" w16cid:durableId="1415978935">
+    <w:abstractNumId w:val="21"/>
   </w:num>
 </w:numbering>
 </file>
